--- a/插件详细手册/关于使用条款与商用说明.docx
+++ b/插件详细手册/关于使用条款与商用说明.docx
@@ -1,6 +1,6 @@
 
 <file path=word/document.xml><?xml version="1.0" encoding="utf-8"?>
-<w:document xmlns:wpc="http://schemas.microsoft.com/office/word/2010/wordprocessingCanvas" xmlns:cx="http://schemas.microsoft.com/office/drawing/2014/chartex" xmlns:cx1="http://schemas.microsoft.com/office/drawing/2015/9/8/chartex" xmlns:cx2="http://schemas.microsoft.com/office/drawing/2015/10/21/chartex" xmlns:cx3="http://schemas.microsoft.com/office/drawing/2016/5/9/chartex" xmlns:cx4="http://schemas.microsoft.com/office/drawing/2016/5/10/chartex" xmlns:cx5="http://schemas.microsoft.com/office/drawing/2016/5/11/chartex" xmlns:cx6="http://schemas.microsoft.com/office/drawing/2016/5/12/chartex" xmlns:cx7="http://schemas.microsoft.com/office/drawing/2016/5/13/chartex" xmlns:cx8="http://schemas.microsoft.com/office/drawing/2016/5/14/chartex" xmlns:mc="http://schemas.openxmlformats.org/markup-compatibility/2006" xmlns:aink="http://schemas.microsoft.com/office/drawing/2016/ink" xmlns:am3d="http://schemas.microsoft.com/office/drawing/2017/model3d" xmlns:o="urn:schemas-microsoft-com:office:office" xmlns:oel="http://schemas.microsoft.com/office/2019/extlst" xmlns:r="http://schemas.openxmlformats.org/officeDocument/2006/relationships" xmlns:m="http://schemas.openxmlformats.org/officeDocument/2006/math" xmlns:v="urn:schemas-microsoft-com:vml" xmlns:wp14="http://schemas.microsoft.com/office/word/2010/wordprocessingDrawing" xmlns:wp="http://schemas.openxmlformats.org/drawingml/2006/wordprocessingDrawing" xmlns:w10="urn:schemas-microsoft-com:office:word" xmlns:w="http://schemas.openxmlformats.org/wordprocessingml/2006/main" xmlns:w14="http://schemas.microsoft.com/office/word/2010/wordml" xmlns:w15="http://schemas.microsoft.com/office/word/2012/wordml" xmlns:w16cex="http://schemas.microsoft.com/office/word/2018/wordml/cex" xmlns:w16cid="http://schemas.microsoft.com/office/word/2016/wordml/cid" xmlns:w16="http://schemas.microsoft.com/office/word/2018/wordml" xmlns:w16du="http://schemas.microsoft.com/office/word/2023/wordml/word16du" xmlns:w16sdtdh="http://schemas.microsoft.com/office/word/2020/wordml/sdtdatahash" xmlns:w16se="http://schemas.microsoft.com/office/word/2015/wordml/symex" xmlns:wpg="http://schemas.microsoft.com/office/word/2010/wordprocessingGroup" xmlns:wpi="http://schemas.microsoft.com/office/word/2010/wordprocessingInk" xmlns:wne="http://schemas.microsoft.com/office/word/2006/wordml" xmlns:wps="http://schemas.microsoft.com/office/word/2010/wordprocessingShape" mc:Ignorable="w14 w15 w16se w16cid w16 w16cex w16sdtdh w16du wp14">
+<w:document xmlns:wpc="http://schemas.microsoft.com/office/word/2010/wordprocessingCanvas" xmlns:cx="http://schemas.microsoft.com/office/drawing/2014/chartex" xmlns:cx1="http://schemas.microsoft.com/office/drawing/2015/9/8/chartex" xmlns:cx2="http://schemas.microsoft.com/office/drawing/2015/10/21/chartex" xmlns:cx3="http://schemas.microsoft.com/office/drawing/2016/5/9/chartex" xmlns:cx4="http://schemas.microsoft.com/office/drawing/2016/5/10/chartex" xmlns:cx5="http://schemas.microsoft.com/office/drawing/2016/5/11/chartex" xmlns:cx6="http://schemas.microsoft.com/office/drawing/2016/5/12/chartex" xmlns:cx7="http://schemas.microsoft.com/office/drawing/2016/5/13/chartex" xmlns:cx8="http://schemas.microsoft.com/office/drawing/2016/5/14/chartex" xmlns:mc="http://schemas.openxmlformats.org/markup-compatibility/2006" xmlns:aink="http://schemas.microsoft.com/office/drawing/2016/ink" xmlns:am3d="http://schemas.microsoft.com/office/drawing/2017/model3d" xmlns:o="urn:schemas-microsoft-com:office:office" xmlns:oel="http://schemas.microsoft.com/office/2019/extlst" xmlns:r="http://schemas.openxmlformats.org/officeDocument/2006/relationships" xmlns:m="http://schemas.openxmlformats.org/officeDocument/2006/math" xmlns:v="urn:schemas-microsoft-com:vml" xmlns:wp14="http://schemas.microsoft.com/office/word/2010/wordprocessingDrawing" xmlns:wp="http://schemas.openxmlformats.org/drawingml/2006/wordprocessingDrawing" xmlns:w10="urn:schemas-microsoft-com:office:word" xmlns:w="http://schemas.openxmlformats.org/wordprocessingml/2006/main" xmlns:w14="http://schemas.microsoft.com/office/word/2010/wordml" xmlns:w15="http://schemas.microsoft.com/office/word/2012/wordml" xmlns:w16cex="http://schemas.microsoft.com/office/word/2018/wordml/cex" xmlns:w16cid="http://schemas.microsoft.com/office/word/2016/wordml/cid" xmlns:w16="http://schemas.microsoft.com/office/word/2018/wordml" xmlns:w16du="http://schemas.microsoft.com/office/word/2023/wordml/word16du" xmlns:w16sdtdh="http://schemas.microsoft.com/office/word/2020/wordml/sdtdatahash" xmlns:w16sdtfl="http://schemas.microsoft.com/office/word/2024/wordml/sdtformatlock" xmlns:w16se="http://schemas.microsoft.com/office/word/2015/wordml/symex" xmlns:wpg="http://schemas.microsoft.com/office/word/2010/wordprocessingGroup" xmlns:wpi="http://schemas.microsoft.com/office/word/2010/wordprocessingInk" xmlns:wne="http://schemas.microsoft.com/office/word/2006/wordml" xmlns:wps="http://schemas.microsoft.com/office/word/2010/wordprocessingShape" mc:Ignorable="w14 w15 w16se w16cid w16 w16cex w16sdtdh w16sdtfl w16du wp14">
   <w:body>
     <w:p>
       <w:pPr>
@@ -328,6 +328,59 @@
         <w:widowControl/>
         <w:adjustRightInd w:val="0"/>
         <w:snapToGrid w:val="0"/>
+        <w:jc w:val="left"/>
+        <w:rPr>
+          <w:rFonts w:ascii="Tahoma" w:eastAsia="微软雅黑" w:hAnsi="Tahoma"/>
+          <w:kern w:val="0"/>
+          <w:sz w:val="22"/>
+        </w:rPr>
+      </w:pPr>
+      <w:r>
+        <w:rPr>
+          <w:rFonts w:ascii="Tahoma" w:eastAsia="微软雅黑" w:hAnsi="Tahoma" w:hint="eastAsia"/>
+          <w:kern w:val="0"/>
+          <w:sz w:val="22"/>
+        </w:rPr>
+        <w:t>mog</w:t>
+      </w:r>
+      <w:r>
+        <w:rPr>
+          <w:rFonts w:ascii="Tahoma" w:eastAsia="微软雅黑" w:hAnsi="Tahoma" w:hint="eastAsia"/>
+          <w:kern w:val="0"/>
+          <w:sz w:val="22"/>
+        </w:rPr>
+        <w:t>插件提供了</w:t>
+      </w:r>
+      <w:r>
+        <w:rPr>
+          <w:rFonts w:ascii="Tahoma" w:eastAsia="微软雅黑" w:hAnsi="Tahoma" w:hint="eastAsia"/>
+          <w:kern w:val="0"/>
+          <w:sz w:val="22"/>
+        </w:rPr>
+        <w:t>完整的插件示例工程，我在他基础上进行了修改</w:t>
+      </w:r>
+      <w:r>
+        <w:rPr>
+          <w:rFonts w:ascii="Tahoma" w:eastAsia="微软雅黑" w:hAnsi="Tahoma" w:hint="eastAsia"/>
+          <w:kern w:val="0"/>
+          <w:sz w:val="22"/>
+        </w:rPr>
+        <w:t>，并加了很多东西</w:t>
+      </w:r>
+      <w:r>
+        <w:rPr>
+          <w:rFonts w:ascii="Tahoma" w:eastAsia="微软雅黑" w:hAnsi="Tahoma" w:hint="eastAsia"/>
+          <w:kern w:val="0"/>
+          <w:sz w:val="22"/>
+        </w:rPr>
+        <w:t>。</w:t>
+      </w:r>
+    </w:p>
+    <w:p>
+      <w:pPr>
+        <w:widowControl/>
+        <w:adjustRightInd w:val="0"/>
+        <w:snapToGrid w:val="0"/>
         <w:spacing w:after="200"/>
         <w:jc w:val="left"/>
         <w:rPr>
@@ -336,46 +389,6 @@
           <w:sz w:val="22"/>
         </w:rPr>
       </w:pPr>
-      <w:r>
-        <w:rPr>
-          <w:rFonts w:ascii="Tahoma" w:eastAsia="微软雅黑" w:hAnsi="Tahoma" w:hint="eastAsia"/>
-          <w:kern w:val="0"/>
-          <w:sz w:val="22"/>
-        </w:rPr>
-        <w:t>mog</w:t>
-      </w:r>
-      <w:r>
-        <w:rPr>
-          <w:rFonts w:ascii="Tahoma" w:eastAsia="微软雅黑" w:hAnsi="Tahoma" w:hint="eastAsia"/>
-          <w:kern w:val="0"/>
-          <w:sz w:val="22"/>
-        </w:rPr>
-        <w:t>插件提供了</w:t>
-      </w:r>
-      <w:r>
-        <w:rPr>
-          <w:rFonts w:ascii="Tahoma" w:eastAsia="微软雅黑" w:hAnsi="Tahoma" w:hint="eastAsia"/>
-          <w:kern w:val="0"/>
-          <w:sz w:val="22"/>
-        </w:rPr>
-        <w:t>完整的插件示例工程，我在他基础上进行了修改</w:t>
-      </w:r>
-      <w:r>
-        <w:rPr>
-          <w:rFonts w:ascii="Tahoma" w:eastAsia="微软雅黑" w:hAnsi="Tahoma" w:hint="eastAsia"/>
-          <w:kern w:val="0"/>
-          <w:sz w:val="22"/>
-        </w:rPr>
-        <w:t>，并加了很多东西</w:t>
-      </w:r>
-      <w:r>
-        <w:rPr>
-          <w:rFonts w:ascii="Tahoma" w:eastAsia="微软雅黑" w:hAnsi="Tahoma" w:hint="eastAsia"/>
-          <w:kern w:val="0"/>
-          <w:sz w:val="22"/>
-        </w:rPr>
-        <w:t>。</w:t>
-      </w:r>
       <w:r>
         <w:rPr>
           <w:rFonts w:ascii="Tahoma" w:eastAsia="微软雅黑" w:hAnsi="Tahoma" w:hint="eastAsia"/>
@@ -697,18 +710,8 @@
                 <w:kern w:val="0"/>
                 <w:sz w:val="22"/>
               </w:rPr>
-              <w:t xml:space="preserve"> </w:t>
-            </w:r>
-            <w:proofErr w:type="spellStart"/>
-            <w:r>
-              <w:rPr>
-                <w:rFonts w:ascii="Tahoma" w:eastAsia="微软雅黑" w:hAnsi="Tahoma"/>
-                <w:kern w:val="0"/>
-                <w:sz w:val="22"/>
-              </w:rPr>
-              <w:t>Português</w:t>
-            </w:r>
-            <w:proofErr w:type="spellEnd"/>
+              <w:t xml:space="preserve"> Português</w:t>
+            </w:r>
           </w:p>
           <w:p>
             <w:pPr>
@@ -729,151 +732,7 @@
                 <w:kern w:val="0"/>
                 <w:sz w:val="22"/>
               </w:rPr>
-              <w:t xml:space="preserve">1 – </w:t>
-            </w:r>
-            <w:proofErr w:type="spellStart"/>
-            <w:r>
-              <w:rPr>
-                <w:rFonts w:ascii="Tahoma" w:eastAsia="微软雅黑" w:hAnsi="Tahoma"/>
-                <w:kern w:val="0"/>
-                <w:sz w:val="22"/>
-              </w:rPr>
-              <w:t>Os</w:t>
-            </w:r>
-            <w:proofErr w:type="spellEnd"/>
-            <w:r>
-              <w:rPr>
-                <w:rFonts w:ascii="Tahoma" w:eastAsia="微软雅黑" w:hAnsi="Tahoma"/>
-                <w:kern w:val="0"/>
-                <w:sz w:val="22"/>
-              </w:rPr>
-              <w:t xml:space="preserve"> scripts </w:t>
-            </w:r>
-            <w:proofErr w:type="spellStart"/>
-            <w:r>
-              <w:rPr>
-                <w:rFonts w:ascii="Tahoma" w:eastAsia="微软雅黑" w:hAnsi="Tahoma"/>
-                <w:kern w:val="0"/>
-                <w:sz w:val="22"/>
-              </w:rPr>
-              <w:t>são</w:t>
-            </w:r>
-            <w:proofErr w:type="spellEnd"/>
-            <w:r>
-              <w:rPr>
-                <w:rFonts w:ascii="Tahoma" w:eastAsia="微软雅黑" w:hAnsi="Tahoma"/>
-                <w:kern w:val="0"/>
-                <w:sz w:val="22"/>
-              </w:rPr>
-              <w:t xml:space="preserve"> para </w:t>
-            </w:r>
-            <w:proofErr w:type="spellStart"/>
-            <w:r>
-              <w:rPr>
-                <w:rFonts w:ascii="Tahoma" w:eastAsia="微软雅黑" w:hAnsi="Tahoma"/>
-                <w:kern w:val="0"/>
-                <w:sz w:val="22"/>
-              </w:rPr>
-              <w:t>uso</w:t>
-            </w:r>
-            <w:proofErr w:type="spellEnd"/>
-            <w:r>
-              <w:rPr>
-                <w:rFonts w:ascii="Tahoma" w:eastAsia="微软雅黑" w:hAnsi="Tahoma"/>
-                <w:kern w:val="0"/>
-                <w:sz w:val="22"/>
-              </w:rPr>
-              <w:t xml:space="preserve"> livre </w:t>
-            </w:r>
-            <w:proofErr w:type="spellStart"/>
-            <w:r>
-              <w:rPr>
-                <w:rFonts w:ascii="Tahoma" w:eastAsia="微软雅黑" w:hAnsi="Tahoma"/>
-                <w:kern w:val="0"/>
-                <w:sz w:val="22"/>
-              </w:rPr>
-              <w:t>em</w:t>
-            </w:r>
-            <w:proofErr w:type="spellEnd"/>
-            <w:r>
-              <w:rPr>
-                <w:rFonts w:ascii="Tahoma" w:eastAsia="微软雅黑" w:hAnsi="Tahoma"/>
-                <w:kern w:val="0"/>
-                <w:sz w:val="22"/>
-              </w:rPr>
-              <w:t xml:space="preserve"> </w:t>
-            </w:r>
-            <w:proofErr w:type="spellStart"/>
-            <w:r>
-              <w:rPr>
-                <w:rFonts w:ascii="Tahoma" w:eastAsia="微软雅黑" w:hAnsi="Tahoma"/>
-                <w:kern w:val="0"/>
-                <w:sz w:val="22"/>
-              </w:rPr>
-              <w:t>projetos</w:t>
-            </w:r>
-            <w:proofErr w:type="spellEnd"/>
-            <w:r>
-              <w:rPr>
-                <w:rFonts w:ascii="Tahoma" w:eastAsia="微软雅黑" w:hAnsi="Tahoma"/>
-                <w:kern w:val="0"/>
-                <w:sz w:val="22"/>
-              </w:rPr>
-              <w:t xml:space="preserve"> </w:t>
-            </w:r>
-            <w:proofErr w:type="spellStart"/>
-            <w:r>
-              <w:rPr>
-                <w:rFonts w:ascii="Tahoma" w:eastAsia="微软雅黑" w:hAnsi="Tahoma"/>
-                <w:kern w:val="0"/>
-                <w:sz w:val="22"/>
-              </w:rPr>
-              <w:t>comerciais</w:t>
-            </w:r>
-            <w:proofErr w:type="spellEnd"/>
-            <w:r>
-              <w:rPr>
-                <w:rFonts w:ascii="Tahoma" w:eastAsia="微软雅黑" w:hAnsi="Tahoma"/>
-                <w:kern w:val="0"/>
-                <w:sz w:val="22"/>
-              </w:rPr>
-              <w:t xml:space="preserve"> e </w:t>
-            </w:r>
-            <w:proofErr w:type="spellStart"/>
-            <w:r>
-              <w:rPr>
-                <w:rFonts w:ascii="Tahoma" w:eastAsia="微软雅黑" w:hAnsi="Tahoma"/>
-                <w:kern w:val="0"/>
-                <w:sz w:val="22"/>
-              </w:rPr>
-              <w:t>não</w:t>
-            </w:r>
-            <w:proofErr w:type="spellEnd"/>
-            <w:r>
-              <w:rPr>
-                <w:rFonts w:ascii="Tahoma" w:eastAsia="微软雅黑" w:hAnsi="Tahoma"/>
-                <w:kern w:val="0"/>
-                <w:sz w:val="22"/>
-              </w:rPr>
-              <w:t xml:space="preserve"> </w:t>
-            </w:r>
-            <w:proofErr w:type="spellStart"/>
-            <w:r>
-              <w:rPr>
-                <w:rFonts w:ascii="Tahoma" w:eastAsia="微软雅黑" w:hAnsi="Tahoma"/>
-                <w:kern w:val="0"/>
-                <w:sz w:val="22"/>
-              </w:rPr>
-              <w:t>comerciais</w:t>
-            </w:r>
-            <w:proofErr w:type="spellEnd"/>
-            <w:r>
-              <w:rPr>
-                <w:rFonts w:ascii="Tahoma" w:eastAsia="微软雅黑" w:hAnsi="Tahoma"/>
-                <w:kern w:val="0"/>
-                <w:sz w:val="22"/>
-              </w:rPr>
-              <w:t>.</w:t>
+              <w:t>1 – Os scripts são para uso livre em projetos comerciais e não comerciais.</w:t>
             </w:r>
           </w:p>
           <w:p>
@@ -895,115 +754,7 @@
                 <w:kern w:val="0"/>
                 <w:sz w:val="22"/>
               </w:rPr>
-              <w:t xml:space="preserve">2 – </w:t>
-            </w:r>
-            <w:proofErr w:type="spellStart"/>
-            <w:r>
-              <w:rPr>
-                <w:rFonts w:ascii="Tahoma" w:eastAsia="微软雅黑" w:hAnsi="Tahoma"/>
-                <w:kern w:val="0"/>
-                <w:sz w:val="22"/>
-              </w:rPr>
-              <w:t>Você</w:t>
-            </w:r>
-            <w:proofErr w:type="spellEnd"/>
-            <w:r>
-              <w:rPr>
-                <w:rFonts w:ascii="Tahoma" w:eastAsia="微软雅黑" w:hAnsi="Tahoma"/>
-                <w:kern w:val="0"/>
-                <w:sz w:val="22"/>
-              </w:rPr>
-              <w:t xml:space="preserve"> </w:t>
-            </w:r>
-            <w:proofErr w:type="spellStart"/>
-            <w:r>
-              <w:rPr>
-                <w:rFonts w:ascii="Tahoma" w:eastAsia="微软雅黑" w:hAnsi="Tahoma"/>
-                <w:kern w:val="0"/>
-                <w:sz w:val="22"/>
-              </w:rPr>
-              <w:t>está</w:t>
-            </w:r>
-            <w:proofErr w:type="spellEnd"/>
-            <w:r>
-              <w:rPr>
-                <w:rFonts w:ascii="Tahoma" w:eastAsia="微软雅黑" w:hAnsi="Tahoma"/>
-                <w:kern w:val="0"/>
-                <w:sz w:val="22"/>
-              </w:rPr>
-              <w:t xml:space="preserve"> livre para </w:t>
-            </w:r>
-            <w:proofErr w:type="spellStart"/>
-            <w:r>
-              <w:rPr>
-                <w:rFonts w:ascii="Tahoma" w:eastAsia="微软雅黑" w:hAnsi="Tahoma"/>
-                <w:kern w:val="0"/>
-                <w:sz w:val="22"/>
-              </w:rPr>
-              <w:t>editar</w:t>
-            </w:r>
-            <w:proofErr w:type="spellEnd"/>
-            <w:r>
-              <w:rPr>
-                <w:rFonts w:ascii="Tahoma" w:eastAsia="微软雅黑" w:hAnsi="Tahoma"/>
-                <w:kern w:val="0"/>
-                <w:sz w:val="22"/>
-              </w:rPr>
-              <w:t xml:space="preserve"> </w:t>
-            </w:r>
-            <w:proofErr w:type="spellStart"/>
-            <w:r>
-              <w:rPr>
-                <w:rFonts w:ascii="Tahoma" w:eastAsia="微软雅黑" w:hAnsi="Tahoma"/>
-                <w:kern w:val="0"/>
-                <w:sz w:val="22"/>
-              </w:rPr>
-              <w:t>ou</w:t>
-            </w:r>
-            <w:proofErr w:type="spellEnd"/>
-            <w:r>
-              <w:rPr>
-                <w:rFonts w:ascii="Tahoma" w:eastAsia="微软雅黑" w:hAnsi="Tahoma"/>
-                <w:kern w:val="0"/>
-                <w:sz w:val="22"/>
-              </w:rPr>
-              <w:t xml:space="preserve"> </w:t>
-            </w:r>
-            <w:proofErr w:type="spellStart"/>
-            <w:r>
-              <w:rPr>
-                <w:rFonts w:ascii="Tahoma" w:eastAsia="微软雅黑" w:hAnsi="Tahoma"/>
-                <w:kern w:val="0"/>
-                <w:sz w:val="22"/>
-              </w:rPr>
-              <w:t>adaptar</w:t>
-            </w:r>
-            <w:proofErr w:type="spellEnd"/>
-            <w:r>
-              <w:rPr>
-                <w:rFonts w:ascii="Tahoma" w:eastAsia="微软雅黑" w:hAnsi="Tahoma"/>
-                <w:kern w:val="0"/>
-                <w:sz w:val="22"/>
-              </w:rPr>
-              <w:t xml:space="preserve"> </w:t>
-            </w:r>
-            <w:proofErr w:type="spellStart"/>
-            <w:r>
-              <w:rPr>
-                <w:rFonts w:ascii="Tahoma" w:eastAsia="微软雅黑" w:hAnsi="Tahoma"/>
-                <w:kern w:val="0"/>
-                <w:sz w:val="22"/>
-              </w:rPr>
-              <w:t>os</w:t>
-            </w:r>
-            <w:proofErr w:type="spellEnd"/>
-            <w:r>
-              <w:rPr>
-                <w:rFonts w:ascii="Tahoma" w:eastAsia="微软雅黑" w:hAnsi="Tahoma"/>
-                <w:kern w:val="0"/>
-                <w:sz w:val="22"/>
-              </w:rPr>
-              <w:t xml:space="preserve"> scripts.</w:t>
+              <w:t>2 – Você está livre para editar ou adaptar os scripts.</w:t>
             </w:r>
           </w:p>
           <w:p>
@@ -1025,187 +776,7 @@
                 <w:kern w:val="0"/>
                 <w:sz w:val="22"/>
               </w:rPr>
-              <w:t xml:space="preserve">3 – </w:t>
-            </w:r>
-            <w:proofErr w:type="spellStart"/>
-            <w:r>
-              <w:rPr>
-                <w:rFonts w:ascii="Tahoma" w:eastAsia="微软雅黑" w:hAnsi="Tahoma"/>
-                <w:kern w:val="0"/>
-                <w:sz w:val="22"/>
-              </w:rPr>
-              <w:t>Algumas</w:t>
-            </w:r>
-            <w:proofErr w:type="spellEnd"/>
-            <w:r>
-              <w:rPr>
-                <w:rFonts w:ascii="Tahoma" w:eastAsia="微软雅黑" w:hAnsi="Tahoma"/>
-                <w:kern w:val="0"/>
-                <w:sz w:val="22"/>
-              </w:rPr>
-              <w:t xml:space="preserve"> demos </w:t>
-            </w:r>
-            <w:proofErr w:type="spellStart"/>
-            <w:r>
-              <w:rPr>
-                <w:rFonts w:ascii="Tahoma" w:eastAsia="微软雅黑" w:hAnsi="Tahoma"/>
-                <w:kern w:val="0"/>
-                <w:sz w:val="22"/>
-              </w:rPr>
-              <w:t>contém</w:t>
-            </w:r>
-            <w:proofErr w:type="spellEnd"/>
-            <w:r>
-              <w:rPr>
-                <w:rFonts w:ascii="Tahoma" w:eastAsia="微软雅黑" w:hAnsi="Tahoma"/>
-                <w:kern w:val="0"/>
-                <w:sz w:val="22"/>
-              </w:rPr>
-              <w:t xml:space="preserve"> </w:t>
-            </w:r>
-            <w:proofErr w:type="spellStart"/>
-            <w:r>
-              <w:rPr>
-                <w:rFonts w:ascii="Tahoma" w:eastAsia="微软雅黑" w:hAnsi="Tahoma"/>
-                <w:kern w:val="0"/>
-                <w:sz w:val="22"/>
-              </w:rPr>
-              <w:t>materiais</w:t>
-            </w:r>
-            <w:proofErr w:type="spellEnd"/>
-            <w:r>
-              <w:rPr>
-                <w:rFonts w:ascii="Tahoma" w:eastAsia="微软雅黑" w:hAnsi="Tahoma"/>
-                <w:kern w:val="0"/>
-                <w:sz w:val="22"/>
-              </w:rPr>
-              <w:t xml:space="preserve"> com </w:t>
-            </w:r>
-            <w:proofErr w:type="spellStart"/>
-            <w:r>
-              <w:rPr>
-                <w:rFonts w:ascii="Tahoma" w:eastAsia="微软雅黑" w:hAnsi="Tahoma"/>
-                <w:kern w:val="0"/>
-                <w:sz w:val="22"/>
-              </w:rPr>
-              <w:t>direitos</w:t>
-            </w:r>
-            <w:proofErr w:type="spellEnd"/>
-            <w:r>
-              <w:rPr>
-                <w:rFonts w:ascii="Tahoma" w:eastAsia="微软雅黑" w:hAnsi="Tahoma"/>
-                <w:kern w:val="0"/>
-                <w:sz w:val="22"/>
-              </w:rPr>
-              <w:t xml:space="preserve"> </w:t>
-            </w:r>
-            <w:proofErr w:type="spellStart"/>
-            <w:r>
-              <w:rPr>
-                <w:rFonts w:ascii="Tahoma" w:eastAsia="微软雅黑" w:hAnsi="Tahoma"/>
-                <w:kern w:val="0"/>
-                <w:sz w:val="22"/>
-              </w:rPr>
-              <w:t>autorais</w:t>
-            </w:r>
-            <w:proofErr w:type="spellEnd"/>
-            <w:r>
-              <w:rPr>
-                <w:rFonts w:ascii="Tahoma" w:eastAsia="微软雅黑" w:hAnsi="Tahoma"/>
-                <w:kern w:val="0"/>
-                <w:sz w:val="22"/>
-              </w:rPr>
-              <w:t xml:space="preserve">, </w:t>
-            </w:r>
-            <w:proofErr w:type="spellStart"/>
-            <w:r>
-              <w:rPr>
-                <w:rFonts w:ascii="Tahoma" w:eastAsia="微软雅黑" w:hAnsi="Tahoma"/>
-                <w:kern w:val="0"/>
-                <w:sz w:val="22"/>
-              </w:rPr>
-              <w:t>eles</w:t>
-            </w:r>
-            <w:proofErr w:type="spellEnd"/>
-            <w:r>
-              <w:rPr>
-                <w:rFonts w:ascii="Tahoma" w:eastAsia="微软雅黑" w:hAnsi="Tahoma"/>
-                <w:kern w:val="0"/>
-                <w:sz w:val="22"/>
-              </w:rPr>
-              <w:t xml:space="preserve"> </w:t>
-            </w:r>
-            <w:proofErr w:type="spellStart"/>
-            <w:r>
-              <w:rPr>
-                <w:rFonts w:ascii="Tahoma" w:eastAsia="微软雅黑" w:hAnsi="Tahoma"/>
-                <w:kern w:val="0"/>
-                <w:sz w:val="22"/>
-              </w:rPr>
-              <w:t>são</w:t>
-            </w:r>
-            <w:proofErr w:type="spellEnd"/>
-            <w:r>
-              <w:rPr>
-                <w:rFonts w:ascii="Tahoma" w:eastAsia="微软雅黑" w:hAnsi="Tahoma"/>
-                <w:kern w:val="0"/>
-                <w:sz w:val="22"/>
-              </w:rPr>
-              <w:t xml:space="preserve"> </w:t>
-            </w:r>
-            <w:proofErr w:type="spellStart"/>
-            <w:r>
-              <w:rPr>
-                <w:rFonts w:ascii="Tahoma" w:eastAsia="微软雅黑" w:hAnsi="Tahoma"/>
-                <w:kern w:val="0"/>
-                <w:sz w:val="22"/>
-              </w:rPr>
-              <w:t>usados</w:t>
-            </w:r>
-            <w:proofErr w:type="spellEnd"/>
-            <w:r>
-              <w:rPr>
-                <w:rFonts w:ascii="Tahoma" w:eastAsia="微软雅黑" w:hAnsi="Tahoma"/>
-                <w:kern w:val="0"/>
-                <w:sz w:val="22"/>
-              </w:rPr>
-              <w:t xml:space="preserve"> </w:t>
-            </w:r>
-            <w:proofErr w:type="spellStart"/>
-            <w:r>
-              <w:rPr>
-                <w:rFonts w:ascii="Tahoma" w:eastAsia="微软雅黑" w:hAnsi="Tahoma"/>
-                <w:kern w:val="0"/>
-                <w:sz w:val="22"/>
-              </w:rPr>
-              <w:t>apenas</w:t>
-            </w:r>
-            <w:proofErr w:type="spellEnd"/>
-            <w:r>
-              <w:rPr>
-                <w:rFonts w:ascii="Tahoma" w:eastAsia="微软雅黑" w:hAnsi="Tahoma"/>
-                <w:kern w:val="0"/>
-                <w:sz w:val="22"/>
-              </w:rPr>
-              <w:t xml:space="preserve"> para </w:t>
-            </w:r>
-            <w:proofErr w:type="spellStart"/>
-            <w:r>
-              <w:rPr>
-                <w:rFonts w:ascii="Tahoma" w:eastAsia="微软雅黑" w:hAnsi="Tahoma"/>
-                <w:kern w:val="0"/>
-                <w:sz w:val="22"/>
-              </w:rPr>
-              <w:t>demostração</w:t>
-            </w:r>
-            <w:proofErr w:type="spellEnd"/>
-            <w:r>
-              <w:rPr>
-                <w:rFonts w:ascii="Tahoma" w:eastAsia="微软雅黑" w:hAnsi="Tahoma"/>
-                <w:kern w:val="0"/>
-                <w:sz w:val="22"/>
-              </w:rPr>
-              <w:t>.</w:t>
+              <w:t>3 – Algumas demos contém materiais com direitos autorais, eles são usados apenas para demostração.</w:t>
             </w:r>
           </w:p>
           <w:p>
@@ -1257,25 +828,7 @@
                 <w:kern w:val="0"/>
                 <w:sz w:val="22"/>
               </w:rPr>
-              <w:t>1 – You’re free to use all Atelier-</w:t>
-            </w:r>
-            <w:proofErr w:type="spellStart"/>
-            <w:r>
-              <w:rPr>
-                <w:rFonts w:ascii="Tahoma" w:eastAsia="微软雅黑" w:hAnsi="Tahoma"/>
-                <w:kern w:val="0"/>
-                <w:sz w:val="22"/>
-              </w:rPr>
-              <w:t>Rgss</w:t>
-            </w:r>
-            <w:proofErr w:type="spellEnd"/>
-            <w:r>
-              <w:rPr>
-                <w:rFonts w:ascii="Tahoma" w:eastAsia="微软雅黑" w:hAnsi="Tahoma"/>
-                <w:kern w:val="0"/>
-                <w:sz w:val="22"/>
-              </w:rPr>
-              <w:t xml:space="preserve"> scripts in commercial or non-commercial projects.</w:t>
+              <w:t>1 – You’re free to use all Atelier-Rgss scripts in commercial or non-commercial projects.</w:t>
             </w:r>
           </w:p>
           <w:p>
@@ -1427,18 +980,8 @@
           <w:kern w:val="0"/>
           <w:sz w:val="22"/>
         </w:rPr>
-        <w:t>Atelier-</w:t>
-      </w:r>
-      <w:proofErr w:type="spellStart"/>
-      <w:r>
-        <w:rPr>
-          <w:rFonts w:ascii="Tahoma" w:eastAsia="微软雅黑" w:hAnsi="Tahoma"/>
-          <w:kern w:val="0"/>
-          <w:sz w:val="22"/>
-        </w:rPr>
-        <w:t>Rgss</w:t>
-      </w:r>
-      <w:proofErr w:type="spellEnd"/>
+        <w:t>Atelier-Rgss</w:t>
+      </w:r>
       <w:r>
         <w:rPr>
           <w:rFonts w:ascii="Tahoma" w:eastAsia="微软雅黑" w:hAnsi="Tahoma" w:hint="eastAsia"/>
@@ -1581,7 +1124,6 @@
         </w:rPr>
         <w:t>、</w:t>
       </w:r>
-      <w:proofErr w:type="spellStart"/>
       <w:r>
         <w:rPr>
           <w:rFonts w:ascii="Tahoma" w:eastAsia="微软雅黑" w:hAnsi="Tahoma" w:hint="eastAsia"/>
@@ -1590,7 +1132,6 @@
         </w:rPr>
         <w:t>ui</w:t>
       </w:r>
-      <w:proofErr w:type="spellEnd"/>
       <w:r>
         <w:rPr>
           <w:rFonts w:ascii="Tahoma" w:eastAsia="微软雅黑" w:hAnsi="Tahoma" w:hint="eastAsia"/>
@@ -1719,7 +1260,6 @@
           <w:szCs w:val="28"/>
         </w:rPr>
       </w:pPr>
-      <w:proofErr w:type="spellStart"/>
       <w:r>
         <w:rPr>
           <w:rFonts w:hint="eastAsia"/>
@@ -1736,7 +1276,6 @@
         </w:rPr>
         <w:t>_up</w:t>
       </w:r>
-      <w:proofErr w:type="spellEnd"/>
       <w:r>
         <w:rPr>
           <w:rFonts w:hint="eastAsia"/>
@@ -2210,6 +1749,101 @@
         <w:widowControl/>
         <w:adjustRightInd w:val="0"/>
         <w:snapToGrid w:val="0"/>
+        <w:jc w:val="left"/>
+        <w:rPr>
+          <w:rFonts w:ascii="Tahoma" w:eastAsia="微软雅黑" w:hAnsi="Tahoma"/>
+          <w:b/>
+          <w:kern w:val="0"/>
+          <w:sz w:val="22"/>
+        </w:rPr>
+      </w:pPr>
+      <w:r>
+        <w:rPr>
+          <w:rFonts w:ascii="Tahoma" w:eastAsia="微软雅黑" w:hAnsi="Tahoma" w:hint="eastAsia"/>
+          <w:b/>
+          <w:kern w:val="0"/>
+          <w:sz w:val="22"/>
+        </w:rPr>
+        <w:t>另外提一下，</w:t>
+      </w:r>
+      <w:r>
+        <w:rPr>
+          <w:rFonts w:ascii="Tahoma" w:eastAsia="微软雅黑" w:hAnsi="Tahoma" w:hint="eastAsia"/>
+          <w:b/>
+          <w:kern w:val="0"/>
+          <w:sz w:val="22"/>
+        </w:rPr>
+        <w:t>不能</w:t>
+      </w:r>
+      <w:r>
+        <w:rPr>
+          <w:rFonts w:ascii="Tahoma" w:eastAsia="微软雅黑" w:hAnsi="Tahoma" w:hint="eastAsia"/>
+          <w:b/>
+          <w:kern w:val="0"/>
+          <w:sz w:val="22"/>
+        </w:rPr>
+        <w:t>修改</w:t>
+      </w:r>
+      <w:r>
+        <w:rPr>
+          <w:rFonts w:ascii="Tahoma" w:eastAsia="微软雅黑" w:hAnsi="Tahoma" w:hint="eastAsia"/>
+          <w:b/>
+          <w:kern w:val="0"/>
+          <w:sz w:val="22"/>
+        </w:rPr>
+        <w:t>插件的文件名</w:t>
+      </w:r>
+      <w:r>
+        <w:rPr>
+          <w:rFonts w:ascii="Tahoma" w:eastAsia="微软雅黑" w:hAnsi="Tahoma" w:hint="eastAsia"/>
+          <w:b/>
+          <w:kern w:val="0"/>
+          <w:sz w:val="22"/>
+        </w:rPr>
+        <w:t>，</w:t>
+      </w:r>
+      <w:r>
+        <w:rPr>
+          <w:rFonts w:ascii="Tahoma" w:eastAsia="微软雅黑" w:hAnsi="Tahoma" w:hint="eastAsia"/>
+          <w:b/>
+          <w:kern w:val="0"/>
+          <w:sz w:val="22"/>
+        </w:rPr>
+        <w:t>因为</w:t>
+      </w:r>
+      <w:r>
+        <w:rPr>
+          <w:rFonts w:ascii="Tahoma" w:eastAsia="微软雅黑" w:hAnsi="Tahoma" w:hint="eastAsia"/>
+          <w:b/>
+          <w:kern w:val="0"/>
+          <w:sz w:val="22"/>
+        </w:rPr>
+        <w:t>修改不吻合的插件名，插件</w:t>
+      </w:r>
+      <w:r>
+        <w:rPr>
+          <w:rFonts w:ascii="Tahoma" w:eastAsia="微软雅黑" w:hAnsi="Tahoma" w:hint="eastAsia"/>
+          <w:b/>
+          <w:kern w:val="0"/>
+          <w:sz w:val="22"/>
+        </w:rPr>
+        <w:t>会失效</w:t>
+      </w:r>
+      <w:r>
+        <w:rPr>
+          <w:rFonts w:ascii="Tahoma" w:eastAsia="微软雅黑" w:hAnsi="Tahoma" w:hint="eastAsia"/>
+          <w:b/>
+          <w:kern w:val="0"/>
+          <w:sz w:val="22"/>
+        </w:rPr>
+        <w:t>。</w:t>
+      </w:r>
+    </w:p>
+    <w:p>
+      <w:pPr>
+        <w:widowControl/>
+        <w:adjustRightInd w:val="0"/>
+        <w:snapToGrid w:val="0"/>
         <w:spacing w:after="200"/>
         <w:jc w:val="left"/>
         <w:rPr>
@@ -2226,61 +1860,7 @@
           <w:kern w:val="0"/>
           <w:sz w:val="22"/>
         </w:rPr>
-        <w:t>你不能</w:t>
-      </w:r>
-      <w:r>
-        <w:rPr>
-          <w:rFonts w:ascii="Tahoma" w:eastAsia="微软雅黑" w:hAnsi="Tahoma" w:hint="eastAsia"/>
-          <w:b/>
-          <w:kern w:val="0"/>
-          <w:sz w:val="22"/>
-        </w:rPr>
-        <w:t>修改</w:t>
-      </w:r>
-      <w:r>
-        <w:rPr>
-          <w:rFonts w:ascii="Tahoma" w:eastAsia="微软雅黑" w:hAnsi="Tahoma" w:hint="eastAsia"/>
-          <w:b/>
-          <w:kern w:val="0"/>
-          <w:sz w:val="22"/>
-        </w:rPr>
-        <w:t>插件的文件名</w:t>
-      </w:r>
-      <w:r>
-        <w:rPr>
-          <w:rFonts w:ascii="Tahoma" w:eastAsia="微软雅黑" w:hAnsi="Tahoma" w:hint="eastAsia"/>
-          <w:b/>
-          <w:kern w:val="0"/>
-          <w:sz w:val="22"/>
-        </w:rPr>
-        <w:t>，</w:t>
-      </w:r>
-      <w:r>
-        <w:rPr>
-          <w:rFonts w:ascii="Tahoma" w:eastAsia="微软雅黑" w:hAnsi="Tahoma" w:hint="eastAsia"/>
-          <w:b/>
-          <w:kern w:val="0"/>
-          <w:sz w:val="22"/>
-        </w:rPr>
-        <w:t>因为</w:t>
-      </w:r>
-      <w:r>
-        <w:rPr>
-          <w:rFonts w:ascii="Tahoma" w:eastAsia="微软雅黑" w:hAnsi="Tahoma" w:hint="eastAsia"/>
-          <w:b/>
-          <w:kern w:val="0"/>
-          <w:sz w:val="22"/>
-        </w:rPr>
-        <w:t>修改不吻合的插件名，插件</w:t>
-      </w:r>
-      <w:r>
-        <w:rPr>
-          <w:rFonts w:ascii="Tahoma" w:eastAsia="微软雅黑" w:hAnsi="Tahoma" w:hint="eastAsia"/>
-          <w:b/>
-          <w:kern w:val="0"/>
-          <w:sz w:val="22"/>
-        </w:rPr>
-        <w:t>就不起作用。（与插件脚本</w:t>
+        <w:t>（与插件脚本</w:t>
       </w:r>
       <w:r>
         <w:rPr>
@@ -2330,7 +1910,6 @@
           <w:szCs w:val="28"/>
         </w:rPr>
       </w:pPr>
-      <w:proofErr w:type="spellStart"/>
       <w:r>
         <w:rPr>
           <w:sz w:val="28"/>
@@ -2339,7 +1918,6 @@
         <w:lastRenderedPageBreak/>
         <w:t>Lagomoro</w:t>
       </w:r>
-      <w:proofErr w:type="spellEnd"/>
       <w:proofErr w:type="gramStart"/>
       <w:r>
         <w:rPr>
@@ -2466,6 +2044,121 @@
           <w:sz w:val="22"/>
         </w:rPr>
         <w:t>系统</w:t>
+      </w:r>
+    </w:p>
+    <w:p>
+      <w:pPr>
+        <w:widowControl/>
+        <w:adjustRightInd w:val="0"/>
+        <w:snapToGrid w:val="0"/>
+        <w:jc w:val="left"/>
+        <w:rPr>
+          <w:rFonts w:ascii="Tahoma" w:eastAsia="微软雅黑" w:hAnsi="Tahoma"/>
+          <w:kern w:val="0"/>
+          <w:sz w:val="22"/>
+        </w:rPr>
+      </w:pPr>
+      <w:r>
+        <w:rPr>
+          <w:rFonts w:ascii="Tahoma" w:eastAsia="微软雅黑" w:hAnsi="Tahoma" w:hint="eastAsia"/>
+          <w:kern w:val="0"/>
+          <w:sz w:val="22"/>
+        </w:rPr>
+        <w:t>插件放在“</w:t>
+      </w:r>
+      <w:r>
+        <w:rPr>
+          <w:rFonts w:ascii="Tahoma" w:eastAsia="微软雅黑" w:hAnsi="Tahoma" w:hint="eastAsia"/>
+          <w:kern w:val="0"/>
+          <w:sz w:val="22"/>
+        </w:rPr>
+        <w:t>插件详细手册</w:t>
+      </w:r>
+      <w:r>
+        <w:rPr>
+          <w:rFonts w:ascii="Tahoma" w:eastAsia="微软雅黑" w:hAnsi="Tahoma" w:hint="eastAsia"/>
+          <w:kern w:val="0"/>
+          <w:sz w:val="22"/>
+        </w:rPr>
+        <w:t>/</w:t>
+      </w:r>
+      <w:r>
+        <w:rPr>
+          <w:rFonts w:ascii="Tahoma" w:eastAsia="微软雅黑" w:hAnsi="Tahoma" w:hint="eastAsia"/>
+          <w:kern w:val="0"/>
+          <w:sz w:val="22"/>
+        </w:rPr>
+        <w:t>99.</w:t>
+      </w:r>
+      <w:r>
+        <w:rPr>
+          <w:rFonts w:ascii="Tahoma" w:eastAsia="微软雅黑" w:hAnsi="Tahoma" w:hint="eastAsia"/>
+          <w:kern w:val="0"/>
+          <w:sz w:val="22"/>
+        </w:rPr>
+        <w:t>旧插件与推翻情况</w:t>
+      </w:r>
+      <w:r>
+        <w:rPr>
+          <w:rFonts w:ascii="Tahoma" w:eastAsia="微软雅黑" w:hAnsi="Tahoma" w:hint="eastAsia"/>
+          <w:kern w:val="0"/>
+          <w:sz w:val="22"/>
+        </w:rPr>
+        <w:t>/</w:t>
+      </w:r>
+      <w:r>
+        <w:rPr>
+          <w:rFonts w:ascii="Tahoma" w:eastAsia="微软雅黑" w:hAnsi="Tahoma" w:hint="eastAsia"/>
+          <w:kern w:val="0"/>
+          <w:sz w:val="22"/>
+        </w:rPr>
+        <w:t>Lagomoro</w:t>
+      </w:r>
+      <w:r>
+        <w:rPr>
+          <w:rFonts w:ascii="Tahoma" w:eastAsia="微软雅黑" w:hAnsi="Tahoma" w:hint="eastAsia"/>
+          <w:kern w:val="0"/>
+          <w:sz w:val="22"/>
+        </w:rPr>
+        <w:t>（小优）任务系统</w:t>
+      </w:r>
+      <w:r>
+        <w:rPr>
+          <w:rFonts w:ascii="Tahoma" w:eastAsia="微软雅黑" w:hAnsi="Tahoma" w:hint="eastAsia"/>
+          <w:kern w:val="0"/>
+          <w:sz w:val="22"/>
+        </w:rPr>
+        <w:t xml:space="preserve"> V14.0.1</w:t>
+      </w:r>
+      <w:r>
+        <w:rPr>
+          <w:rFonts w:ascii="Tahoma" w:eastAsia="微软雅黑" w:hAnsi="Tahoma" w:hint="eastAsia"/>
+          <w:kern w:val="0"/>
+          <w:sz w:val="22"/>
+        </w:rPr>
+        <w:t>”</w:t>
+      </w:r>
+    </w:p>
+    <w:p>
+      <w:pPr>
+        <w:widowControl/>
+        <w:adjustRightInd w:val="0"/>
+        <w:snapToGrid w:val="0"/>
+        <w:spacing w:after="200"/>
+        <w:jc w:val="left"/>
+        <w:rPr>
+          <w:rFonts w:ascii="Tahoma" w:eastAsia="微软雅黑" w:hAnsi="Tahoma" w:hint="eastAsia"/>
+          <w:kern w:val="0"/>
+          <w:sz w:val="22"/>
+        </w:rPr>
+      </w:pPr>
+      <w:r>
+        <w:rPr>
+          <w:rFonts w:ascii="Tahoma" w:eastAsia="微软雅黑" w:hAnsi="Tahoma" w:hint="eastAsia"/>
+          <w:kern w:val="0"/>
+          <w:sz w:val="22"/>
+        </w:rPr>
+        <w:t>由于插件长期未维护，不知道是否会出现兼容问题，所以没放示例里了</w:t>
       </w:r>
     </w:p>
     <w:tbl>
@@ -2555,17 +2248,8 @@
                 <w:rFonts w:ascii="Tahoma" w:eastAsia="微软雅黑" w:hAnsi="Tahoma"/>
                 <w:kern w:val="0"/>
               </w:rPr>
-              <w:t xml:space="preserve"> </w:t>
-            </w:r>
-            <w:proofErr w:type="spellStart"/>
-            <w:r>
-              <w:rPr>
-                <w:rFonts w:ascii="Tahoma" w:eastAsia="微软雅黑" w:hAnsi="Tahoma"/>
-                <w:kern w:val="0"/>
-              </w:rPr>
-              <w:t>Lagomoro</w:t>
-            </w:r>
-            <w:proofErr w:type="spellEnd"/>
+              <w:t xml:space="preserve"> Lagomoro</w:t>
+            </w:r>
             <w:r>
               <w:rPr>
                 <w:rFonts w:ascii="Tahoma" w:eastAsia="微软雅黑" w:hAnsi="Tahoma"/>
@@ -2642,7 +2326,6 @@
                 <w:kern w:val="0"/>
               </w:rPr>
             </w:pPr>
-            <w:proofErr w:type="spellStart"/>
             <w:r>
               <w:rPr>
                 <w:rFonts w:ascii="Tahoma" w:eastAsia="微软雅黑" w:hAnsi="Tahoma"/>
@@ -2650,7 +2333,6 @@
               </w:rPr>
               <w:t>Lagomoro</w:t>
             </w:r>
-            <w:proofErr w:type="spellEnd"/>
             <w:r>
               <w:rPr>
                 <w:rFonts w:ascii="Tahoma" w:eastAsia="微软雅黑" w:hAnsi="Tahoma"/>
@@ -2663,17 +2345,8 @@
                 <w:rFonts w:ascii="Tahoma" w:eastAsia="微软雅黑" w:hAnsi="Tahoma"/>
                 <w:kern w:val="0"/>
               </w:rPr>
-              <w:t xml:space="preserve"> </w:t>
-            </w:r>
-            <w:proofErr w:type="spellStart"/>
-            <w:r>
-              <w:rPr>
-                <w:rFonts w:ascii="Tahoma" w:eastAsia="微软雅黑" w:hAnsi="Tahoma"/>
-                <w:kern w:val="0"/>
-              </w:rPr>
-              <w:t>Lagomoro</w:t>
-            </w:r>
-            <w:proofErr w:type="spellEnd"/>
+              <w:t xml:space="preserve"> Lagomoro</w:t>
+            </w:r>
             <w:r>
               <w:rPr>
                 <w:rFonts w:ascii="Tahoma" w:eastAsia="微软雅黑" w:hAnsi="Tahoma"/>
@@ -2721,7 +2394,6 @@
               </w:rPr>
               <w:t>且其中的醒目位置必须包含</w:t>
             </w:r>
-            <w:proofErr w:type="spellStart"/>
             <w:r>
               <w:rPr>
                 <w:rFonts w:ascii="Tahoma" w:eastAsia="微软雅黑" w:hAnsi="Tahoma"/>
@@ -2729,7 +2401,6 @@
               </w:rPr>
               <w:t>Lagomoro</w:t>
             </w:r>
-            <w:proofErr w:type="spellEnd"/>
             <w:r>
               <w:rPr>
                 <w:rFonts w:ascii="Tahoma" w:eastAsia="微软雅黑" w:hAnsi="Tahoma"/>
@@ -2737,7 +2408,6 @@
               </w:rPr>
               <w:t>，或者注明使用了</w:t>
             </w:r>
-            <w:proofErr w:type="spellStart"/>
             <w:r>
               <w:rPr>
                 <w:rFonts w:ascii="Tahoma" w:eastAsia="微软雅黑" w:hAnsi="Tahoma"/>
@@ -2745,7 +2415,6 @@
               </w:rPr>
               <w:t>Lagomoro</w:t>
             </w:r>
-            <w:proofErr w:type="spellEnd"/>
             <w:r>
               <w:rPr>
                 <w:rFonts w:ascii="Tahoma" w:eastAsia="微软雅黑" w:hAnsi="Tahoma"/>
@@ -2773,7 +2442,6 @@
               </w:rPr>
               <w:t>该列表中未说明的其他使用条例，</w:t>
             </w:r>
-            <w:proofErr w:type="spellStart"/>
             <w:r>
               <w:rPr>
                 <w:rFonts w:ascii="Tahoma" w:eastAsia="微软雅黑" w:hAnsi="Tahoma"/>
@@ -2781,7 +2449,6 @@
               </w:rPr>
               <w:t>Lagomoro</w:t>
             </w:r>
-            <w:proofErr w:type="spellEnd"/>
             <w:r>
               <w:rPr>
                 <w:rFonts w:ascii="Tahoma" w:eastAsia="微软雅黑" w:hAnsi="Tahoma"/>
@@ -2946,36 +2613,17 @@
         </w:rPr>
         <w:t>的插件：（</w:t>
       </w:r>
-      <w:r>
-        <w:fldChar w:fldCharType="begin"/>
-      </w:r>
-      <w:r>
-        <w:instrText>HYPERLINK "http://yanfly.moe/terms-of-use/"</w:instrText>
-      </w:r>
-      <w:r>
-        <w:rPr>
-          <w:rFonts w:hint="eastAsia"/>
-        </w:rPr>
-        <w:fldChar w:fldCharType="separate"/>
-      </w:r>
-      <w:r>
-        <w:rPr>
-          <w:rStyle w:val="a4"/>
-          <w:rFonts w:ascii="Tahoma" w:eastAsia="微软雅黑" w:hAnsi="Tahoma"/>
-          <w:kern w:val="0"/>
-          <w:sz w:val="22"/>
-        </w:rPr>
-        <w:t>http://yanfly.moe/terms-of-use/</w:t>
-      </w:r>
-      <w:r>
-        <w:rPr>
-          <w:rStyle w:val="a4"/>
-          <w:rFonts w:ascii="Tahoma" w:eastAsia="微软雅黑" w:hAnsi="Tahoma"/>
-          <w:kern w:val="0"/>
-          <w:sz w:val="22"/>
-        </w:rPr>
-        <w:fldChar w:fldCharType="end"/>
-      </w:r>
+      <w:hyperlink r:id="rId13" w:history="1">
+        <w:r>
+          <w:rPr>
+            <w:rStyle w:val="a4"/>
+            <w:rFonts w:ascii="Tahoma" w:eastAsia="微软雅黑" w:hAnsi="Tahoma"/>
+            <w:kern w:val="0"/>
+            <w:sz w:val="22"/>
+          </w:rPr>
+          <w:t>http://yanfly.moe/terms-of-use/</w:t>
+        </w:r>
+      </w:hyperlink>
       <w:r>
         <w:rPr>
           <w:rFonts w:ascii="Tahoma" w:eastAsia="微软雅黑" w:hAnsi="Tahoma" w:hint="eastAsia"/>
@@ -3044,71 +2692,7 @@
                 <w:rFonts w:ascii="Arial" w:hAnsi="Arial" w:cs="Arial"/>
                 <w:color w:val="AAAAAA"/>
               </w:rPr>
-              <w:t xml:space="preserve">Any original material made by </w:t>
-            </w:r>
-            <w:proofErr w:type="spellStart"/>
-            <w:r>
-              <w:rPr>
-                <w:rFonts w:ascii="Arial" w:hAnsi="Arial" w:cs="Arial"/>
-                <w:color w:val="AAAAAA"/>
-              </w:rPr>
-              <w:t>Yanfly</w:t>
-            </w:r>
-            <w:proofErr w:type="spellEnd"/>
-            <w:r>
-              <w:rPr>
-                <w:rFonts w:ascii="Arial" w:hAnsi="Arial" w:cs="Arial"/>
-                <w:color w:val="AAAAAA"/>
-              </w:rPr>
-              <w:t xml:space="preserve"> is free for use with both free and commercial RPG Maker games unless specified otherwise. I do not demand royalties or special liberties if you choose to use </w:t>
-            </w:r>
-            <w:proofErr w:type="spellStart"/>
-            <w:r>
-              <w:rPr>
-                <w:rFonts w:ascii="Arial" w:hAnsi="Arial" w:cs="Arial"/>
-                <w:color w:val="AAAAAA"/>
-              </w:rPr>
-              <w:t>Yanfly</w:t>
-            </w:r>
-            <w:proofErr w:type="spellEnd"/>
-            <w:r>
-              <w:rPr>
-                <w:rFonts w:ascii="Arial" w:hAnsi="Arial" w:cs="Arial"/>
-                <w:color w:val="AAAAAA"/>
-              </w:rPr>
-              <w:t xml:space="preserve"> original content in your commercial games. (Although a free copy of your game would be nice!) I only ask that you provide “</w:t>
-            </w:r>
-            <w:proofErr w:type="spellStart"/>
-            <w:r>
-              <w:rPr>
-                <w:rFonts w:ascii="Arial" w:hAnsi="Arial" w:cs="Arial"/>
-                <w:color w:val="AAAAAA"/>
-              </w:rPr>
-              <w:t>Yanfly</w:t>
-            </w:r>
-            <w:proofErr w:type="spellEnd"/>
-            <w:r>
-              <w:rPr>
-                <w:rFonts w:ascii="Arial" w:hAnsi="Arial" w:cs="Arial"/>
-                <w:color w:val="AAAAAA"/>
-              </w:rPr>
-              <w:t>” or “</w:t>
-            </w:r>
-            <w:proofErr w:type="spellStart"/>
-            <w:r>
-              <w:rPr>
-                <w:rFonts w:ascii="Arial" w:hAnsi="Arial" w:cs="Arial"/>
-                <w:color w:val="AAAAAA"/>
-              </w:rPr>
-              <w:t>Yanfly</w:t>
-            </w:r>
-            <w:proofErr w:type="spellEnd"/>
-            <w:r>
-              <w:rPr>
-                <w:rFonts w:ascii="Arial" w:hAnsi="Arial" w:cs="Arial"/>
-                <w:color w:val="AAAAAA"/>
-              </w:rPr>
-              <w:t xml:space="preserve"> Engine” a spot in your game’s credits.</w:t>
+              <w:t>Any original material made by Yanfly is free for use with both free and commercial RPG Maker games unless specified otherwise. I do not demand royalties or special liberties if you choose to use Yanfly original content in your commercial games. (Although a free copy of your game would be nice!) I only ask that you provide “Yanfly” or “Yanfly Engine” a spot in your game’s credits.</w:t>
             </w:r>
           </w:p>
           <w:p>
@@ -3127,23 +2711,7 @@
                 <w:rFonts w:ascii="Arial" w:hAnsi="Arial" w:cs="Arial"/>
                 <w:color w:val="AAAAAA"/>
               </w:rPr>
-              <w:t xml:space="preserve">Any edits made to </w:t>
-            </w:r>
-            <w:proofErr w:type="spellStart"/>
-            <w:r>
-              <w:rPr>
-                <w:rFonts w:ascii="Arial" w:hAnsi="Arial" w:cs="Arial"/>
-                <w:color w:val="AAAAAA"/>
-              </w:rPr>
-              <w:t>Yanfly</w:t>
-            </w:r>
-            <w:proofErr w:type="spellEnd"/>
-            <w:r>
-              <w:rPr>
-                <w:rFonts w:ascii="Arial" w:hAnsi="Arial" w:cs="Arial"/>
-                <w:color w:val="AAAAAA"/>
-              </w:rPr>
-              <w:t xml:space="preserve"> original material are okay as long as you still provide the proper credit. Any non-</w:t>
+              <w:t>Any edits made to Yanfly original material are okay as long as you still provide the proper credit. Any non-</w:t>
             </w:r>
             <w:proofErr w:type="gramStart"/>
             <w:r>
@@ -3409,23 +2977,13 @@
         </w:rPr>
         <w:t>“</w:t>
       </w:r>
-      <w:proofErr w:type="spellStart"/>
-      <w:r>
-        <w:rPr>
-          <w:rFonts w:ascii="Tahoma" w:eastAsia="微软雅黑" w:hAnsi="Tahoma"/>
-          <w:kern w:val="0"/>
-          <w:sz w:val="22"/>
-        </w:rPr>
-        <w:t>Yanfly</w:t>
-      </w:r>
-      <w:proofErr w:type="spellEnd"/>
-      <w:r>
-        <w:rPr>
-          <w:rFonts w:ascii="Tahoma" w:eastAsia="微软雅黑" w:hAnsi="Tahoma"/>
-          <w:kern w:val="0"/>
-          <w:sz w:val="22"/>
-        </w:rPr>
-        <w:t xml:space="preserve">” </w:t>
+      <w:r>
+        <w:rPr>
+          <w:rFonts w:ascii="Tahoma" w:eastAsia="微软雅黑" w:hAnsi="Tahoma"/>
+          <w:kern w:val="0"/>
+          <w:sz w:val="22"/>
+        </w:rPr>
+        <w:t xml:space="preserve">Yanfly” </w:t>
       </w:r>
       <w:r>
         <w:rPr>
@@ -3449,25 +3007,7 @@
           <w:kern w:val="0"/>
           <w:sz w:val="22"/>
         </w:rPr>
-        <w:t>“</w:t>
-      </w:r>
-      <w:proofErr w:type="spellStart"/>
-      <w:r>
-        <w:rPr>
-          <w:rFonts w:ascii="Tahoma" w:eastAsia="微软雅黑" w:hAnsi="Tahoma"/>
-          <w:kern w:val="0"/>
-          <w:sz w:val="22"/>
-        </w:rPr>
-        <w:t>Yanfly</w:t>
-      </w:r>
-      <w:proofErr w:type="spellEnd"/>
-      <w:r>
-        <w:rPr>
-          <w:rFonts w:ascii="Tahoma" w:eastAsia="微软雅黑" w:hAnsi="Tahoma"/>
-          <w:kern w:val="0"/>
-          <w:sz w:val="22"/>
-        </w:rPr>
-        <w:t xml:space="preserve"> Engine”</w:t>
+        <w:t>“Yanfly Engine”</w:t>
       </w:r>
       <w:r>
         <w:rPr>
@@ -3601,7 +3141,7 @@
         </w:rPr>
         <w:t xml:space="preserve"> </w:t>
       </w:r>
-      <w:hyperlink r:id="rId13" w:history="1">
+      <w:hyperlink r:id="rId14" w:history="1">
         <w:r>
           <w:rPr>
             <w:rStyle w:val="a4"/>
@@ -4029,7 +3569,6 @@
               </w:rPr>
               <w:t xml:space="preserve">Free for commercial and </w:t>
             </w:r>
-            <w:proofErr w:type="spellStart"/>
             <w:proofErr w:type="gramStart"/>
             <w:r>
               <w:rPr>
@@ -4039,7 +3578,6 @@
               </w:rPr>
               <w:t>non commercial</w:t>
             </w:r>
-            <w:proofErr w:type="spellEnd"/>
             <w:proofErr w:type="gramEnd"/>
             <w:r>
               <w:rPr>
@@ -4152,7 +3690,7 @@
           <w:sz w:val="22"/>
         </w:rPr>
       </w:pPr>
-      <w:hyperlink r:id="rId14" w:history="1">
+      <w:hyperlink r:id="rId15" w:history="1">
         <w:r>
           <w:rPr>
             <w:rStyle w:val="a4"/>
@@ -4764,7 +4302,6 @@
               </w:rPr>
               <w:t>被放在</w:t>
             </w:r>
-            <w:proofErr w:type="spellStart"/>
             <w:r>
               <w:rPr>
                 <w:rFonts w:ascii="Tahoma" w:eastAsia="微软雅黑" w:hAnsi="Tahoma"/>
@@ -4773,7 +4310,6 @@
               </w:rPr>
               <w:t>img</w:t>
             </w:r>
-            <w:proofErr w:type="spellEnd"/>
             <w:r>
               <w:rPr>
                 <w:rFonts w:ascii="Tahoma" w:eastAsia="微软雅黑" w:hAnsi="Tahoma"/>
@@ -4964,17 +4500,13 @@
       </w:pPr>
       <w:r>
         <w:rPr>
-          <w:rFonts w:ascii="宋体" w:eastAsia="宋体" w:hAnsi="宋体" w:cs="宋体"/>
           <w:noProof/>
-          <w:kern w:val="0"/>
-          <w:sz w:val="24"/>
-          <w:szCs w:val="24"/>
         </w:rPr>
         <w:drawing>
-          <wp:inline distT="0" distB="0" distL="0" distR="0" wp14:anchorId="1E56D59A" wp14:editId="044D48DE">
+          <wp:inline distT="0" distB="0" distL="0" distR="0" wp14:anchorId="4468D70B" wp14:editId="2561BCEB">
             <wp:extent cx="4236720" cy="563880"/>
             <wp:effectExtent l="0" t="0" r="0" b="7620"/>
-            <wp:docPr id="720319877" name="图片 1"/>
+            <wp:docPr id="1887187080" name="图片 1"/>
             <wp:cNvGraphicFramePr>
               <a:graphicFrameLocks xmlns:a="http://schemas.openxmlformats.org/drawingml/2006/main" noChangeAspect="1"/>
             </wp:cNvGraphicFramePr>
@@ -4982,13 +4514,13 @@
               <a:graphicData uri="http://schemas.openxmlformats.org/drawingml/2006/picture">
                 <pic:pic xmlns:pic="http://schemas.openxmlformats.org/drawingml/2006/picture">
                   <pic:nvPicPr>
-                    <pic:cNvPr id="0" name="Picture 1"/>
+                    <pic:cNvPr id="0" name="Picture 4"/>
                     <pic:cNvPicPr>
                       <a:picLocks noChangeAspect="1" noChangeArrowheads="1"/>
                     </pic:cNvPicPr>
                   </pic:nvPicPr>
                   <pic:blipFill>
-                    <a:blip r:embed="rId15">
+                    <a:blip r:embed="rId16">
                       <a:extLst>
                         <a:ext uri="{28A0092B-C50C-407E-A947-70E740481C1C}">
                           <a14:useLocalDpi xmlns:a14="http://schemas.microsoft.com/office/drawing/2010/main" val="0"/>
@@ -5039,7 +4571,6 @@
         </w:rPr>
         <w:t>目前已知的，</w:t>
       </w:r>
-      <w:proofErr w:type="spellStart"/>
       <w:r>
         <w:rPr>
           <w:rFonts w:ascii="Tahoma" w:eastAsia="微软雅黑" w:hAnsi="Tahoma" w:hint="eastAsia"/>
@@ -5048,7 +4579,6 @@
         </w:rPr>
         <w:t>xp</w:t>
       </w:r>
-      <w:proofErr w:type="spellEnd"/>
       <w:r>
         <w:rPr>
           <w:rFonts w:ascii="Tahoma" w:eastAsia="微软雅黑" w:hAnsi="Tahoma" w:hint="eastAsia"/>
@@ -5057,7 +4587,6 @@
         </w:rPr>
         <w:t>、</w:t>
       </w:r>
-      <w:proofErr w:type="spellStart"/>
       <w:r>
         <w:rPr>
           <w:rFonts w:ascii="Tahoma" w:eastAsia="微软雅黑" w:hAnsi="Tahoma" w:hint="eastAsia"/>
@@ -5066,7 +4595,6 @@
         </w:rPr>
         <w:t>va</w:t>
       </w:r>
-      <w:proofErr w:type="spellEnd"/>
       <w:r>
         <w:rPr>
           <w:rFonts w:ascii="Tahoma" w:eastAsia="微软雅黑" w:hAnsi="Tahoma" w:hint="eastAsia"/>
@@ -5075,7 +4603,6 @@
         </w:rPr>
         <w:t>、</w:t>
       </w:r>
-      <w:proofErr w:type="spellStart"/>
       <w:r>
         <w:rPr>
           <w:rFonts w:ascii="Tahoma" w:eastAsia="微软雅黑" w:hAnsi="Tahoma" w:hint="eastAsia"/>
@@ -5084,7 +4611,6 @@
         </w:rPr>
         <w:t>vx</w:t>
       </w:r>
-      <w:proofErr w:type="spellEnd"/>
       <w:r>
         <w:rPr>
           <w:rFonts w:ascii="Tahoma" w:eastAsia="微软雅黑" w:hAnsi="Tahoma" w:hint="eastAsia"/>
@@ -5093,7 +4619,6 @@
         </w:rPr>
         <w:t>、</w:t>
       </w:r>
-      <w:proofErr w:type="spellStart"/>
       <w:r>
         <w:rPr>
           <w:rFonts w:ascii="Tahoma" w:eastAsia="微软雅黑" w:hAnsi="Tahoma" w:hint="eastAsia"/>
@@ -5102,7 +4627,6 @@
         </w:rPr>
         <w:t>rmmv</w:t>
       </w:r>
-      <w:proofErr w:type="spellEnd"/>
       <w:r>
         <w:rPr>
           <w:rFonts w:ascii="Tahoma" w:eastAsia="微软雅黑" w:hAnsi="Tahoma" w:hint="eastAsia"/>
@@ -5138,7 +4662,6 @@
         </w:rPr>
         <w:t>官网也有</w:t>
       </w:r>
-      <w:proofErr w:type="spellStart"/>
       <w:proofErr w:type="gramEnd"/>
       <w:r>
         <w:rPr>
@@ -5148,7 +4671,6 @@
         </w:rPr>
         <w:t>dlc</w:t>
       </w:r>
-      <w:proofErr w:type="spellEnd"/>
       <w:r>
         <w:rPr>
           <w:rFonts w:ascii="Tahoma" w:eastAsia="微软雅黑" w:hAnsi="Tahoma" w:hint="eastAsia"/>
@@ -5261,6 +4783,19 @@
     </w:p>
     <w:p>
       <w:pPr>
+        <w:widowControl/>
+        <w:snapToGrid w:val="0"/>
+        <w:jc w:val="left"/>
+        <w:rPr>
+          <w:rFonts w:ascii="Tahoma" w:eastAsia="微软雅黑" w:hAnsi="Tahoma" w:hint="eastAsia"/>
+          <w:color w:val="AEAAAA" w:themeColor="background2" w:themeShade="BF"/>
+          <w:kern w:val="0"/>
+          <w:sz w:val="22"/>
+        </w:rPr>
+      </w:pPr>
+    </w:p>
+    <w:p>
+      <w:pPr>
         <w:pStyle w:val="4"/>
         <w:spacing w:before="120" w:after="120" w:line="377" w:lineRule="auto"/>
         <w:rPr>
@@ -5433,7 +4968,6 @@
         </w:rPr>
         <w:t>system/</w:t>
       </w:r>
-      <w:proofErr w:type="spellStart"/>
       <w:r>
         <w:rPr>
           <w:rFonts w:ascii="Tahoma" w:eastAsia="微软雅黑" w:hAnsi="Tahoma"/>
@@ -5442,7 +4976,6 @@
         </w:rPr>
         <w:t>Drillup</w:t>
       </w:r>
-      <w:proofErr w:type="spellEnd"/>
       <w:r>
         <w:rPr>
           <w:rFonts w:ascii="Tahoma" w:eastAsia="微软雅黑" w:hAnsi="Tahoma"/>
@@ -5457,18 +4990,8 @@
           <w:kern w:val="0"/>
           <w:sz w:val="22"/>
         </w:rPr>
-        <w:t>.</w:t>
-      </w:r>
-      <w:proofErr w:type="spellStart"/>
-      <w:r>
-        <w:rPr>
-          <w:rFonts w:ascii="Tahoma" w:eastAsia="微软雅黑" w:hAnsi="Tahoma" w:hint="eastAsia"/>
-          <w:kern w:val="0"/>
-          <w:sz w:val="22"/>
-        </w:rPr>
-        <w:t>png</w:t>
-      </w:r>
-      <w:proofErr w:type="spellEnd"/>
+        <w:t>.png</w:t>
+      </w:r>
       <w:proofErr w:type="gramStart"/>
       <w:r>
         <w:rPr>
@@ -5553,10 +5076,10 @@
           <w:noProof/>
         </w:rPr>
         <w:drawing>
-          <wp:inline distT="0" distB="0" distL="0" distR="0" wp14:anchorId="23F130E9" wp14:editId="76EE2053">
-            <wp:extent cx="3009524" cy="2180953"/>
-            <wp:effectExtent l="0" t="0" r="635" b="0"/>
-            <wp:docPr id="3" name="图片 3"/>
+          <wp:inline distT="0" distB="0" distL="0" distR="0" wp14:anchorId="024263E6" wp14:editId="2EB32849">
+            <wp:extent cx="3009900" cy="2179320"/>
+            <wp:effectExtent l="0" t="0" r="0" b="0"/>
+            <wp:docPr id="528594126" name="图片 2"/>
             <wp:cNvGraphicFramePr>
               <a:graphicFrameLocks xmlns:a="http://schemas.openxmlformats.org/drawingml/2006/main" noChangeAspect="1"/>
             </wp:cNvGraphicFramePr>
@@ -5564,322 +5087,7 @@
               <a:graphicData uri="http://schemas.openxmlformats.org/drawingml/2006/picture">
                 <pic:pic xmlns:pic="http://schemas.openxmlformats.org/drawingml/2006/picture">
                   <pic:nvPicPr>
-                    <pic:cNvPr id="0" name=""/>
-                    <pic:cNvPicPr/>
-                  </pic:nvPicPr>
-                  <pic:blipFill>
-                    <a:blip r:embed="rId16"/>
-                    <a:stretch>
-                      <a:fillRect/>
-                    </a:stretch>
-                  </pic:blipFill>
-                  <pic:spPr>
-                    <a:xfrm>
-                      <a:off x="0" y="0"/>
-                      <a:ext cx="3009524" cy="2180953"/>
-                    </a:xfrm>
-                    <a:prstGeom prst="rect">
-                      <a:avLst/>
-                    </a:prstGeom>
-                  </pic:spPr>
-                </pic:pic>
-              </a:graphicData>
-            </a:graphic>
-          </wp:inline>
-        </w:drawing>
-      </w:r>
-    </w:p>
-    <w:p>
-      <w:pPr>
-        <w:widowControl/>
-        <w:snapToGrid w:val="0"/>
-        <w:jc w:val="left"/>
-        <w:rPr>
-          <w:rFonts w:ascii="Tahoma" w:eastAsia="微软雅黑" w:hAnsi="Tahoma"/>
-          <w:kern w:val="0"/>
-          <w:sz w:val="22"/>
-        </w:rPr>
-      </w:pPr>
-      <w:r>
-        <w:rPr>
-          <w:rFonts w:ascii="Tahoma" w:eastAsia="微软雅黑" w:hAnsi="Tahoma" w:hint="eastAsia"/>
-          <w:kern w:val="0"/>
-          <w:sz w:val="22"/>
-        </w:rPr>
-        <w:t>用小图标组合是个一劳永逸的方法，自画一个原创图标</w:t>
-      </w:r>
-      <w:r>
-        <w:rPr>
-          <w:rFonts w:ascii="Tahoma" w:eastAsia="微软雅黑" w:hAnsi="Tahoma" w:hint="eastAsia"/>
-          <w:kern w:val="0"/>
-          <w:sz w:val="22"/>
-        </w:rPr>
-        <w:t xml:space="preserve"> </w:t>
-      </w:r>
-      <w:r>
-        <w:rPr>
-          <w:rFonts w:ascii="Tahoma" w:eastAsia="微软雅黑" w:hAnsi="Tahoma" w:hint="eastAsia"/>
-          <w:kern w:val="0"/>
-          <w:sz w:val="22"/>
-        </w:rPr>
-        <w:t>等同于</w:t>
-      </w:r>
-      <w:r>
-        <w:rPr>
-          <w:rFonts w:ascii="Tahoma" w:eastAsia="微软雅黑" w:hAnsi="Tahoma" w:hint="eastAsia"/>
-          <w:kern w:val="0"/>
-          <w:sz w:val="22"/>
-        </w:rPr>
-        <w:t xml:space="preserve"> </w:t>
-      </w:r>
-      <w:r>
-        <w:rPr>
-          <w:rFonts w:ascii="Tahoma" w:eastAsia="微软雅黑" w:hAnsi="Tahoma" w:hint="eastAsia"/>
-          <w:kern w:val="0"/>
-          <w:sz w:val="22"/>
-        </w:rPr>
-        <w:t>画了二十多个图标。</w:t>
-      </w:r>
-    </w:p>
-    <w:p>
-      <w:pPr>
-        <w:widowControl/>
-        <w:snapToGrid w:val="0"/>
-        <w:jc w:val="left"/>
-        <w:rPr>
-          <w:rFonts w:ascii="Tahoma" w:eastAsia="微软雅黑" w:hAnsi="Tahoma"/>
-          <w:kern w:val="0"/>
-          <w:sz w:val="22"/>
-        </w:rPr>
-      </w:pPr>
-      <w:r>
-        <w:rPr>
-          <w:rFonts w:ascii="Tahoma" w:eastAsia="微软雅黑" w:hAnsi="Tahoma" w:hint="eastAsia"/>
-          <w:kern w:val="0"/>
-          <w:sz w:val="22"/>
-        </w:rPr>
-        <w:t>（我画的图标只用</w:t>
-      </w:r>
-      <w:r>
-        <w:rPr>
-          <w:rFonts w:ascii="Tahoma" w:eastAsia="微软雅黑" w:hAnsi="Tahoma" w:hint="eastAsia"/>
-          <w:kern w:val="0"/>
-          <w:sz w:val="22"/>
-        </w:rPr>
-        <w:t xml:space="preserve"> </w:t>
-      </w:r>
-      <w:r>
-        <w:rPr>
-          <w:rFonts w:ascii="Tahoma" w:eastAsia="微软雅黑" w:hAnsi="Tahoma" w:hint="eastAsia"/>
-          <w:kern w:val="0"/>
-          <w:sz w:val="22"/>
-        </w:rPr>
-        <w:t>黑白</w:t>
-      </w:r>
-      <w:r>
-        <w:rPr>
-          <w:rFonts w:ascii="Tahoma" w:eastAsia="微软雅黑" w:hAnsi="Tahoma" w:hint="eastAsia"/>
-          <w:kern w:val="0"/>
-          <w:sz w:val="22"/>
-        </w:rPr>
-        <w:t>+</w:t>
-      </w:r>
-      <w:r>
-        <w:rPr>
-          <w:rFonts w:ascii="Tahoma" w:eastAsia="微软雅黑" w:hAnsi="Tahoma"/>
-          <w:kern w:val="0"/>
-          <w:sz w:val="22"/>
-        </w:rPr>
-        <w:t>5</w:t>
-      </w:r>
-      <w:r>
-        <w:rPr>
-          <w:rFonts w:ascii="Tahoma" w:eastAsia="微软雅黑" w:hAnsi="Tahoma" w:hint="eastAsia"/>
-          <w:kern w:val="0"/>
-          <w:sz w:val="22"/>
-        </w:rPr>
-        <w:t>种蓝色，你可以</w:t>
-      </w:r>
-      <w:proofErr w:type="spellStart"/>
-      <w:r>
-        <w:rPr>
-          <w:rFonts w:ascii="Tahoma" w:eastAsia="微软雅黑" w:hAnsi="Tahoma" w:hint="eastAsia"/>
-          <w:kern w:val="0"/>
-          <w:sz w:val="22"/>
-        </w:rPr>
-        <w:t>ps</w:t>
-      </w:r>
-      <w:proofErr w:type="spellEnd"/>
-      <w:r>
-        <w:rPr>
-          <w:rFonts w:ascii="Tahoma" w:eastAsia="微软雅黑" w:hAnsi="Tahoma" w:hint="eastAsia"/>
-          <w:kern w:val="0"/>
-          <w:sz w:val="22"/>
-        </w:rPr>
-        <w:t>变色做出更多不同颜色的图标。）</w:t>
-      </w:r>
-    </w:p>
-    <w:p>
-      <w:pPr>
-        <w:widowControl/>
-        <w:jc w:val="left"/>
-        <w:rPr>
-          <w:rFonts w:ascii="Tahoma" w:eastAsia="微软雅黑" w:hAnsi="Tahoma"/>
-          <w:kern w:val="0"/>
-          <w:sz w:val="22"/>
-        </w:rPr>
-      </w:pPr>
-      <w:r>
-        <w:rPr>
-          <w:rFonts w:ascii="Tahoma" w:eastAsia="微软雅黑" w:hAnsi="Tahoma"/>
-          <w:kern w:val="0"/>
-          <w:sz w:val="22"/>
-        </w:rPr>
-        <w:br w:type="page"/>
-      </w:r>
-    </w:p>
-    <w:p>
-      <w:pPr>
-        <w:pStyle w:val="4"/>
-        <w:spacing w:before="120" w:after="120" w:line="377" w:lineRule="auto"/>
-        <w:rPr>
-          <w:rFonts w:ascii="微软雅黑" w:eastAsia="微软雅黑" w:hAnsi="微软雅黑" w:hint="eastAsia"/>
-          <w:sz w:val="22"/>
-        </w:rPr>
-      </w:pPr>
-      <w:r>
-        <w:rPr>
-          <w:rFonts w:ascii="微软雅黑" w:eastAsia="微软雅黑" w:hAnsi="微软雅黑" w:hint="eastAsia"/>
-          <w:sz w:val="22"/>
-        </w:rPr>
-        <w:lastRenderedPageBreak/>
-        <w:t>AI画的图标</w:t>
-      </w:r>
-    </w:p>
-    <w:p>
-      <w:pPr>
-        <w:widowControl/>
-        <w:adjustRightInd w:val="0"/>
-        <w:snapToGrid w:val="0"/>
-        <w:spacing w:after="200"/>
-        <w:jc w:val="left"/>
-        <w:rPr>
-          <w:rFonts w:ascii="Tahoma" w:eastAsia="微软雅黑" w:hAnsi="Tahoma"/>
-          <w:kern w:val="0"/>
-          <w:sz w:val="22"/>
-        </w:rPr>
-      </w:pPr>
-      <w:r>
-        <w:rPr>
-          <w:rFonts w:ascii="Tahoma" w:eastAsia="微软雅黑" w:hAnsi="Tahoma" w:hint="eastAsia"/>
-          <w:kern w:val="0"/>
-          <w:sz w:val="22"/>
-        </w:rPr>
-        <w:t>AI</w:t>
-      </w:r>
-      <w:r>
-        <w:rPr>
-          <w:rFonts w:ascii="Tahoma" w:eastAsia="微软雅黑" w:hAnsi="Tahoma" w:hint="eastAsia"/>
-          <w:kern w:val="0"/>
-          <w:sz w:val="22"/>
-        </w:rPr>
-        <w:t>画的图标一个明显的特征是作者我给它们变了</w:t>
-      </w:r>
-      <w:r>
-        <w:rPr>
-          <w:rFonts w:ascii="Tahoma" w:eastAsia="微软雅黑" w:hAnsi="Tahoma" w:hint="eastAsia"/>
-          <w:kern w:val="0"/>
-          <w:sz w:val="22"/>
-        </w:rPr>
-        <w:t>1</w:t>
-      </w:r>
-      <w:r>
-        <w:rPr>
-          <w:rFonts w:ascii="Tahoma" w:eastAsia="微软雅黑" w:hAnsi="Tahoma"/>
-          <w:kern w:val="0"/>
-          <w:sz w:val="22"/>
-        </w:rPr>
-        <w:t>0</w:t>
-      </w:r>
-      <w:r>
-        <w:rPr>
-          <w:rFonts w:ascii="Tahoma" w:eastAsia="微软雅黑" w:hAnsi="Tahoma" w:hint="eastAsia"/>
-          <w:kern w:val="0"/>
-          <w:sz w:val="22"/>
-        </w:rPr>
-        <w:t>种不同的颜色。</w:t>
-      </w:r>
-    </w:p>
-    <w:p>
-      <w:pPr>
-        <w:widowControl/>
-        <w:adjustRightInd w:val="0"/>
-        <w:snapToGrid w:val="0"/>
-        <w:spacing w:after="200"/>
-        <w:jc w:val="left"/>
-        <w:rPr>
-          <w:rFonts w:ascii="Tahoma" w:eastAsia="微软雅黑" w:hAnsi="Tahoma"/>
-          <w:kern w:val="0"/>
-          <w:sz w:val="22"/>
-        </w:rPr>
-      </w:pPr>
-      <w:r>
-        <w:rPr>
-          <w:rFonts w:ascii="Tahoma" w:eastAsia="微软雅黑" w:hAnsi="Tahoma" w:hint="eastAsia"/>
-          <w:kern w:val="0"/>
-          <w:sz w:val="22"/>
-        </w:rPr>
-        <w:t>由于目前</w:t>
-      </w:r>
-      <w:r>
-        <w:rPr>
-          <w:rFonts w:ascii="Tahoma" w:eastAsia="微软雅黑" w:hAnsi="Tahoma" w:hint="eastAsia"/>
-          <w:kern w:val="0"/>
-          <w:sz w:val="22"/>
-        </w:rPr>
-        <w:t>AI</w:t>
-      </w:r>
-      <w:r>
-        <w:rPr>
-          <w:rFonts w:ascii="Tahoma" w:eastAsia="微软雅黑" w:hAnsi="Tahoma" w:hint="eastAsia"/>
-          <w:kern w:val="0"/>
-          <w:sz w:val="22"/>
-        </w:rPr>
-        <w:t>商用的版权一直处于灰色地带，因此最好不要商用。</w:t>
-      </w:r>
-    </w:p>
-    <w:p>
-      <w:pPr>
-        <w:widowControl/>
-        <w:jc w:val="center"/>
-        <w:rPr>
-          <w:rFonts w:ascii="宋体" w:eastAsia="宋体" w:hAnsi="宋体" w:cs="宋体" w:hint="eastAsia"/>
-          <w:kern w:val="0"/>
-          <w:sz w:val="24"/>
-          <w:szCs w:val="24"/>
-        </w:rPr>
-      </w:pPr>
-      <w:r>
-        <w:rPr>
-          <w:rFonts w:ascii="宋体" w:eastAsia="宋体" w:hAnsi="宋体" w:cs="宋体"/>
-          <w:noProof/>
-          <w:kern w:val="0"/>
-          <w:sz w:val="24"/>
-          <w:szCs w:val="24"/>
-        </w:rPr>
-        <w:drawing>
-          <wp:inline distT="0" distB="0" distL="0" distR="0" wp14:anchorId="285B0D82" wp14:editId="482209B8">
-            <wp:extent cx="4847590" cy="3383858"/>
-            <wp:effectExtent l="0" t="0" r="0" b="7620"/>
-            <wp:docPr id="222596302" name="图片 2"/>
-            <wp:cNvGraphicFramePr>
-              <a:graphicFrameLocks xmlns:a="http://schemas.openxmlformats.org/drawingml/2006/main" noChangeAspect="1"/>
-            </wp:cNvGraphicFramePr>
-            <a:graphic xmlns:a="http://schemas.openxmlformats.org/drawingml/2006/main">
-              <a:graphicData uri="http://schemas.openxmlformats.org/drawingml/2006/picture">
-                <pic:pic xmlns:pic="http://schemas.openxmlformats.org/drawingml/2006/picture">
-                  <pic:nvPicPr>
-                    <pic:cNvPr id="0" name="Picture 3"/>
+                    <pic:cNvPr id="0" name="Picture 6"/>
                     <pic:cNvPicPr>
                       <a:picLocks noChangeAspect="1" noChangeArrowheads="1"/>
                     </pic:cNvPicPr>
@@ -5900,7 +5108,322 @@
                   <pic:spPr bwMode="auto">
                     <a:xfrm>
                       <a:off x="0" y="0"/>
-                      <a:ext cx="4856365" cy="3389983"/>
+                      <a:ext cx="3009900" cy="2179320"/>
+                    </a:xfrm>
+                    <a:prstGeom prst="rect">
+                      <a:avLst/>
+                    </a:prstGeom>
+                    <a:noFill/>
+                    <a:ln>
+                      <a:noFill/>
+                    </a:ln>
+                  </pic:spPr>
+                </pic:pic>
+              </a:graphicData>
+            </a:graphic>
+          </wp:inline>
+        </w:drawing>
+      </w:r>
+    </w:p>
+    <w:p>
+      <w:pPr>
+        <w:widowControl/>
+        <w:snapToGrid w:val="0"/>
+        <w:jc w:val="left"/>
+        <w:rPr>
+          <w:rFonts w:ascii="Tahoma" w:eastAsia="微软雅黑" w:hAnsi="Tahoma"/>
+          <w:kern w:val="0"/>
+          <w:sz w:val="22"/>
+        </w:rPr>
+      </w:pPr>
+      <w:r>
+        <w:rPr>
+          <w:rFonts w:ascii="Tahoma" w:eastAsia="微软雅黑" w:hAnsi="Tahoma" w:hint="eastAsia"/>
+          <w:kern w:val="0"/>
+          <w:sz w:val="22"/>
+        </w:rPr>
+        <w:t>用小图标组合是个一劳永逸的方法，自画一个原创图标</w:t>
+      </w:r>
+      <w:r>
+        <w:rPr>
+          <w:rFonts w:ascii="Tahoma" w:eastAsia="微软雅黑" w:hAnsi="Tahoma" w:hint="eastAsia"/>
+          <w:kern w:val="0"/>
+          <w:sz w:val="22"/>
+        </w:rPr>
+        <w:t xml:space="preserve"> </w:t>
+      </w:r>
+      <w:r>
+        <w:rPr>
+          <w:rFonts w:ascii="Tahoma" w:eastAsia="微软雅黑" w:hAnsi="Tahoma" w:hint="eastAsia"/>
+          <w:kern w:val="0"/>
+          <w:sz w:val="22"/>
+        </w:rPr>
+        <w:t>等同于</w:t>
+      </w:r>
+      <w:r>
+        <w:rPr>
+          <w:rFonts w:ascii="Tahoma" w:eastAsia="微软雅黑" w:hAnsi="Tahoma" w:hint="eastAsia"/>
+          <w:kern w:val="0"/>
+          <w:sz w:val="22"/>
+        </w:rPr>
+        <w:t xml:space="preserve"> </w:t>
+      </w:r>
+      <w:r>
+        <w:rPr>
+          <w:rFonts w:ascii="Tahoma" w:eastAsia="微软雅黑" w:hAnsi="Tahoma" w:hint="eastAsia"/>
+          <w:kern w:val="0"/>
+          <w:sz w:val="22"/>
+        </w:rPr>
+        <w:t>画了二十多个图标。</w:t>
+      </w:r>
+    </w:p>
+    <w:p>
+      <w:pPr>
+        <w:widowControl/>
+        <w:snapToGrid w:val="0"/>
+        <w:jc w:val="left"/>
+        <w:rPr>
+          <w:rFonts w:ascii="Tahoma" w:eastAsia="微软雅黑" w:hAnsi="Tahoma"/>
+          <w:kern w:val="0"/>
+          <w:sz w:val="22"/>
+        </w:rPr>
+      </w:pPr>
+      <w:r>
+        <w:rPr>
+          <w:rFonts w:ascii="Tahoma" w:eastAsia="微软雅黑" w:hAnsi="Tahoma" w:hint="eastAsia"/>
+          <w:kern w:val="0"/>
+          <w:sz w:val="22"/>
+        </w:rPr>
+        <w:t>（我画的图标只用</w:t>
+      </w:r>
+      <w:r>
+        <w:rPr>
+          <w:rFonts w:ascii="Tahoma" w:eastAsia="微软雅黑" w:hAnsi="Tahoma" w:hint="eastAsia"/>
+          <w:kern w:val="0"/>
+          <w:sz w:val="22"/>
+        </w:rPr>
+        <w:t xml:space="preserve"> </w:t>
+      </w:r>
+      <w:r>
+        <w:rPr>
+          <w:rFonts w:ascii="Tahoma" w:eastAsia="微软雅黑" w:hAnsi="Tahoma" w:hint="eastAsia"/>
+          <w:kern w:val="0"/>
+          <w:sz w:val="22"/>
+        </w:rPr>
+        <w:t>黑白</w:t>
+      </w:r>
+      <w:r>
+        <w:rPr>
+          <w:rFonts w:ascii="Tahoma" w:eastAsia="微软雅黑" w:hAnsi="Tahoma" w:hint="eastAsia"/>
+          <w:kern w:val="0"/>
+          <w:sz w:val="22"/>
+        </w:rPr>
+        <w:t>+</w:t>
+      </w:r>
+      <w:r>
+        <w:rPr>
+          <w:rFonts w:ascii="Tahoma" w:eastAsia="微软雅黑" w:hAnsi="Tahoma"/>
+          <w:kern w:val="0"/>
+          <w:sz w:val="22"/>
+        </w:rPr>
+        <w:t>5</w:t>
+      </w:r>
+      <w:r>
+        <w:rPr>
+          <w:rFonts w:ascii="Tahoma" w:eastAsia="微软雅黑" w:hAnsi="Tahoma" w:hint="eastAsia"/>
+          <w:kern w:val="0"/>
+          <w:sz w:val="22"/>
+        </w:rPr>
+        <w:t>种蓝色，你可以</w:t>
+      </w:r>
+      <w:r>
+        <w:rPr>
+          <w:rFonts w:ascii="Tahoma" w:eastAsia="微软雅黑" w:hAnsi="Tahoma" w:hint="eastAsia"/>
+          <w:kern w:val="0"/>
+          <w:sz w:val="22"/>
+        </w:rPr>
+        <w:t>ps</w:t>
+      </w:r>
+      <w:r>
+        <w:rPr>
+          <w:rFonts w:ascii="Tahoma" w:eastAsia="微软雅黑" w:hAnsi="Tahoma" w:hint="eastAsia"/>
+          <w:kern w:val="0"/>
+          <w:sz w:val="22"/>
+        </w:rPr>
+        <w:t>变色做出更多不同颜色的图标。）</w:t>
+      </w:r>
+    </w:p>
+    <w:p>
+      <w:pPr>
+        <w:widowControl/>
+        <w:snapToGrid w:val="0"/>
+        <w:jc w:val="left"/>
+        <w:rPr>
+          <w:rFonts w:ascii="Tahoma" w:eastAsia="微软雅黑" w:hAnsi="Tahoma"/>
+          <w:kern w:val="0"/>
+          <w:sz w:val="22"/>
+        </w:rPr>
+      </w:pPr>
+    </w:p>
+    <w:p>
+      <w:pPr>
+        <w:pStyle w:val="4"/>
+        <w:spacing w:before="120" w:after="120" w:line="377" w:lineRule="auto"/>
+        <w:rPr>
+          <w:rFonts w:ascii="微软雅黑" w:eastAsia="微软雅黑" w:hAnsi="微软雅黑" w:hint="eastAsia"/>
+          <w:sz w:val="22"/>
+        </w:rPr>
+      </w:pPr>
+      <w:r>
+        <w:rPr>
+          <w:rFonts w:ascii="微软雅黑" w:eastAsia="微软雅黑" w:hAnsi="微软雅黑" w:hint="eastAsia"/>
+          <w:sz w:val="22"/>
+        </w:rPr>
+        <w:lastRenderedPageBreak/>
+        <w:t>AI画的图标</w:t>
+      </w:r>
+    </w:p>
+    <w:p>
+      <w:pPr>
+        <w:widowControl/>
+        <w:adjustRightInd w:val="0"/>
+        <w:snapToGrid w:val="0"/>
+        <w:spacing w:after="200"/>
+        <w:jc w:val="left"/>
+        <w:rPr>
+          <w:rFonts w:ascii="Tahoma" w:eastAsia="微软雅黑" w:hAnsi="Tahoma"/>
+          <w:kern w:val="0"/>
+          <w:sz w:val="22"/>
+        </w:rPr>
+      </w:pPr>
+      <w:r>
+        <w:rPr>
+          <w:rFonts w:ascii="Tahoma" w:eastAsia="微软雅黑" w:hAnsi="Tahoma" w:hint="eastAsia"/>
+          <w:kern w:val="0"/>
+          <w:sz w:val="22"/>
+        </w:rPr>
+        <w:t>AI</w:t>
+      </w:r>
+      <w:r>
+        <w:rPr>
+          <w:rFonts w:ascii="Tahoma" w:eastAsia="微软雅黑" w:hAnsi="Tahoma" w:hint="eastAsia"/>
+          <w:kern w:val="0"/>
+          <w:sz w:val="22"/>
+        </w:rPr>
+        <w:t>画的图标一个明显的特征是作者我给它们变了</w:t>
+      </w:r>
+      <w:r>
+        <w:rPr>
+          <w:rFonts w:ascii="Tahoma" w:eastAsia="微软雅黑" w:hAnsi="Tahoma" w:hint="eastAsia"/>
+          <w:kern w:val="0"/>
+          <w:sz w:val="22"/>
+        </w:rPr>
+        <w:t>1</w:t>
+      </w:r>
+      <w:r>
+        <w:rPr>
+          <w:rFonts w:ascii="Tahoma" w:eastAsia="微软雅黑" w:hAnsi="Tahoma"/>
+          <w:kern w:val="0"/>
+          <w:sz w:val="22"/>
+        </w:rPr>
+        <w:t>0</w:t>
+      </w:r>
+      <w:r>
+        <w:rPr>
+          <w:rFonts w:ascii="Tahoma" w:eastAsia="微软雅黑" w:hAnsi="Tahoma" w:hint="eastAsia"/>
+          <w:kern w:val="0"/>
+          <w:sz w:val="22"/>
+        </w:rPr>
+        <w:t>种不同的颜色。</w:t>
+      </w:r>
+    </w:p>
+    <w:p>
+      <w:pPr>
+        <w:widowControl/>
+        <w:adjustRightInd w:val="0"/>
+        <w:snapToGrid w:val="0"/>
+        <w:spacing w:after="200"/>
+        <w:jc w:val="left"/>
+        <w:rPr>
+          <w:rFonts w:ascii="Tahoma" w:eastAsia="微软雅黑" w:hAnsi="Tahoma"/>
+          <w:kern w:val="0"/>
+          <w:sz w:val="22"/>
+        </w:rPr>
+      </w:pPr>
+      <w:r>
+        <w:rPr>
+          <w:rFonts w:ascii="Tahoma" w:eastAsia="微软雅黑" w:hAnsi="Tahoma" w:hint="eastAsia"/>
+          <w:kern w:val="0"/>
+          <w:sz w:val="22"/>
+        </w:rPr>
+        <w:t>由于目前</w:t>
+      </w:r>
+      <w:r>
+        <w:rPr>
+          <w:rFonts w:ascii="Tahoma" w:eastAsia="微软雅黑" w:hAnsi="Tahoma" w:hint="eastAsia"/>
+          <w:kern w:val="0"/>
+          <w:sz w:val="22"/>
+        </w:rPr>
+        <w:t>AI</w:t>
+      </w:r>
+      <w:r>
+        <w:rPr>
+          <w:rFonts w:ascii="Tahoma" w:eastAsia="微软雅黑" w:hAnsi="Tahoma" w:hint="eastAsia"/>
+          <w:kern w:val="0"/>
+          <w:sz w:val="22"/>
+        </w:rPr>
+        <w:t>商用的版权一直处于灰色地带，因此最好不要商用。</w:t>
+      </w:r>
+    </w:p>
+    <w:p>
+      <w:pPr>
+        <w:widowControl/>
+        <w:jc w:val="center"/>
+        <w:rPr>
+          <w:rFonts w:ascii="宋体" w:eastAsia="宋体" w:hAnsi="宋体" w:cs="宋体" w:hint="eastAsia"/>
+          <w:kern w:val="0"/>
+          <w:sz w:val="24"/>
+          <w:szCs w:val="24"/>
+        </w:rPr>
+      </w:pPr>
+      <w:r>
+        <w:rPr>
+          <w:noProof/>
+        </w:rPr>
+        <w:drawing>
+          <wp:inline distT="0" distB="0" distL="0" distR="0" wp14:anchorId="5D36132C" wp14:editId="484F8434">
+            <wp:extent cx="4859497" cy="3392170"/>
+            <wp:effectExtent l="0" t="0" r="0" b="0"/>
+            <wp:docPr id="31932323" name="图片 3"/>
+            <wp:cNvGraphicFramePr>
+              <a:graphicFrameLocks xmlns:a="http://schemas.openxmlformats.org/drawingml/2006/main" noChangeAspect="1"/>
+            </wp:cNvGraphicFramePr>
+            <a:graphic xmlns:a="http://schemas.openxmlformats.org/drawingml/2006/main">
+              <a:graphicData uri="http://schemas.openxmlformats.org/drawingml/2006/picture">
+                <pic:pic xmlns:pic="http://schemas.openxmlformats.org/drawingml/2006/picture">
+                  <pic:nvPicPr>
+                    <pic:cNvPr id="0" name="Picture 8"/>
+                    <pic:cNvPicPr>
+                      <a:picLocks noChangeAspect="1" noChangeArrowheads="1"/>
+                    </pic:cNvPicPr>
+                  </pic:nvPicPr>
+                  <pic:blipFill>
+                    <a:blip r:embed="rId18">
+                      <a:extLst>
+                        <a:ext uri="{28A0092B-C50C-407E-A947-70E740481C1C}">
+                          <a14:useLocalDpi xmlns:a14="http://schemas.microsoft.com/office/drawing/2010/main" val="0"/>
+                        </a:ext>
+                      </a:extLst>
+                    </a:blip>
+                    <a:srcRect/>
+                    <a:stretch>
+                      <a:fillRect/>
+                    </a:stretch>
+                  </pic:blipFill>
+                  <pic:spPr bwMode="auto">
+                    <a:xfrm>
+                      <a:off x="0" y="0"/>
+                      <a:ext cx="4861241" cy="3393388"/>
                     </a:xfrm>
                     <a:prstGeom prst="rect">
                       <a:avLst/>
@@ -6036,7 +5559,6 @@
               </w:rPr>
               <w:t>被放在</w:t>
             </w:r>
-            <w:proofErr w:type="spellStart"/>
             <w:r>
               <w:rPr>
                 <w:rFonts w:ascii="Tahoma" w:eastAsia="微软雅黑" w:hAnsi="Tahoma"/>
@@ -6045,7 +5567,6 @@
               </w:rPr>
               <w:t>img</w:t>
             </w:r>
-            <w:proofErr w:type="spellEnd"/>
             <w:r>
               <w:rPr>
                 <w:rFonts w:ascii="Tahoma" w:eastAsia="微软雅黑" w:hAnsi="Tahoma"/>
@@ -6188,10 +5709,10 @@
           <w:noProof/>
         </w:rPr>
         <w:drawing>
-          <wp:inline distT="0" distB="0" distL="0" distR="0" wp14:anchorId="3FF43E85" wp14:editId="06490BA5">
-            <wp:extent cx="4055110" cy="2703244"/>
-            <wp:effectExtent l="0" t="0" r="2540" b="1905"/>
-            <wp:docPr id="1690513010" name="图片 2"/>
+          <wp:inline distT="0" distB="0" distL="0" distR="0" wp14:anchorId="4173A160" wp14:editId="23FA77C2">
+            <wp:extent cx="4542790" cy="3028344"/>
+            <wp:effectExtent l="0" t="0" r="0" b="635"/>
+            <wp:docPr id="1502657438" name="图片 4"/>
             <wp:cNvGraphicFramePr>
               <a:graphicFrameLocks xmlns:a="http://schemas.openxmlformats.org/drawingml/2006/main" noChangeAspect="1"/>
             </wp:cNvGraphicFramePr>
@@ -6199,71 +5720,7 @@
               <a:graphicData uri="http://schemas.openxmlformats.org/drawingml/2006/picture">
                 <pic:pic xmlns:pic="http://schemas.openxmlformats.org/drawingml/2006/picture">
                   <pic:nvPicPr>
-                    <pic:cNvPr id="0" name="Picture 6"/>
-                    <pic:cNvPicPr>
-                      <a:picLocks noChangeAspect="1" noChangeArrowheads="1"/>
-                    </pic:cNvPicPr>
-                  </pic:nvPicPr>
-                  <pic:blipFill>
-                    <a:blip r:embed="rId18">
-                      <a:extLst>
-                        <a:ext uri="{28A0092B-C50C-407E-A947-70E740481C1C}">
-                          <a14:useLocalDpi xmlns:a14="http://schemas.microsoft.com/office/drawing/2010/main" val="0"/>
-                        </a:ext>
-                      </a:extLst>
-                    </a:blip>
-                    <a:srcRect/>
-                    <a:stretch>
-                      <a:fillRect/>
-                    </a:stretch>
-                  </pic:blipFill>
-                  <pic:spPr bwMode="auto">
-                    <a:xfrm>
-                      <a:off x="0" y="0"/>
-                      <a:ext cx="4055422" cy="2703452"/>
-                    </a:xfrm>
-                    <a:prstGeom prst="rect">
-                      <a:avLst/>
-                    </a:prstGeom>
-                    <a:noFill/>
-                    <a:ln>
-                      <a:noFill/>
-                    </a:ln>
-                  </pic:spPr>
-                </pic:pic>
-              </a:graphicData>
-            </a:graphic>
-          </wp:inline>
-        </w:drawing>
-      </w:r>
-    </w:p>
-    <w:p>
-      <w:pPr>
-        <w:widowControl/>
-        <w:jc w:val="center"/>
-        <w:rPr>
-          <w:rFonts w:ascii="Tahoma" w:eastAsia="微软雅黑" w:hAnsi="Tahoma"/>
-          <w:kern w:val="0"/>
-          <w:sz w:val="22"/>
-        </w:rPr>
-      </w:pPr>
-      <w:r>
-        <w:rPr>
-          <w:noProof/>
-        </w:rPr>
-        <w:drawing>
-          <wp:inline distT="0" distB="0" distL="0" distR="0" wp14:anchorId="1B3FF613" wp14:editId="47F7B571">
-            <wp:extent cx="4123690" cy="2748961"/>
-            <wp:effectExtent l="0" t="0" r="0" b="0"/>
-            <wp:docPr id="1863419261" name="图片 3"/>
-            <wp:cNvGraphicFramePr>
-              <a:graphicFrameLocks xmlns:a="http://schemas.openxmlformats.org/drawingml/2006/main" noChangeAspect="1"/>
-            </wp:cNvGraphicFramePr>
-            <a:graphic xmlns:a="http://schemas.openxmlformats.org/drawingml/2006/main">
-              <a:graphicData uri="http://schemas.openxmlformats.org/drawingml/2006/picture">
-                <pic:pic xmlns:pic="http://schemas.openxmlformats.org/drawingml/2006/picture">
-                  <pic:nvPicPr>
-                    <pic:cNvPr id="0" name="Picture 8"/>
+                    <pic:cNvPr id="0" name="Picture 10"/>
                     <pic:cNvPicPr>
                       <a:picLocks noChangeAspect="1" noChangeArrowheads="1"/>
                     </pic:cNvPicPr>
@@ -6284,7 +5741,7 @@
                   <pic:spPr bwMode="auto">
                     <a:xfrm>
                       <a:off x="0" y="0"/>
-                      <a:ext cx="4125490" cy="2750161"/>
+                      <a:ext cx="4542979" cy="3028470"/>
                     </a:xfrm>
                     <a:prstGeom prst="rect">
                       <a:avLst/>
@@ -6304,17 +5761,83 @@
     <w:p>
       <w:pPr>
         <w:widowControl/>
-        <w:jc w:val="left"/>
-        <w:rPr>
-          <w:rFonts w:ascii="Tahoma" w:eastAsia="微软雅黑" w:hAnsi="Tahoma"/>
-          <w:kern w:val="0"/>
-          <w:sz w:val="22"/>
-        </w:rPr>
-      </w:pPr>
-    </w:p>
-    <w:p>
-      <w:pPr>
-        <w:widowControl/>
+        <w:jc w:val="center"/>
+        <w:rPr>
+          <w:rFonts w:ascii="Tahoma" w:eastAsia="微软雅黑" w:hAnsi="Tahoma"/>
+          <w:kern w:val="0"/>
+          <w:sz w:val="22"/>
+        </w:rPr>
+      </w:pPr>
+      <w:r>
+        <w:rPr>
+          <w:noProof/>
+        </w:rPr>
+        <w:drawing>
+          <wp:inline distT="0" distB="0" distL="0" distR="0" wp14:anchorId="76067143" wp14:editId="2CBE9D2F">
+            <wp:extent cx="4481830" cy="2987707"/>
+            <wp:effectExtent l="0" t="0" r="0" b="3175"/>
+            <wp:docPr id="596663380" name="图片 5"/>
+            <wp:cNvGraphicFramePr>
+              <a:graphicFrameLocks xmlns:a="http://schemas.openxmlformats.org/drawingml/2006/main" noChangeAspect="1"/>
+            </wp:cNvGraphicFramePr>
+            <a:graphic xmlns:a="http://schemas.openxmlformats.org/drawingml/2006/main">
+              <a:graphicData uri="http://schemas.openxmlformats.org/drawingml/2006/picture">
+                <pic:pic xmlns:pic="http://schemas.openxmlformats.org/drawingml/2006/picture">
+                  <pic:nvPicPr>
+                    <pic:cNvPr id="0" name="Picture 12"/>
+                    <pic:cNvPicPr>
+                      <a:picLocks noChangeAspect="1" noChangeArrowheads="1"/>
+                    </pic:cNvPicPr>
+                  </pic:nvPicPr>
+                  <pic:blipFill>
+                    <a:blip r:embed="rId20">
+                      <a:extLst>
+                        <a:ext uri="{28A0092B-C50C-407E-A947-70E740481C1C}">
+                          <a14:useLocalDpi xmlns:a14="http://schemas.microsoft.com/office/drawing/2010/main" val="0"/>
+                        </a:ext>
+                      </a:extLst>
+                    </a:blip>
+                    <a:srcRect/>
+                    <a:stretch>
+                      <a:fillRect/>
+                    </a:stretch>
+                  </pic:blipFill>
+                  <pic:spPr bwMode="auto">
+                    <a:xfrm>
+                      <a:off x="0" y="0"/>
+                      <a:ext cx="4482268" cy="2987999"/>
+                    </a:xfrm>
+                    <a:prstGeom prst="rect">
+                      <a:avLst/>
+                    </a:prstGeom>
+                    <a:noFill/>
+                    <a:ln>
+                      <a:noFill/>
+                    </a:ln>
+                  </pic:spPr>
+                </pic:pic>
+              </a:graphicData>
+            </a:graphic>
+          </wp:inline>
+        </w:drawing>
+      </w:r>
+    </w:p>
+    <w:p>
+      <w:pPr>
+        <w:widowControl/>
+        <w:snapToGrid w:val="0"/>
+        <w:jc w:val="left"/>
+        <w:rPr>
+          <w:rFonts w:ascii="Tahoma" w:eastAsia="微软雅黑" w:hAnsi="Tahoma"/>
+          <w:kern w:val="0"/>
+          <w:sz w:val="22"/>
+        </w:rPr>
+      </w:pPr>
+    </w:p>
+    <w:p>
+      <w:pPr>
+        <w:widowControl/>
+        <w:snapToGrid w:val="0"/>
         <w:jc w:val="left"/>
         <w:rPr>
           <w:rFonts w:ascii="Tahoma" w:eastAsia="微软雅黑" w:hAnsi="Tahoma"/>
@@ -6639,36 +6162,17 @@
         </w:rPr>
         <w:t>链接：</w:t>
       </w:r>
-      <w:r>
-        <w:fldChar w:fldCharType="begin"/>
-      </w:r>
-      <w:r>
-        <w:instrText>HYPERLINK "https://pan.baidu.com/s/1N5m7Fzkp00vz1BVsnKBw4w"</w:instrText>
-      </w:r>
-      <w:r>
-        <w:rPr>
-          <w:rFonts w:hint="eastAsia"/>
-        </w:rPr>
-        <w:fldChar w:fldCharType="separate"/>
-      </w:r>
-      <w:r>
-        <w:rPr>
-          <w:rStyle w:val="a4"/>
-          <w:rFonts w:ascii="Tahoma" w:eastAsia="微软雅黑" w:hAnsi="Tahoma"/>
-          <w:kern w:val="0"/>
-          <w:sz w:val="22"/>
-        </w:rPr>
-        <w:t>https://pan.baidu.com/s/1N5m7Fzkp00vz1BVsnKBw4w</w:t>
-      </w:r>
-      <w:r>
-        <w:rPr>
-          <w:rStyle w:val="a4"/>
-          <w:rFonts w:ascii="Tahoma" w:eastAsia="微软雅黑" w:hAnsi="Tahoma"/>
-          <w:kern w:val="0"/>
-          <w:sz w:val="22"/>
-        </w:rPr>
-        <w:fldChar w:fldCharType="end"/>
-      </w:r>
+      <w:hyperlink r:id="rId21" w:history="1">
+        <w:r>
+          <w:rPr>
+            <w:rStyle w:val="a4"/>
+            <w:rFonts w:ascii="Tahoma" w:eastAsia="微软雅黑" w:hAnsi="Tahoma"/>
+            <w:kern w:val="0"/>
+            <w:sz w:val="22"/>
+          </w:rPr>
+          <w:t>https://pan.baidu.com/s/1N5m7Fzkp00vz1BVsnKBw4w</w:t>
+        </w:r>
+      </w:hyperlink>
       <w:r>
         <w:rPr>
           <w:rFonts w:ascii="Tahoma" w:eastAsia="微软雅黑" w:hAnsi="Tahoma"/>
@@ -6707,20 +6211,19 @@
         <w:widowControl/>
         <w:jc w:val="left"/>
         <w:rPr>
-          <w:rFonts w:hint="eastAsia"/>
           <w:noProof/>
+          <w:sz w:val="22"/>
         </w:rPr>
       </w:pPr>
       <w:r>
         <w:rPr>
           <w:noProof/>
-          <w:sz w:val="22"/>
         </w:rPr>
         <w:drawing>
-          <wp:inline distT="0" distB="0" distL="0" distR="0" wp14:anchorId="02230197" wp14:editId="1400C09F">
-            <wp:extent cx="676191" cy="600000"/>
-            <wp:effectExtent l="0" t="0" r="0" b="0"/>
-            <wp:docPr id="13" name="图片 13"/>
+          <wp:inline distT="0" distB="0" distL="0" distR="0" wp14:anchorId="6C016376" wp14:editId="5816D691">
+            <wp:extent cx="678180" cy="601980"/>
+            <wp:effectExtent l="0" t="0" r="7620" b="7620"/>
+            <wp:docPr id="866105473" name="图片 6"/>
             <wp:cNvGraphicFramePr>
               <a:graphicFrameLocks xmlns:a="http://schemas.openxmlformats.org/drawingml/2006/main" noChangeAspect="1"/>
             </wp:cNvGraphicFramePr>
@@ -6728,210 +6231,13 @@
               <a:graphicData uri="http://schemas.openxmlformats.org/drawingml/2006/picture">
                 <pic:pic xmlns:pic="http://schemas.openxmlformats.org/drawingml/2006/picture">
                   <pic:nvPicPr>
-                    <pic:cNvPr id="0" name=""/>
-                    <pic:cNvPicPr/>
-                  </pic:nvPicPr>
-                  <pic:blipFill>
-                    <a:blip r:embed="rId20"/>
-                    <a:stretch>
-                      <a:fillRect/>
-                    </a:stretch>
-                  </pic:blipFill>
-                  <pic:spPr>
-                    <a:xfrm>
-                      <a:off x="0" y="0"/>
-                      <a:ext cx="676191" cy="600000"/>
-                    </a:xfrm>
-                    <a:prstGeom prst="rect">
-                      <a:avLst/>
-                    </a:prstGeom>
-                  </pic:spPr>
-                </pic:pic>
-              </a:graphicData>
-            </a:graphic>
-          </wp:inline>
-        </w:drawing>
-      </w:r>
-      <w:r>
-        <w:rPr>
-          <w:noProof/>
-          <w:sz w:val="22"/>
-        </w:rPr>
-        <w:t xml:space="preserve"> </w:t>
-      </w:r>
-      <w:r>
-        <w:rPr>
-          <w:noProof/>
-          <w:sz w:val="22"/>
-        </w:rPr>
-        <w:drawing>
-          <wp:inline distT="0" distB="0" distL="0" distR="0" wp14:anchorId="7BEA412B" wp14:editId="64D3024F">
-            <wp:extent cx="2352381" cy="400000"/>
-            <wp:effectExtent l="0" t="0" r="0" b="635"/>
-            <wp:docPr id="14" name="图片 14"/>
-            <wp:cNvGraphicFramePr>
-              <a:graphicFrameLocks xmlns:a="http://schemas.openxmlformats.org/drawingml/2006/main" noChangeAspect="1"/>
-            </wp:cNvGraphicFramePr>
-            <a:graphic xmlns:a="http://schemas.openxmlformats.org/drawingml/2006/main">
-              <a:graphicData uri="http://schemas.openxmlformats.org/drawingml/2006/picture">
-                <pic:pic xmlns:pic="http://schemas.openxmlformats.org/drawingml/2006/picture">
-                  <pic:nvPicPr>
-                    <pic:cNvPr id="0" name=""/>
-                    <pic:cNvPicPr/>
-                  </pic:nvPicPr>
-                  <pic:blipFill>
-                    <a:blip r:embed="rId21"/>
-                    <a:stretch>
-                      <a:fillRect/>
-                    </a:stretch>
-                  </pic:blipFill>
-                  <pic:spPr>
-                    <a:xfrm>
-                      <a:off x="0" y="0"/>
-                      <a:ext cx="2352381" cy="400000"/>
-                    </a:xfrm>
-                    <a:prstGeom prst="rect">
-                      <a:avLst/>
-                    </a:prstGeom>
-                  </pic:spPr>
-                </pic:pic>
-              </a:graphicData>
-            </a:graphic>
-          </wp:inline>
-        </w:drawing>
-      </w:r>
-      <w:r>
-        <w:rPr>
-          <w:noProof/>
-          <w:sz w:val="22"/>
-        </w:rPr>
-        <w:t xml:space="preserve"> </w:t>
-      </w:r>
-      <w:r>
-        <w:rPr>
-          <w:noProof/>
-        </w:rPr>
-        <w:drawing>
-          <wp:inline distT="0" distB="0" distL="0" distR="0" wp14:anchorId="0E0C7BED" wp14:editId="0FFAE3CE">
-            <wp:extent cx="2922104" cy="1154759"/>
-            <wp:effectExtent l="0" t="0" r="0" b="7620"/>
-            <wp:docPr id="15" name="图片 15"/>
-            <wp:cNvGraphicFramePr>
-              <a:graphicFrameLocks xmlns:a="http://schemas.openxmlformats.org/drawingml/2006/main" noChangeAspect="1"/>
-            </wp:cNvGraphicFramePr>
-            <a:graphic xmlns:a="http://schemas.openxmlformats.org/drawingml/2006/main">
-              <a:graphicData uri="http://schemas.openxmlformats.org/drawingml/2006/picture">
-                <pic:pic xmlns:pic="http://schemas.openxmlformats.org/drawingml/2006/picture">
-                  <pic:nvPicPr>
-                    <pic:cNvPr id="0" name=""/>
-                    <pic:cNvPicPr/>
-                  </pic:nvPicPr>
-                  <pic:blipFill>
-                    <a:blip r:embed="rId22"/>
-                    <a:stretch>
-                      <a:fillRect/>
-                    </a:stretch>
-                  </pic:blipFill>
-                  <pic:spPr>
-                    <a:xfrm>
-                      <a:off x="0" y="0"/>
-                      <a:ext cx="2931887" cy="1158625"/>
-                    </a:xfrm>
-                    <a:prstGeom prst="rect">
-                      <a:avLst/>
-                    </a:prstGeom>
-                  </pic:spPr>
-                </pic:pic>
-              </a:graphicData>
-            </a:graphic>
-          </wp:inline>
-        </w:drawing>
-      </w:r>
-      <w:r>
-        <w:rPr>
-          <w:noProof/>
-        </w:rPr>
-        <w:t xml:space="preserve"> </w:t>
-      </w:r>
-      <w:r>
-        <w:rPr>
-          <w:noProof/>
-        </w:rPr>
-        <w:drawing>
-          <wp:inline distT="0" distB="0" distL="0" distR="0" wp14:anchorId="27020BDC" wp14:editId="148DCF57">
-            <wp:extent cx="1182757" cy="1159679"/>
-            <wp:effectExtent l="0" t="0" r="0" b="2540"/>
-            <wp:docPr id="16" name="图片 16"/>
-            <wp:cNvGraphicFramePr>
-              <a:graphicFrameLocks xmlns:a="http://schemas.openxmlformats.org/drawingml/2006/main" noChangeAspect="1"/>
-            </wp:cNvGraphicFramePr>
-            <a:graphic xmlns:a="http://schemas.openxmlformats.org/drawingml/2006/main">
-              <a:graphicData uri="http://schemas.openxmlformats.org/drawingml/2006/picture">
-                <pic:pic xmlns:pic="http://schemas.openxmlformats.org/drawingml/2006/picture">
-                  <pic:nvPicPr>
-                    <pic:cNvPr id="0" name=""/>
-                    <pic:cNvPicPr/>
-                  </pic:nvPicPr>
-                  <pic:blipFill>
-                    <a:blip r:embed="rId23"/>
-                    <a:stretch>
-                      <a:fillRect/>
-                    </a:stretch>
-                  </pic:blipFill>
-                  <pic:spPr>
-                    <a:xfrm>
-                      <a:off x="0" y="0"/>
-                      <a:ext cx="1185374" cy="1162245"/>
-                    </a:xfrm>
-                    <a:prstGeom prst="rect">
-                      <a:avLst/>
-                    </a:prstGeom>
-                  </pic:spPr>
-                </pic:pic>
-              </a:graphicData>
-            </a:graphic>
-          </wp:inline>
-        </w:drawing>
-      </w:r>
-    </w:p>
-    <w:p>
-      <w:pPr>
-        <w:widowControl/>
-        <w:jc w:val="left"/>
-        <w:rPr>
-          <w:rFonts w:ascii="Tahoma" w:eastAsia="微软雅黑" w:hAnsi="Tahoma"/>
-          <w:color w:val="AEAAAA" w:themeColor="background2" w:themeShade="BF"/>
-          <w:kern w:val="0"/>
-          <w:sz w:val="24"/>
-        </w:rPr>
-      </w:pPr>
-      <w:r>
-        <w:rPr>
-          <w:rFonts w:ascii="Tahoma" w:eastAsia="微软雅黑" w:hAnsi="Tahoma"/>
-          <w:noProof/>
-          <w:color w:val="AEAAAA" w:themeColor="background2" w:themeShade="BF"/>
-          <w:kern w:val="0"/>
-          <w:sz w:val="24"/>
-        </w:rPr>
-        <w:drawing>
-          <wp:inline distT="0" distB="0" distL="0" distR="0" wp14:anchorId="1F57FCF9" wp14:editId="6C6E6DF1">
-            <wp:extent cx="5274310" cy="2965351"/>
-            <wp:effectExtent l="0" t="0" r="2540" b="6985"/>
-            <wp:docPr id="21" name="图片 21" descr="F:\ai箱\小爱丽丝\小爱丽丝对比感\量子妹背景.jpg"/>
-            <wp:cNvGraphicFramePr>
-              <a:graphicFrameLocks xmlns:a="http://schemas.openxmlformats.org/drawingml/2006/main" noChangeAspect="1"/>
-            </wp:cNvGraphicFramePr>
-            <a:graphic xmlns:a="http://schemas.openxmlformats.org/drawingml/2006/main">
-              <a:graphicData uri="http://schemas.openxmlformats.org/drawingml/2006/picture">
-                <pic:pic xmlns:pic="http://schemas.openxmlformats.org/drawingml/2006/picture">
-                  <pic:nvPicPr>
-                    <pic:cNvPr id="0" name="Picture 1" descr="F:\ai箱\小爱丽丝\小爱丽丝对比感\量子妹背景.jpg"/>
+                    <pic:cNvPr id="0" name="Picture 14"/>
                     <pic:cNvPicPr>
                       <a:picLocks noChangeAspect="1" noChangeArrowheads="1"/>
                     </pic:cNvPicPr>
                   </pic:nvPicPr>
                   <pic:blipFill>
-                    <a:blip r:embed="rId24" cstate="print">
+                    <a:blip r:embed="rId22">
                       <a:extLst>
                         <a:ext uri="{28A0092B-C50C-407E-A947-70E740481C1C}">
                           <a14:useLocalDpi xmlns:a14="http://schemas.microsoft.com/office/drawing/2010/main" val="0"/>
@@ -6946,7 +6252,254 @@
                   <pic:spPr bwMode="auto">
                     <a:xfrm>
                       <a:off x="0" y="0"/>
-                      <a:ext cx="5274310" cy="2965351"/>
+                      <a:ext cx="678180" cy="601980"/>
+                    </a:xfrm>
+                    <a:prstGeom prst="rect">
+                      <a:avLst/>
+                    </a:prstGeom>
+                    <a:noFill/>
+                    <a:ln>
+                      <a:noFill/>
+                    </a:ln>
+                  </pic:spPr>
+                </pic:pic>
+              </a:graphicData>
+            </a:graphic>
+          </wp:inline>
+        </w:drawing>
+      </w:r>
+      <w:r>
+        <w:rPr>
+          <w:noProof/>
+          <w:sz w:val="22"/>
+        </w:rPr>
+        <w:t xml:space="preserve"> </w:t>
+      </w:r>
+      <w:r>
+        <w:rPr>
+          <w:noProof/>
+        </w:rPr>
+        <w:drawing>
+          <wp:inline distT="0" distB="0" distL="0" distR="0" wp14:anchorId="64E11048" wp14:editId="422A5862">
+            <wp:extent cx="2354580" cy="403860"/>
+            <wp:effectExtent l="0" t="0" r="7620" b="0"/>
+            <wp:docPr id="449070011" name="图片 7"/>
+            <wp:cNvGraphicFramePr>
+              <a:graphicFrameLocks xmlns:a="http://schemas.openxmlformats.org/drawingml/2006/main" noChangeAspect="1"/>
+            </wp:cNvGraphicFramePr>
+            <a:graphic xmlns:a="http://schemas.openxmlformats.org/drawingml/2006/main">
+              <a:graphicData uri="http://schemas.openxmlformats.org/drawingml/2006/picture">
+                <pic:pic xmlns:pic="http://schemas.openxmlformats.org/drawingml/2006/picture">
+                  <pic:nvPicPr>
+                    <pic:cNvPr id="0" name="Picture 16"/>
+                    <pic:cNvPicPr>
+                      <a:picLocks noChangeAspect="1" noChangeArrowheads="1"/>
+                    </pic:cNvPicPr>
+                  </pic:nvPicPr>
+                  <pic:blipFill>
+                    <a:blip r:embed="rId23">
+                      <a:extLst>
+                        <a:ext uri="{28A0092B-C50C-407E-A947-70E740481C1C}">
+                          <a14:useLocalDpi xmlns:a14="http://schemas.microsoft.com/office/drawing/2010/main" val="0"/>
+                        </a:ext>
+                      </a:extLst>
+                    </a:blip>
+                    <a:srcRect/>
+                    <a:stretch>
+                      <a:fillRect/>
+                    </a:stretch>
+                  </pic:blipFill>
+                  <pic:spPr bwMode="auto">
+                    <a:xfrm>
+                      <a:off x="0" y="0"/>
+                      <a:ext cx="2354580" cy="403860"/>
+                    </a:xfrm>
+                    <a:prstGeom prst="rect">
+                      <a:avLst/>
+                    </a:prstGeom>
+                    <a:noFill/>
+                    <a:ln>
+                      <a:noFill/>
+                    </a:ln>
+                  </pic:spPr>
+                </pic:pic>
+              </a:graphicData>
+            </a:graphic>
+          </wp:inline>
+        </w:drawing>
+      </w:r>
+    </w:p>
+    <w:p>
+      <w:pPr>
+        <w:widowControl/>
+        <w:jc w:val="left"/>
+        <w:rPr>
+          <w:rFonts w:hint="eastAsia"/>
+          <w:noProof/>
+        </w:rPr>
+      </w:pPr>
+      <w:r>
+        <w:rPr>
+          <w:noProof/>
+        </w:rPr>
+        <w:drawing>
+          <wp:inline distT="0" distB="0" distL="0" distR="0" wp14:anchorId="19038690" wp14:editId="78F8FC02">
+            <wp:extent cx="3183116" cy="1257300"/>
+            <wp:effectExtent l="0" t="0" r="0" b="0"/>
+            <wp:docPr id="145878963" name="图片 8"/>
+            <wp:cNvGraphicFramePr>
+              <a:graphicFrameLocks xmlns:a="http://schemas.openxmlformats.org/drawingml/2006/main" noChangeAspect="1"/>
+            </wp:cNvGraphicFramePr>
+            <a:graphic xmlns:a="http://schemas.openxmlformats.org/drawingml/2006/main">
+              <a:graphicData uri="http://schemas.openxmlformats.org/drawingml/2006/picture">
+                <pic:pic xmlns:pic="http://schemas.openxmlformats.org/drawingml/2006/picture">
+                  <pic:nvPicPr>
+                    <pic:cNvPr id="0" name="Picture 18"/>
+                    <pic:cNvPicPr>
+                      <a:picLocks noChangeAspect="1" noChangeArrowheads="1"/>
+                    </pic:cNvPicPr>
+                  </pic:nvPicPr>
+                  <pic:blipFill>
+                    <a:blip r:embed="rId24">
+                      <a:extLst>
+                        <a:ext uri="{28A0092B-C50C-407E-A947-70E740481C1C}">
+                          <a14:useLocalDpi xmlns:a14="http://schemas.microsoft.com/office/drawing/2010/main" val="0"/>
+                        </a:ext>
+                      </a:extLst>
+                    </a:blip>
+                    <a:srcRect/>
+                    <a:stretch>
+                      <a:fillRect/>
+                    </a:stretch>
+                  </pic:blipFill>
+                  <pic:spPr bwMode="auto">
+                    <a:xfrm>
+                      <a:off x="0" y="0"/>
+                      <a:ext cx="3187838" cy="1259165"/>
+                    </a:xfrm>
+                    <a:prstGeom prst="rect">
+                      <a:avLst/>
+                    </a:prstGeom>
+                    <a:noFill/>
+                    <a:ln>
+                      <a:noFill/>
+                    </a:ln>
+                  </pic:spPr>
+                </pic:pic>
+              </a:graphicData>
+            </a:graphic>
+          </wp:inline>
+        </w:drawing>
+      </w:r>
+      <w:r>
+        <w:rPr>
+          <w:noProof/>
+        </w:rPr>
+        <w:t xml:space="preserve"> </w:t>
+      </w:r>
+      <w:r>
+        <w:rPr>
+          <w:noProof/>
+        </w:rPr>
+        <w:drawing>
+          <wp:inline distT="0" distB="0" distL="0" distR="0" wp14:anchorId="48FA515B" wp14:editId="53C50AB2">
+            <wp:extent cx="1272540" cy="1247686"/>
+            <wp:effectExtent l="0" t="0" r="3810" b="0"/>
+            <wp:docPr id="1068285482" name="图片 9"/>
+            <wp:cNvGraphicFramePr>
+              <a:graphicFrameLocks xmlns:a="http://schemas.openxmlformats.org/drawingml/2006/main" noChangeAspect="1"/>
+            </wp:cNvGraphicFramePr>
+            <a:graphic xmlns:a="http://schemas.openxmlformats.org/drawingml/2006/main">
+              <a:graphicData uri="http://schemas.openxmlformats.org/drawingml/2006/picture">
+                <pic:pic xmlns:pic="http://schemas.openxmlformats.org/drawingml/2006/picture">
+                  <pic:nvPicPr>
+                    <pic:cNvPr id="0" name="Picture 20"/>
+                    <pic:cNvPicPr>
+                      <a:picLocks noChangeAspect="1" noChangeArrowheads="1"/>
+                    </pic:cNvPicPr>
+                  </pic:nvPicPr>
+                  <pic:blipFill>
+                    <a:blip r:embed="rId25">
+                      <a:extLst>
+                        <a:ext uri="{28A0092B-C50C-407E-A947-70E740481C1C}">
+                          <a14:useLocalDpi xmlns:a14="http://schemas.microsoft.com/office/drawing/2010/main" val="0"/>
+                        </a:ext>
+                      </a:extLst>
+                    </a:blip>
+                    <a:srcRect/>
+                    <a:stretch>
+                      <a:fillRect/>
+                    </a:stretch>
+                  </pic:blipFill>
+                  <pic:spPr bwMode="auto">
+                    <a:xfrm>
+                      <a:off x="0" y="0"/>
+                      <a:ext cx="1279066" cy="1254085"/>
+                    </a:xfrm>
+                    <a:prstGeom prst="rect">
+                      <a:avLst/>
+                    </a:prstGeom>
+                    <a:noFill/>
+                    <a:ln>
+                      <a:noFill/>
+                    </a:ln>
+                  </pic:spPr>
+                </pic:pic>
+              </a:graphicData>
+            </a:graphic>
+          </wp:inline>
+        </w:drawing>
+      </w:r>
+    </w:p>
+    <w:p>
+      <w:pPr>
+        <w:widowControl/>
+        <w:jc w:val="left"/>
+        <w:rPr>
+          <w:rFonts w:ascii="Tahoma" w:eastAsia="微软雅黑" w:hAnsi="Tahoma"/>
+          <w:color w:val="AEAAAA" w:themeColor="background2" w:themeShade="BF"/>
+          <w:kern w:val="0"/>
+          <w:sz w:val="24"/>
+        </w:rPr>
+      </w:pPr>
+      <w:r>
+        <w:rPr>
+          <w:noProof/>
+        </w:rPr>
+        <w:drawing>
+          <wp:inline distT="0" distB="0" distL="0" distR="0" wp14:anchorId="7FD0AF96" wp14:editId="35FD2AEB">
+            <wp:extent cx="5274310" cy="2964180"/>
+            <wp:effectExtent l="0" t="0" r="2540" b="7620"/>
+            <wp:docPr id="1067603476" name="图片 10"/>
+            <wp:cNvGraphicFramePr>
+              <a:graphicFrameLocks xmlns:a="http://schemas.openxmlformats.org/drawingml/2006/main" noChangeAspect="1"/>
+            </wp:cNvGraphicFramePr>
+            <a:graphic xmlns:a="http://schemas.openxmlformats.org/drawingml/2006/main">
+              <a:graphicData uri="http://schemas.openxmlformats.org/drawingml/2006/picture">
+                <pic:pic xmlns:pic="http://schemas.openxmlformats.org/drawingml/2006/picture">
+                  <pic:nvPicPr>
+                    <pic:cNvPr id="0" name="Picture 22"/>
+                    <pic:cNvPicPr>
+                      <a:picLocks noChangeAspect="1" noChangeArrowheads="1"/>
+                    </pic:cNvPicPr>
+                  </pic:nvPicPr>
+                  <pic:blipFill>
+                    <a:blip r:embed="rId26" cstate="print">
+                      <a:extLst>
+                        <a:ext uri="{28A0092B-C50C-407E-A947-70E740481C1C}">
+                          <a14:useLocalDpi xmlns:a14="http://schemas.microsoft.com/office/drawing/2010/main" val="0"/>
+                        </a:ext>
+                      </a:extLst>
+                    </a:blip>
+                    <a:srcRect/>
+                    <a:stretch>
+                      <a:fillRect/>
+                    </a:stretch>
+                  </pic:blipFill>
+                  <pic:spPr bwMode="auto">
+                    <a:xfrm>
+                      <a:off x="0" y="0"/>
+                      <a:ext cx="5274310" cy="2964180"/>
                     </a:xfrm>
                     <a:prstGeom prst="rect">
                       <a:avLst/>
@@ -7081,7 +6634,6 @@
               </w:rPr>
               <w:t>被放在</w:t>
             </w:r>
-            <w:proofErr w:type="spellStart"/>
             <w:r>
               <w:rPr>
                 <w:rFonts w:ascii="Tahoma" w:eastAsia="微软雅黑" w:hAnsi="Tahoma"/>
@@ -7090,7 +6642,6 @@
               </w:rPr>
               <w:t>img</w:t>
             </w:r>
-            <w:proofErr w:type="spellEnd"/>
             <w:r>
               <w:rPr>
                 <w:rFonts w:ascii="Tahoma" w:eastAsia="微软雅黑" w:hAnsi="Tahoma"/>
@@ -7099,7 +6650,6 @@
               </w:rPr>
               <w:t>/</w:t>
             </w:r>
-            <w:proofErr w:type="spellStart"/>
             <w:r>
               <w:rPr>
                 <w:rFonts w:ascii="Tahoma" w:eastAsia="微软雅黑" w:hAnsi="Tahoma"/>
@@ -7108,7 +6658,6 @@
               </w:rPr>
               <w:t>tilesets</w:t>
             </w:r>
-            <w:proofErr w:type="spellEnd"/>
             <w:r>
               <w:rPr>
                 <w:rFonts w:ascii="Tahoma" w:eastAsia="微软雅黑" w:hAnsi="Tahoma" w:hint="eastAsia"/>
@@ -7231,16 +6780,13 @@
       </w:pPr>
       <w:r>
         <w:rPr>
-          <w:rFonts w:ascii="Tahoma" w:eastAsia="微软雅黑" w:hAnsi="Tahoma"/>
           <w:noProof/>
-          <w:kern w:val="0"/>
-          <w:sz w:val="22"/>
         </w:rPr>
         <w:drawing>
-          <wp:inline distT="0" distB="0" distL="0" distR="0" wp14:anchorId="37BBFBE6" wp14:editId="321F0E25">
-            <wp:extent cx="3117850" cy="2338575"/>
-            <wp:effectExtent l="0" t="0" r="6350" b="5080"/>
-            <wp:docPr id="1926832177" name="图片 4"/>
+          <wp:inline distT="0" distB="0" distL="0" distR="0" wp14:anchorId="79CA9A25" wp14:editId="21CA54C5">
+            <wp:extent cx="3566160" cy="2674835"/>
+            <wp:effectExtent l="0" t="0" r="0" b="0"/>
+            <wp:docPr id="19730160" name="图片 11"/>
             <wp:cNvGraphicFramePr>
               <a:graphicFrameLocks xmlns:a="http://schemas.openxmlformats.org/drawingml/2006/main" noChangeAspect="1"/>
             </wp:cNvGraphicFramePr>
@@ -7248,469 +6794,7 @@
               <a:graphicData uri="http://schemas.openxmlformats.org/drawingml/2006/picture">
                 <pic:pic xmlns:pic="http://schemas.openxmlformats.org/drawingml/2006/picture">
                   <pic:nvPicPr>
-                    <pic:cNvPr id="0" name="Picture 10"/>
-                    <pic:cNvPicPr>
-                      <a:picLocks noChangeAspect="1" noChangeArrowheads="1"/>
-                    </pic:cNvPicPr>
-                  </pic:nvPicPr>
-                  <pic:blipFill>
-                    <a:blip r:embed="rId25" cstate="print">
-                      <a:extLst>
-                        <a:ext uri="{28A0092B-C50C-407E-A947-70E740481C1C}">
-                          <a14:useLocalDpi xmlns:a14="http://schemas.microsoft.com/office/drawing/2010/main" val="0"/>
-                        </a:ext>
-                      </a:extLst>
-                    </a:blip>
-                    <a:srcRect/>
-                    <a:stretch>
-                      <a:fillRect/>
-                    </a:stretch>
-                  </pic:blipFill>
-                  <pic:spPr bwMode="auto">
-                    <a:xfrm>
-                      <a:off x="0" y="0"/>
-                      <a:ext cx="3129100" cy="2347013"/>
-                    </a:xfrm>
-                    <a:prstGeom prst="rect">
-                      <a:avLst/>
-                    </a:prstGeom>
-                    <a:noFill/>
-                    <a:ln>
-                      <a:noFill/>
-                    </a:ln>
-                  </pic:spPr>
-                </pic:pic>
-              </a:graphicData>
-            </a:graphic>
-          </wp:inline>
-        </w:drawing>
-      </w:r>
-    </w:p>
-    <w:p>
-      <w:pPr>
-        <w:widowControl/>
-        <w:snapToGrid w:val="0"/>
-        <w:jc w:val="center"/>
-        <w:rPr>
-          <w:rFonts w:ascii="Tahoma" w:eastAsia="微软雅黑" w:hAnsi="Tahoma"/>
-          <w:kern w:val="0"/>
-          <w:sz w:val="22"/>
-        </w:rPr>
-      </w:pPr>
-      <w:r>
-        <w:rPr>
-          <w:noProof/>
-        </w:rPr>
-        <w:drawing>
-          <wp:inline distT="0" distB="0" distL="0" distR="0" wp14:anchorId="47D7610E" wp14:editId="70A9834D">
-            <wp:extent cx="3154680" cy="3154680"/>
-            <wp:effectExtent l="0" t="0" r="7620" b="7620"/>
-            <wp:docPr id="878614603" name="图片 5"/>
-            <wp:cNvGraphicFramePr>
-              <a:graphicFrameLocks xmlns:a="http://schemas.openxmlformats.org/drawingml/2006/main" noChangeAspect="1"/>
-            </wp:cNvGraphicFramePr>
-            <a:graphic xmlns:a="http://schemas.openxmlformats.org/drawingml/2006/main">
-              <a:graphicData uri="http://schemas.openxmlformats.org/drawingml/2006/picture">
-                <pic:pic xmlns:pic="http://schemas.openxmlformats.org/drawingml/2006/picture">
-                  <pic:nvPicPr>
-                    <pic:cNvPr id="0" name="Picture 12"/>
-                    <pic:cNvPicPr>
-                      <a:picLocks noChangeAspect="1" noChangeArrowheads="1"/>
-                    </pic:cNvPicPr>
-                  </pic:nvPicPr>
-                  <pic:blipFill>
-                    <a:blip r:embed="rId26" cstate="print">
-                      <a:extLst>
-                        <a:ext uri="{28A0092B-C50C-407E-A947-70E740481C1C}">
-                          <a14:useLocalDpi xmlns:a14="http://schemas.microsoft.com/office/drawing/2010/main" val="0"/>
-                        </a:ext>
-                      </a:extLst>
-                    </a:blip>
-                    <a:srcRect/>
-                    <a:stretch>
-                      <a:fillRect/>
-                    </a:stretch>
-                  </pic:blipFill>
-                  <pic:spPr bwMode="auto">
-                    <a:xfrm>
-                      <a:off x="0" y="0"/>
-                      <a:ext cx="3154680" cy="3154680"/>
-                    </a:xfrm>
-                    <a:prstGeom prst="rect">
-                      <a:avLst/>
-                    </a:prstGeom>
-                    <a:noFill/>
-                    <a:ln>
-                      <a:noFill/>
-                    </a:ln>
-                  </pic:spPr>
-                </pic:pic>
-              </a:graphicData>
-            </a:graphic>
-          </wp:inline>
-        </w:drawing>
-      </w:r>
-    </w:p>
-    <w:p>
-      <w:pPr>
-        <w:widowControl/>
-        <w:snapToGrid w:val="0"/>
-        <w:jc w:val="left"/>
-        <w:rPr>
-          <w:rFonts w:ascii="Tahoma" w:eastAsia="微软雅黑" w:hAnsi="Tahoma"/>
-          <w:kern w:val="0"/>
-          <w:sz w:val="22"/>
-        </w:rPr>
-      </w:pPr>
-    </w:p>
-    <w:p>
-      <w:pPr>
-        <w:widowControl/>
-        <w:snapToGrid w:val="0"/>
-        <w:jc w:val="left"/>
-        <w:rPr>
-          <w:rFonts w:ascii="Tahoma" w:eastAsia="微软雅黑" w:hAnsi="Tahoma"/>
-          <w:kern w:val="0"/>
-          <w:sz w:val="22"/>
-        </w:rPr>
-      </w:pPr>
-      <w:r>
-        <w:rPr>
-          <w:rFonts w:ascii="Tahoma" w:eastAsia="微软雅黑" w:hAnsi="Tahoma"/>
-          <w:kern w:val="0"/>
-          <w:sz w:val="22"/>
-        </w:rPr>
-        <w:br w:type="page"/>
-      </w:r>
-    </w:p>
-    <w:p>
-      <w:pPr>
-        <w:pStyle w:val="3"/>
-        <w:spacing w:before="120" w:after="120" w:line="415" w:lineRule="auto"/>
-        <w:rPr>
-          <w:rFonts w:hint="eastAsia"/>
-          <w:sz w:val="28"/>
-          <w:szCs w:val="28"/>
-        </w:rPr>
-      </w:pPr>
-      <w:r>
-        <w:rPr>
-          <w:rFonts w:hint="eastAsia"/>
-          <w:sz w:val="28"/>
-          <w:szCs w:val="28"/>
-        </w:rPr>
-        <w:lastRenderedPageBreak/>
-        <w:t>关于商用</w:t>
-      </w:r>
-      <w:r>
-        <w:rPr>
-          <w:rFonts w:hint="eastAsia"/>
-          <w:sz w:val="28"/>
-          <w:szCs w:val="28"/>
-        </w:rPr>
-        <w:t>动画</w:t>
-      </w:r>
-    </w:p>
-    <w:tbl>
-      <w:tblPr>
-        <w:tblStyle w:val="af"/>
-        <w:tblW w:w="0" w:type="auto"/>
-        <w:tblLook w:val="04A0" w:firstRow="1" w:lastRow="0" w:firstColumn="1" w:lastColumn="0" w:noHBand="0" w:noVBand="1"/>
-      </w:tblPr>
-      <w:tblGrid>
-        <w:gridCol w:w="8522"/>
-      </w:tblGrid>
-      <w:tr>
-        <w:tc>
-          <w:tcPr>
-            <w:tcW w:w="8522" w:type="dxa"/>
-          </w:tcPr>
-          <w:p>
-            <w:pPr>
-              <w:widowControl/>
-              <w:snapToGrid w:val="0"/>
-              <w:jc w:val="left"/>
-              <w:rPr>
-                <w:rFonts w:ascii="Tahoma" w:eastAsia="微软雅黑" w:hAnsi="Tahoma"/>
-                <w:kern w:val="0"/>
-                <w:sz w:val="22"/>
-              </w:rPr>
-            </w:pPr>
-            <w:r>
-              <w:rPr>
-                <w:rFonts w:ascii="Tahoma" w:eastAsia="微软雅黑" w:hAnsi="Tahoma" w:hint="eastAsia"/>
-                <w:kern w:val="0"/>
-                <w:sz w:val="22"/>
-              </w:rPr>
-              <w:t>示例中作者我使用的部分动画素材，</w:t>
-            </w:r>
-          </w:p>
-          <w:p>
-            <w:pPr>
-              <w:widowControl/>
-              <w:snapToGrid w:val="0"/>
-              <w:jc w:val="left"/>
-              <w:rPr>
-                <w:rFonts w:ascii="Tahoma" w:eastAsia="微软雅黑" w:hAnsi="Tahoma"/>
-                <w:kern w:val="0"/>
-                <w:sz w:val="22"/>
-              </w:rPr>
-            </w:pPr>
-            <w:r>
-              <w:rPr>
-                <w:rFonts w:ascii="Tahoma" w:eastAsia="微软雅黑" w:hAnsi="Tahoma" w:hint="eastAsia"/>
-                <w:kern w:val="0"/>
-                <w:sz w:val="22"/>
-              </w:rPr>
-              <w:t>都是</w:t>
-            </w:r>
-            <w:r>
-              <w:rPr>
-                <w:rFonts w:ascii="Tahoma" w:eastAsia="微软雅黑" w:hAnsi="Tahoma" w:hint="eastAsia"/>
-                <w:kern w:val="0"/>
-                <w:sz w:val="22"/>
-              </w:rPr>
-              <w:t>MV</w:t>
-            </w:r>
-            <w:r>
-              <w:rPr>
-                <w:rFonts w:ascii="Tahoma" w:eastAsia="微软雅黑" w:hAnsi="Tahoma" w:hint="eastAsia"/>
-                <w:kern w:val="0"/>
-                <w:sz w:val="22"/>
-              </w:rPr>
-              <w:t>自带或</w:t>
-            </w:r>
-            <w:r>
-              <w:rPr>
-                <w:rFonts w:ascii="Tahoma" w:eastAsia="微软雅黑" w:hAnsi="Tahoma" w:hint="eastAsia"/>
-                <w:kern w:val="0"/>
-                <w:sz w:val="22"/>
-              </w:rPr>
-              <w:t>DLC</w:t>
-            </w:r>
-            <w:r>
-              <w:rPr>
-                <w:rFonts w:ascii="Tahoma" w:eastAsia="微软雅黑" w:hAnsi="Tahoma" w:hint="eastAsia"/>
-                <w:kern w:val="0"/>
-                <w:sz w:val="22"/>
-              </w:rPr>
-              <w:t>购买然后稍微修改颜色的素材，（这些素材都保留了英文名）</w:t>
-            </w:r>
-          </w:p>
-        </w:tc>
-      </w:tr>
-    </w:tbl>
-    <w:p>
-      <w:pPr>
-        <w:widowControl/>
-        <w:snapToGrid w:val="0"/>
-        <w:jc w:val="left"/>
-        <w:rPr>
-          <w:rFonts w:ascii="Tahoma" w:eastAsia="微软雅黑" w:hAnsi="Tahoma"/>
-          <w:kern w:val="0"/>
-          <w:sz w:val="22"/>
-        </w:rPr>
-      </w:pPr>
-      <w:r>
-        <w:rPr>
-          <w:rFonts w:ascii="Tahoma" w:eastAsia="微软雅黑" w:hAnsi="Tahoma" w:hint="eastAsia"/>
-          <w:kern w:val="0"/>
-          <w:sz w:val="22"/>
-        </w:rPr>
-        <w:t>在</w:t>
-      </w:r>
-      <w:r>
-        <w:rPr>
-          <w:rFonts w:ascii="Tahoma" w:eastAsia="微软雅黑" w:hAnsi="Tahoma" w:hint="eastAsia"/>
-          <w:kern w:val="0"/>
-          <w:sz w:val="22"/>
-        </w:rPr>
-        <w:t xml:space="preserve"> </w:t>
-      </w:r>
-      <w:proofErr w:type="gramStart"/>
-      <w:r>
-        <w:rPr>
-          <w:rFonts w:ascii="Tahoma" w:eastAsia="微软雅黑" w:hAnsi="Tahoma"/>
-          <w:kern w:val="0"/>
-          <w:sz w:val="22"/>
-        </w:rPr>
-        <w:t>”</w:t>
-      </w:r>
-      <w:proofErr w:type="spellStart"/>
-      <w:proofErr w:type="gramEnd"/>
-      <w:r>
-        <w:rPr>
-          <w:rFonts w:ascii="Tahoma" w:eastAsia="微软雅黑" w:hAnsi="Tahoma" w:hint="eastAsia"/>
-          <w:kern w:val="0"/>
-          <w:sz w:val="22"/>
-        </w:rPr>
-        <w:t>img</w:t>
-      </w:r>
-      <w:proofErr w:type="spellEnd"/>
-      <w:r>
-        <w:rPr>
-          <w:rFonts w:ascii="Tahoma" w:eastAsia="微软雅黑" w:hAnsi="Tahoma" w:hint="eastAsia"/>
-          <w:kern w:val="0"/>
-          <w:sz w:val="22"/>
-        </w:rPr>
-        <w:t>/</w:t>
-      </w:r>
-      <w:r>
-        <w:rPr>
-          <w:rFonts w:ascii="Tahoma" w:eastAsia="微软雅黑" w:hAnsi="Tahoma"/>
-          <w:kern w:val="0"/>
-          <w:sz w:val="22"/>
-        </w:rPr>
-        <w:t>animations</w:t>
-      </w:r>
-      <w:r>
-        <w:rPr>
-          <w:rFonts w:ascii="Tahoma" w:eastAsia="微软雅黑" w:hAnsi="Tahoma" w:hint="eastAsia"/>
-          <w:kern w:val="0"/>
-          <w:sz w:val="22"/>
-        </w:rPr>
-        <w:t>/</w:t>
-      </w:r>
-      <w:proofErr w:type="gramStart"/>
-      <w:r>
-        <w:rPr>
-          <w:rFonts w:ascii="Tahoma" w:eastAsia="微软雅黑" w:hAnsi="Tahoma"/>
-          <w:kern w:val="0"/>
-          <w:sz w:val="22"/>
-        </w:rPr>
-        <w:t>”</w:t>
-      </w:r>
-      <w:proofErr w:type="gramEnd"/>
-      <w:r>
-        <w:rPr>
-          <w:rFonts w:ascii="Tahoma" w:eastAsia="微软雅黑" w:hAnsi="Tahoma" w:hint="eastAsia"/>
-          <w:kern w:val="0"/>
-          <w:sz w:val="22"/>
-        </w:rPr>
-        <w:t xml:space="preserve"> </w:t>
-      </w:r>
-      <w:r>
-        <w:rPr>
-          <w:rFonts w:ascii="Tahoma" w:eastAsia="微软雅黑" w:hAnsi="Tahoma" w:hint="eastAsia"/>
-          <w:kern w:val="0"/>
-          <w:sz w:val="22"/>
-        </w:rPr>
-        <w:t>和</w:t>
-      </w:r>
-      <w:r>
-        <w:rPr>
-          <w:rFonts w:ascii="Tahoma" w:eastAsia="微软雅黑" w:hAnsi="Tahoma" w:hint="eastAsia"/>
-          <w:kern w:val="0"/>
-          <w:sz w:val="22"/>
-        </w:rPr>
-        <w:t xml:space="preserve"> </w:t>
-      </w:r>
-      <w:proofErr w:type="gramStart"/>
-      <w:r>
-        <w:rPr>
-          <w:rFonts w:ascii="Tahoma" w:eastAsia="微软雅黑" w:hAnsi="Tahoma"/>
-          <w:kern w:val="0"/>
-          <w:sz w:val="22"/>
-        </w:rPr>
-        <w:t>”</w:t>
-      </w:r>
-      <w:proofErr w:type="spellStart"/>
-      <w:proofErr w:type="gramEnd"/>
-      <w:r>
-        <w:rPr>
-          <w:rFonts w:ascii="Tahoma" w:eastAsia="微软雅黑" w:hAnsi="Tahoma" w:hint="eastAsia"/>
-          <w:kern w:val="0"/>
-          <w:sz w:val="22"/>
-        </w:rPr>
-        <w:t>img</w:t>
-      </w:r>
-      <w:proofErr w:type="spellEnd"/>
-      <w:r>
-        <w:rPr>
-          <w:rFonts w:ascii="Tahoma" w:eastAsia="微软雅黑" w:hAnsi="Tahoma" w:hint="eastAsia"/>
-          <w:kern w:val="0"/>
-          <w:sz w:val="22"/>
-        </w:rPr>
-        <w:t>/</w:t>
-      </w:r>
-      <w:r>
-        <w:rPr>
-          <w:rFonts w:ascii="Tahoma" w:eastAsia="微软雅黑" w:hAnsi="Tahoma"/>
-          <w:kern w:val="0"/>
-          <w:sz w:val="22"/>
-        </w:rPr>
-        <w:t>Special__</w:t>
-      </w:r>
-      <w:proofErr w:type="spellStart"/>
-      <w:r>
-        <w:rPr>
-          <w:rFonts w:ascii="Tahoma" w:eastAsia="微软雅黑" w:hAnsi="Tahoma"/>
-          <w:kern w:val="0"/>
-          <w:sz w:val="22"/>
-        </w:rPr>
-        <w:t>anim_gif</w:t>
-      </w:r>
-      <w:proofErr w:type="spellEnd"/>
-      <w:proofErr w:type="gramStart"/>
-      <w:r>
-        <w:rPr>
-          <w:rFonts w:ascii="Tahoma" w:eastAsia="微软雅黑" w:hAnsi="Tahoma"/>
-          <w:kern w:val="0"/>
-          <w:sz w:val="22"/>
-        </w:rPr>
-        <w:t>”</w:t>
-      </w:r>
-      <w:proofErr w:type="gramEnd"/>
-      <w:r>
-        <w:rPr>
-          <w:rFonts w:ascii="Tahoma" w:eastAsia="微软雅黑" w:hAnsi="Tahoma" w:hint="eastAsia"/>
-          <w:kern w:val="0"/>
-          <w:sz w:val="22"/>
-        </w:rPr>
-        <w:t xml:space="preserve"> </w:t>
-      </w:r>
-      <w:r>
-        <w:rPr>
-          <w:rFonts w:ascii="Tahoma" w:eastAsia="微软雅黑" w:hAnsi="Tahoma" w:hint="eastAsia"/>
-          <w:kern w:val="0"/>
-          <w:sz w:val="22"/>
-        </w:rPr>
-        <w:t>文件夹下。</w:t>
-      </w:r>
-    </w:p>
-    <w:p>
-      <w:pPr>
-        <w:widowControl/>
-        <w:snapToGrid w:val="0"/>
-        <w:jc w:val="center"/>
-        <w:rPr>
-          <w:rFonts w:ascii="宋体" w:eastAsia="宋体" w:hAnsi="宋体" w:cs="宋体" w:hint="eastAsia"/>
-          <w:kern w:val="0"/>
-          <w:sz w:val="24"/>
-          <w:szCs w:val="24"/>
-        </w:rPr>
-      </w:pPr>
-      <w:r>
-        <w:rPr>
-          <w:rFonts w:ascii="宋体" w:eastAsia="宋体" w:hAnsi="宋体" w:cs="宋体"/>
-          <w:noProof/>
-          <w:kern w:val="0"/>
-          <w:sz w:val="24"/>
-          <w:szCs w:val="24"/>
-        </w:rPr>
-        <w:drawing>
-          <wp:inline distT="0" distB="0" distL="0" distR="0" wp14:anchorId="02303741" wp14:editId="71AD9E03">
-            <wp:extent cx="4130040" cy="1307233"/>
-            <wp:effectExtent l="0" t="0" r="3810" b="7620"/>
-            <wp:docPr id="1318331145" name="图片 1"/>
-            <wp:cNvGraphicFramePr>
-              <a:graphicFrameLocks xmlns:a="http://schemas.openxmlformats.org/drawingml/2006/main" noChangeAspect="1"/>
-            </wp:cNvGraphicFramePr>
-            <a:graphic xmlns:a="http://schemas.openxmlformats.org/drawingml/2006/main">
-              <a:graphicData uri="http://schemas.openxmlformats.org/drawingml/2006/picture">
-                <pic:pic xmlns:pic="http://schemas.openxmlformats.org/drawingml/2006/picture">
-                  <pic:nvPicPr>
-                    <pic:cNvPr id="0" name="Picture 1"/>
+                    <pic:cNvPr id="0" name="Picture 24"/>
                     <pic:cNvPicPr>
                       <a:picLocks noChangeAspect="1" noChangeArrowheads="1"/>
                     </pic:cNvPicPr>
@@ -7731,7 +6815,7 @@
                   <pic:spPr bwMode="auto">
                     <a:xfrm>
                       <a:off x="0" y="0"/>
-                      <a:ext cx="4141348" cy="1310812"/>
+                      <a:ext cx="3581244" cy="2686149"/>
                     </a:xfrm>
                     <a:prstGeom prst="rect">
                       <a:avLst/>
@@ -7752,20 +6836,65 @@
       <w:pPr>
         <w:widowControl/>
         <w:snapToGrid w:val="0"/>
-        <w:jc w:val="left"/>
-        <w:rPr>
-          <w:rFonts w:ascii="Tahoma" w:eastAsia="微软雅黑" w:hAnsi="Tahoma"/>
-          <w:kern w:val="0"/>
-          <w:sz w:val="22"/>
-        </w:rPr>
-      </w:pPr>
-      <w:r>
-        <w:rPr>
-          <w:rFonts w:ascii="Tahoma" w:eastAsia="微软雅黑" w:hAnsi="Tahoma" w:hint="eastAsia"/>
-          <w:kern w:val="0"/>
-          <w:sz w:val="22"/>
-        </w:rPr>
-        <w:t>其中：</w:t>
+        <w:jc w:val="center"/>
+        <w:rPr>
+          <w:rFonts w:ascii="Tahoma" w:eastAsia="微软雅黑" w:hAnsi="Tahoma"/>
+          <w:kern w:val="0"/>
+          <w:sz w:val="22"/>
+        </w:rPr>
+      </w:pPr>
+      <w:r>
+        <w:rPr>
+          <w:noProof/>
+        </w:rPr>
+        <w:drawing>
+          <wp:inline distT="0" distB="0" distL="0" distR="0" wp14:anchorId="15D69C58" wp14:editId="7A929528">
+            <wp:extent cx="3604260" cy="3604260"/>
+            <wp:effectExtent l="0" t="0" r="0" b="0"/>
+            <wp:docPr id="558667464" name="图片 12"/>
+            <wp:cNvGraphicFramePr>
+              <a:graphicFrameLocks xmlns:a="http://schemas.openxmlformats.org/drawingml/2006/main" noChangeAspect="1"/>
+            </wp:cNvGraphicFramePr>
+            <a:graphic xmlns:a="http://schemas.openxmlformats.org/drawingml/2006/main">
+              <a:graphicData uri="http://schemas.openxmlformats.org/drawingml/2006/picture">
+                <pic:pic xmlns:pic="http://schemas.openxmlformats.org/drawingml/2006/picture">
+                  <pic:nvPicPr>
+                    <pic:cNvPr id="0" name="Picture 26"/>
+                    <pic:cNvPicPr>
+                      <a:picLocks noChangeAspect="1" noChangeArrowheads="1"/>
+                    </pic:cNvPicPr>
+                  </pic:nvPicPr>
+                  <pic:blipFill>
+                    <a:blip r:embed="rId28">
+                      <a:extLst>
+                        <a:ext uri="{28A0092B-C50C-407E-A947-70E740481C1C}">
+                          <a14:useLocalDpi xmlns:a14="http://schemas.microsoft.com/office/drawing/2010/main" val="0"/>
+                        </a:ext>
+                      </a:extLst>
+                    </a:blip>
+                    <a:srcRect/>
+                    <a:stretch>
+                      <a:fillRect/>
+                    </a:stretch>
+                  </pic:blipFill>
+                  <pic:spPr bwMode="auto">
+                    <a:xfrm>
+                      <a:off x="0" y="0"/>
+                      <a:ext cx="3604260" cy="3604260"/>
+                    </a:xfrm>
+                    <a:prstGeom prst="rect">
+                      <a:avLst/>
+                    </a:prstGeom>
+                    <a:noFill/>
+                    <a:ln>
+                      <a:noFill/>
+                    </a:ln>
+                  </pic:spPr>
+                </pic:pic>
+              </a:graphicData>
+            </a:graphic>
+          </wp:inline>
+        </w:drawing>
       </w:r>
     </w:p>
     <w:p>
@@ -7779,321 +6908,54 @@
           <w:sz w:val="22"/>
         </w:rPr>
       </w:pPr>
-      <w:proofErr w:type="gramStart"/>
-      <w:r>
-        <w:rPr>
-          <w:rFonts w:ascii="Tahoma" w:eastAsia="微软雅黑" w:hAnsi="Tahoma"/>
-          <w:kern w:val="0"/>
-          <w:sz w:val="22"/>
-        </w:rPr>
-        <w:t>资源名含</w:t>
-      </w:r>
-      <w:r>
-        <w:rPr>
-          <w:rFonts w:ascii="Tahoma" w:eastAsia="微软雅黑" w:hAnsi="Tahoma"/>
-          <w:kern w:val="0"/>
-          <w:sz w:val="22"/>
-        </w:rPr>
-        <w:t>“ACQ”</w:t>
-      </w:r>
-      <w:proofErr w:type="gramEnd"/>
-      <w:r>
-        <w:rPr>
-          <w:rFonts w:ascii="Tahoma" w:eastAsia="微软雅黑" w:hAnsi="Tahoma"/>
-          <w:kern w:val="0"/>
-          <w:sz w:val="22"/>
-        </w:rPr>
-        <w:t>的表示</w:t>
-      </w:r>
-      <w:r>
-        <w:rPr>
-          <w:rFonts w:ascii="Tahoma" w:eastAsia="微软雅黑" w:hAnsi="Tahoma"/>
-          <w:kern w:val="0"/>
-          <w:sz w:val="22"/>
-        </w:rPr>
-        <w:t>DLC</w:t>
-      </w:r>
-      <w:r>
-        <w:rPr>
-          <w:rFonts w:ascii="Tahoma" w:eastAsia="微软雅黑" w:hAnsi="Tahoma"/>
-          <w:kern w:val="0"/>
-          <w:sz w:val="22"/>
-        </w:rPr>
-        <w:t>动画包：</w:t>
-      </w:r>
     </w:p>
     <w:p>
       <w:pPr>
         <w:widowControl/>
         <w:snapToGrid w:val="0"/>
-        <w:ind w:firstLineChars="200" w:firstLine="440"/>
-        <w:jc w:val="left"/>
-        <w:rPr>
-          <w:rFonts w:ascii="Tahoma" w:eastAsia="微软雅黑" w:hAnsi="Tahoma"/>
-          <w:kern w:val="0"/>
-          <w:sz w:val="22"/>
-        </w:rPr>
-      </w:pPr>
-      <w:r>
-        <w:rPr>
-          <w:rFonts w:ascii="Tahoma" w:eastAsia="微软雅黑" w:hAnsi="Tahoma"/>
-          <w:kern w:val="0"/>
-          <w:sz w:val="22"/>
-        </w:rPr>
-        <w:t>RPG Maker MV - Animations Collection I: Quintessence</w:t>
-      </w:r>
-    </w:p>
-    <w:p>
-      <w:pPr>
-        <w:widowControl/>
-        <w:snapToGrid w:val="0"/>
-        <w:jc w:val="left"/>
-        <w:rPr>
-          <w:rFonts w:ascii="Tahoma" w:eastAsia="微软雅黑" w:hAnsi="Tahoma"/>
-          <w:kern w:val="0"/>
-          <w:sz w:val="22"/>
-        </w:rPr>
-      </w:pPr>
-      <w:proofErr w:type="gramStart"/>
-      <w:r>
-        <w:rPr>
-          <w:rFonts w:ascii="Tahoma" w:eastAsia="微软雅黑" w:hAnsi="Tahoma"/>
-          <w:kern w:val="0"/>
-          <w:sz w:val="22"/>
-        </w:rPr>
-        <w:t>资源名含</w:t>
-      </w:r>
-      <w:r>
-        <w:rPr>
-          <w:rFonts w:ascii="Tahoma" w:eastAsia="微软雅黑" w:hAnsi="Tahoma"/>
-          <w:kern w:val="0"/>
-          <w:sz w:val="22"/>
-        </w:rPr>
-        <w:t>“AC2Q”</w:t>
-      </w:r>
-      <w:proofErr w:type="gramEnd"/>
-      <w:r>
-        <w:rPr>
-          <w:rFonts w:ascii="Tahoma" w:eastAsia="微软雅黑" w:hAnsi="Tahoma"/>
-          <w:kern w:val="0"/>
-          <w:sz w:val="22"/>
-        </w:rPr>
-        <w:t>的表示</w:t>
-      </w:r>
-      <w:r>
-        <w:rPr>
-          <w:rFonts w:ascii="Tahoma" w:eastAsia="微软雅黑" w:hAnsi="Tahoma"/>
-          <w:kern w:val="0"/>
-          <w:sz w:val="22"/>
-        </w:rPr>
-        <w:t>DLC</w:t>
-      </w:r>
-      <w:r>
-        <w:rPr>
-          <w:rFonts w:ascii="Tahoma" w:eastAsia="微软雅黑" w:hAnsi="Tahoma"/>
-          <w:kern w:val="0"/>
-          <w:sz w:val="22"/>
-        </w:rPr>
-        <w:t>动画包：</w:t>
-      </w:r>
-    </w:p>
-    <w:p>
-      <w:pPr>
-        <w:widowControl/>
-        <w:snapToGrid w:val="0"/>
-        <w:ind w:firstLineChars="200" w:firstLine="440"/>
-        <w:jc w:val="left"/>
-        <w:rPr>
-          <w:rFonts w:ascii="Tahoma" w:eastAsia="微软雅黑" w:hAnsi="Tahoma"/>
-          <w:kern w:val="0"/>
-          <w:sz w:val="22"/>
-        </w:rPr>
-      </w:pPr>
-      <w:r>
-        <w:rPr>
-          <w:rFonts w:ascii="Tahoma" w:eastAsia="微软雅黑" w:hAnsi="Tahoma"/>
-          <w:kern w:val="0"/>
-          <w:sz w:val="22"/>
-        </w:rPr>
-        <w:t>RPG Maker MV - Animations Collection II: Quintessence</w:t>
-      </w:r>
-    </w:p>
-    <w:p>
-      <w:pPr>
-        <w:widowControl/>
-        <w:snapToGrid w:val="0"/>
-        <w:jc w:val="left"/>
-        <w:rPr>
-          <w:rFonts w:ascii="Tahoma" w:eastAsia="微软雅黑" w:hAnsi="Tahoma"/>
-          <w:kern w:val="0"/>
-          <w:sz w:val="22"/>
-        </w:rPr>
-      </w:pPr>
-      <w:proofErr w:type="gramStart"/>
-      <w:r>
-        <w:rPr>
-          <w:rFonts w:ascii="Tahoma" w:eastAsia="微软雅黑" w:hAnsi="Tahoma"/>
-          <w:kern w:val="0"/>
-          <w:sz w:val="22"/>
-        </w:rPr>
-        <w:t>资源名含</w:t>
-      </w:r>
-      <w:r>
-        <w:rPr>
-          <w:rFonts w:ascii="Tahoma" w:eastAsia="微软雅黑" w:hAnsi="Tahoma"/>
-          <w:kern w:val="0"/>
-          <w:sz w:val="22"/>
-        </w:rPr>
-        <w:t>“AC3Q”</w:t>
-      </w:r>
-      <w:proofErr w:type="gramEnd"/>
-      <w:r>
-        <w:rPr>
-          <w:rFonts w:ascii="Tahoma" w:eastAsia="微软雅黑" w:hAnsi="Tahoma"/>
-          <w:kern w:val="0"/>
-          <w:sz w:val="22"/>
-        </w:rPr>
-        <w:t>的表示</w:t>
-      </w:r>
-      <w:r>
-        <w:rPr>
-          <w:rFonts w:ascii="Tahoma" w:eastAsia="微软雅黑" w:hAnsi="Tahoma"/>
-          <w:kern w:val="0"/>
-          <w:sz w:val="22"/>
-        </w:rPr>
-        <w:t>DLC</w:t>
-      </w:r>
-      <w:r>
-        <w:rPr>
-          <w:rFonts w:ascii="Tahoma" w:eastAsia="微软雅黑" w:hAnsi="Tahoma"/>
-          <w:kern w:val="0"/>
-          <w:sz w:val="22"/>
-        </w:rPr>
-        <w:t>动画包：</w:t>
-      </w:r>
-    </w:p>
-    <w:p>
-      <w:pPr>
-        <w:widowControl/>
-        <w:snapToGrid w:val="0"/>
-        <w:ind w:firstLineChars="200" w:firstLine="440"/>
-        <w:jc w:val="left"/>
-        <w:rPr>
-          <w:rFonts w:ascii="Tahoma" w:eastAsia="微软雅黑" w:hAnsi="Tahoma"/>
-          <w:kern w:val="0"/>
-          <w:sz w:val="22"/>
-        </w:rPr>
-      </w:pPr>
-      <w:r>
-        <w:rPr>
-          <w:rFonts w:ascii="Tahoma" w:eastAsia="微软雅黑" w:hAnsi="Tahoma"/>
-          <w:kern w:val="0"/>
-          <w:sz w:val="22"/>
-        </w:rPr>
-        <w:t>RPG Maker MV - Animations Collection III: Quintessence</w:t>
-      </w:r>
-    </w:p>
-    <w:p>
-      <w:pPr>
-        <w:widowControl/>
-        <w:snapToGrid w:val="0"/>
-        <w:jc w:val="left"/>
-        <w:rPr>
-          <w:rFonts w:ascii="Tahoma" w:eastAsia="微软雅黑" w:hAnsi="Tahoma"/>
-          <w:kern w:val="0"/>
-          <w:sz w:val="22"/>
-        </w:rPr>
-      </w:pPr>
-      <w:proofErr w:type="gramStart"/>
-      <w:r>
-        <w:rPr>
-          <w:rFonts w:ascii="Tahoma" w:eastAsia="微软雅黑" w:hAnsi="Tahoma"/>
-          <w:kern w:val="0"/>
-          <w:sz w:val="22"/>
-        </w:rPr>
-        <w:t>资源名含</w:t>
-      </w:r>
-      <w:r>
-        <w:rPr>
-          <w:rFonts w:ascii="Tahoma" w:eastAsia="微软雅黑" w:hAnsi="Tahoma"/>
-          <w:kern w:val="0"/>
-          <w:sz w:val="22"/>
-        </w:rPr>
-        <w:t>“VX”</w:t>
-      </w:r>
-      <w:proofErr w:type="gramEnd"/>
-      <w:r>
-        <w:rPr>
-          <w:rFonts w:ascii="Tahoma" w:eastAsia="微软雅黑" w:hAnsi="Tahoma"/>
-          <w:kern w:val="0"/>
-          <w:sz w:val="22"/>
-        </w:rPr>
-        <w:t>的表示</w:t>
-      </w:r>
-      <w:r>
-        <w:rPr>
-          <w:rFonts w:ascii="Tahoma" w:eastAsia="微软雅黑" w:hAnsi="Tahoma"/>
-          <w:kern w:val="0"/>
-          <w:sz w:val="22"/>
-        </w:rPr>
-        <w:t xml:space="preserve"> RPG Maker VX </w:t>
-      </w:r>
-      <w:r>
-        <w:rPr>
-          <w:rFonts w:ascii="Tahoma" w:eastAsia="微软雅黑" w:hAnsi="Tahoma"/>
-          <w:kern w:val="0"/>
-          <w:sz w:val="22"/>
-        </w:rPr>
-        <w:t>的动画素材</w:t>
-      </w:r>
-    </w:p>
-    <w:p>
-      <w:pPr>
-        <w:widowControl/>
-        <w:snapToGrid w:val="0"/>
-        <w:jc w:val="left"/>
-        <w:rPr>
-          <w:rFonts w:ascii="Tahoma" w:eastAsia="微软雅黑" w:hAnsi="Tahoma"/>
-          <w:kern w:val="0"/>
-          <w:sz w:val="22"/>
-        </w:rPr>
-      </w:pPr>
-      <w:r>
-        <w:rPr>
-          <w:rFonts w:ascii="Tahoma" w:eastAsia="微软雅黑" w:hAnsi="Tahoma"/>
-          <w:kern w:val="0"/>
-          <w:sz w:val="22"/>
-        </w:rPr>
-        <w:t>其它则为</w:t>
-      </w:r>
-      <w:r>
-        <w:rPr>
-          <w:rFonts w:ascii="Tahoma" w:eastAsia="微软雅黑" w:hAnsi="Tahoma"/>
-          <w:kern w:val="0"/>
-          <w:sz w:val="22"/>
-        </w:rPr>
-        <w:t xml:space="preserve"> RPG Maker MV </w:t>
-      </w:r>
-      <w:r>
-        <w:rPr>
-          <w:rFonts w:ascii="Tahoma" w:eastAsia="微软雅黑" w:hAnsi="Tahoma"/>
-          <w:kern w:val="0"/>
-          <w:sz w:val="22"/>
-        </w:rPr>
-        <w:t>自带的动画素材</w:t>
-      </w:r>
-    </w:p>
-    <w:p>
-      <w:pPr>
-        <w:widowControl/>
-        <w:snapToGrid w:val="0"/>
-        <w:jc w:val="left"/>
-        <w:rPr>
-          <w:rFonts w:ascii="Tahoma" w:eastAsia="微软雅黑" w:hAnsi="Tahoma"/>
-          <w:kern w:val="0"/>
-          <w:sz w:val="22"/>
-        </w:rPr>
-      </w:pPr>
+        <w:jc w:val="left"/>
+        <w:rPr>
+          <w:rFonts w:ascii="Tahoma" w:eastAsia="微软雅黑" w:hAnsi="Tahoma"/>
+          <w:kern w:val="0"/>
+          <w:sz w:val="22"/>
+        </w:rPr>
+      </w:pPr>
+      <w:r>
+        <w:rPr>
+          <w:rFonts w:ascii="Tahoma" w:eastAsia="微软雅黑" w:hAnsi="Tahoma"/>
+          <w:kern w:val="0"/>
+          <w:sz w:val="22"/>
+        </w:rPr>
+        <w:br w:type="page"/>
+      </w:r>
+    </w:p>
+    <w:p>
+      <w:pPr>
+        <w:pStyle w:val="3"/>
+        <w:spacing w:before="120" w:after="120" w:line="415" w:lineRule="auto"/>
+        <w:rPr>
+          <w:rFonts w:hint="eastAsia"/>
+          <w:sz w:val="28"/>
+          <w:szCs w:val="28"/>
+        </w:rPr>
+      </w:pPr>
+      <w:r>
+        <w:rPr>
+          <w:rFonts w:hint="eastAsia"/>
+          <w:sz w:val="28"/>
+          <w:szCs w:val="28"/>
+        </w:rPr>
+        <w:lastRenderedPageBreak/>
+        <w:t>关于商用</w:t>
+      </w:r>
+      <w:r>
+        <w:rPr>
+          <w:rFonts w:hint="eastAsia"/>
+          <w:sz w:val="28"/>
+          <w:szCs w:val="28"/>
+        </w:rPr>
+        <w:t>动画</w:t>
+      </w:r>
     </w:p>
     <w:tbl>
       <w:tblPr>
@@ -8126,7 +6988,7 @@
                 <w:kern w:val="0"/>
                 <w:sz w:val="22"/>
               </w:rPr>
-              <w:t>中文名的素材，都是作者我画的，可以商用。</w:t>
+              <w:t>示例中作者我使用的部分动画素材，</w:t>
             </w:r>
           </w:p>
           <w:p>
@@ -8146,7 +7008,39 @@
                 <w:kern w:val="0"/>
                 <w:sz w:val="22"/>
               </w:rPr>
-              <w:t>（虽然看起来结构简单，但画出来真的费劲）</w:t>
+              <w:t>都是</w:t>
+            </w:r>
+            <w:r>
+              <w:rPr>
+                <w:rFonts w:ascii="Tahoma" w:eastAsia="微软雅黑" w:hAnsi="Tahoma" w:hint="eastAsia"/>
+                <w:kern w:val="0"/>
+                <w:sz w:val="22"/>
+              </w:rPr>
+              <w:t>MV</w:t>
+            </w:r>
+            <w:r>
+              <w:rPr>
+                <w:rFonts w:ascii="Tahoma" w:eastAsia="微软雅黑" w:hAnsi="Tahoma" w:hint="eastAsia"/>
+                <w:kern w:val="0"/>
+                <w:sz w:val="22"/>
+              </w:rPr>
+              <w:t>自带或</w:t>
+            </w:r>
+            <w:r>
+              <w:rPr>
+                <w:rFonts w:ascii="Tahoma" w:eastAsia="微软雅黑" w:hAnsi="Tahoma" w:hint="eastAsia"/>
+                <w:kern w:val="0"/>
+                <w:sz w:val="22"/>
+              </w:rPr>
+              <w:t>DLC</w:t>
+            </w:r>
+            <w:r>
+              <w:rPr>
+                <w:rFonts w:ascii="Tahoma" w:eastAsia="微软雅黑" w:hAnsi="Tahoma" w:hint="eastAsia"/>
+                <w:kern w:val="0"/>
+                <w:sz w:val="22"/>
+              </w:rPr>
+              <w:t>购买然后稍微修改颜色的素材，（这些素材都保留了英文名）</w:t>
             </w:r>
           </w:p>
         </w:tc>
@@ -8156,6 +7050,154 @@
       <w:pPr>
         <w:widowControl/>
         <w:snapToGrid w:val="0"/>
+        <w:jc w:val="left"/>
+        <w:rPr>
+          <w:rFonts w:ascii="Tahoma" w:eastAsia="微软雅黑" w:hAnsi="Tahoma"/>
+          <w:kern w:val="0"/>
+          <w:sz w:val="22"/>
+        </w:rPr>
+      </w:pPr>
+      <w:r>
+        <w:rPr>
+          <w:rFonts w:ascii="Tahoma" w:eastAsia="微软雅黑" w:hAnsi="Tahoma" w:hint="eastAsia"/>
+          <w:kern w:val="0"/>
+          <w:sz w:val="22"/>
+        </w:rPr>
+        <w:t>在</w:t>
+      </w:r>
+      <w:r>
+        <w:rPr>
+          <w:rFonts w:ascii="Tahoma" w:eastAsia="微软雅黑" w:hAnsi="Tahoma" w:hint="eastAsia"/>
+          <w:kern w:val="0"/>
+          <w:sz w:val="22"/>
+        </w:rPr>
+        <w:t xml:space="preserve"> </w:t>
+      </w:r>
+      <w:proofErr w:type="gramStart"/>
+      <w:r>
+        <w:rPr>
+          <w:rFonts w:ascii="Tahoma" w:eastAsia="微软雅黑" w:hAnsi="Tahoma"/>
+          <w:kern w:val="0"/>
+          <w:sz w:val="22"/>
+        </w:rPr>
+        <w:t>”</w:t>
+      </w:r>
+      <w:proofErr w:type="gramEnd"/>
+      <w:r>
+        <w:rPr>
+          <w:rFonts w:ascii="Tahoma" w:eastAsia="微软雅黑" w:hAnsi="Tahoma" w:hint="eastAsia"/>
+          <w:kern w:val="0"/>
+          <w:sz w:val="22"/>
+        </w:rPr>
+        <w:t>img/</w:t>
+      </w:r>
+      <w:r>
+        <w:rPr>
+          <w:rFonts w:ascii="Tahoma" w:eastAsia="微软雅黑" w:hAnsi="Tahoma"/>
+          <w:kern w:val="0"/>
+          <w:sz w:val="22"/>
+        </w:rPr>
+        <w:t>animations</w:t>
+      </w:r>
+      <w:r>
+        <w:rPr>
+          <w:rFonts w:ascii="Tahoma" w:eastAsia="微软雅黑" w:hAnsi="Tahoma" w:hint="eastAsia"/>
+          <w:kern w:val="0"/>
+          <w:sz w:val="22"/>
+        </w:rPr>
+        <w:t>/</w:t>
+      </w:r>
+      <w:proofErr w:type="gramStart"/>
+      <w:r>
+        <w:rPr>
+          <w:rFonts w:ascii="Tahoma" w:eastAsia="微软雅黑" w:hAnsi="Tahoma"/>
+          <w:kern w:val="0"/>
+          <w:sz w:val="22"/>
+        </w:rPr>
+        <w:t>”</w:t>
+      </w:r>
+      <w:proofErr w:type="gramEnd"/>
+      <w:r>
+        <w:rPr>
+          <w:rFonts w:ascii="Tahoma" w:eastAsia="微软雅黑" w:hAnsi="Tahoma" w:hint="eastAsia"/>
+          <w:kern w:val="0"/>
+          <w:sz w:val="22"/>
+        </w:rPr>
+        <w:t xml:space="preserve"> </w:t>
+      </w:r>
+      <w:r>
+        <w:rPr>
+          <w:rFonts w:ascii="Tahoma" w:eastAsia="微软雅黑" w:hAnsi="Tahoma" w:hint="eastAsia"/>
+          <w:kern w:val="0"/>
+          <w:sz w:val="22"/>
+        </w:rPr>
+        <w:t>和</w:t>
+      </w:r>
+      <w:r>
+        <w:rPr>
+          <w:rFonts w:ascii="Tahoma" w:eastAsia="微软雅黑" w:hAnsi="Tahoma" w:hint="eastAsia"/>
+          <w:kern w:val="0"/>
+          <w:sz w:val="22"/>
+        </w:rPr>
+        <w:t xml:space="preserve"> </w:t>
+      </w:r>
+      <w:proofErr w:type="gramStart"/>
+      <w:r>
+        <w:rPr>
+          <w:rFonts w:ascii="Tahoma" w:eastAsia="微软雅黑" w:hAnsi="Tahoma"/>
+          <w:kern w:val="0"/>
+          <w:sz w:val="22"/>
+        </w:rPr>
+        <w:t>”</w:t>
+      </w:r>
+      <w:proofErr w:type="gramEnd"/>
+      <w:r>
+        <w:rPr>
+          <w:rFonts w:ascii="Tahoma" w:eastAsia="微软雅黑" w:hAnsi="Tahoma" w:hint="eastAsia"/>
+          <w:kern w:val="0"/>
+          <w:sz w:val="22"/>
+        </w:rPr>
+        <w:t>img/</w:t>
+      </w:r>
+      <w:r>
+        <w:rPr>
+          <w:rFonts w:ascii="Tahoma" w:eastAsia="微软雅黑" w:hAnsi="Tahoma"/>
+          <w:kern w:val="0"/>
+          <w:sz w:val="22"/>
+        </w:rPr>
+        <w:t>Special__anim_gif</w:t>
+      </w:r>
+      <w:proofErr w:type="gramStart"/>
+      <w:r>
+        <w:rPr>
+          <w:rFonts w:ascii="Tahoma" w:eastAsia="微软雅黑" w:hAnsi="Tahoma"/>
+          <w:kern w:val="0"/>
+          <w:sz w:val="22"/>
+        </w:rPr>
+        <w:t>”</w:t>
+      </w:r>
+      <w:proofErr w:type="gramEnd"/>
+      <w:r>
+        <w:rPr>
+          <w:rFonts w:ascii="Tahoma" w:eastAsia="微软雅黑" w:hAnsi="Tahoma" w:hint="eastAsia"/>
+          <w:kern w:val="0"/>
+          <w:sz w:val="22"/>
+        </w:rPr>
+        <w:t xml:space="preserve"> </w:t>
+      </w:r>
+      <w:r>
+        <w:rPr>
+          <w:rFonts w:ascii="Tahoma" w:eastAsia="微软雅黑" w:hAnsi="Tahoma" w:hint="eastAsia"/>
+          <w:kern w:val="0"/>
+          <w:sz w:val="22"/>
+        </w:rPr>
+        <w:t>文件夹下。</w:t>
+      </w:r>
+    </w:p>
+    <w:p>
+      <w:pPr>
+        <w:widowControl/>
+        <w:snapToGrid w:val="0"/>
         <w:jc w:val="center"/>
         <w:rPr>
           <w:rFonts w:ascii="宋体" w:eastAsia="宋体" w:hAnsi="宋体" w:cs="宋体" w:hint="eastAsia"/>
@@ -8166,17 +7208,13 @@
       </w:pPr>
       <w:r>
         <w:rPr>
-          <w:rFonts w:ascii="宋体" w:eastAsia="宋体" w:hAnsi="宋体" w:cs="宋体"/>
           <w:noProof/>
-          <w:kern w:val="0"/>
-          <w:sz w:val="24"/>
-          <w:szCs w:val="24"/>
         </w:rPr>
         <w:drawing>
-          <wp:inline distT="0" distB="0" distL="0" distR="0" wp14:anchorId="6BD69A0B" wp14:editId="490F7287">
-            <wp:extent cx="3884329" cy="1554480"/>
-            <wp:effectExtent l="0" t="0" r="1905" b="7620"/>
-            <wp:docPr id="661646614" name="图片 2"/>
+          <wp:inline distT="0" distB="0" distL="0" distR="0" wp14:anchorId="73734346" wp14:editId="673B7477">
+            <wp:extent cx="4237990" cy="1341401"/>
+            <wp:effectExtent l="0" t="0" r="0" b="0"/>
+            <wp:docPr id="882462639" name="图片 13"/>
             <wp:cNvGraphicFramePr>
               <a:graphicFrameLocks xmlns:a="http://schemas.openxmlformats.org/drawingml/2006/main" noChangeAspect="1"/>
             </wp:cNvGraphicFramePr>
@@ -8184,212 +7222,7 @@
               <a:graphicData uri="http://schemas.openxmlformats.org/drawingml/2006/picture">
                 <pic:pic xmlns:pic="http://schemas.openxmlformats.org/drawingml/2006/picture">
                   <pic:nvPicPr>
-                    <pic:cNvPr id="0" name="Picture 3"/>
-                    <pic:cNvPicPr>
-                      <a:picLocks noChangeAspect="1" noChangeArrowheads="1"/>
-                    </pic:cNvPicPr>
-                  </pic:nvPicPr>
-                  <pic:blipFill>
-                    <a:blip r:embed="rId28" cstate="print">
-                      <a:extLst>
-                        <a:ext uri="{28A0092B-C50C-407E-A947-70E740481C1C}">
-                          <a14:useLocalDpi xmlns:a14="http://schemas.microsoft.com/office/drawing/2010/main" val="0"/>
-                        </a:ext>
-                      </a:extLst>
-                    </a:blip>
-                    <a:srcRect/>
-                    <a:stretch>
-                      <a:fillRect/>
-                    </a:stretch>
-                  </pic:blipFill>
-                  <pic:spPr bwMode="auto">
-                    <a:xfrm>
-                      <a:off x="0" y="0"/>
-                      <a:ext cx="3898918" cy="1560318"/>
-                    </a:xfrm>
-                    <a:prstGeom prst="rect">
-                      <a:avLst/>
-                    </a:prstGeom>
-                    <a:noFill/>
-                    <a:ln>
-                      <a:noFill/>
-                    </a:ln>
-                  </pic:spPr>
-                </pic:pic>
-              </a:graphicData>
-            </a:graphic>
-          </wp:inline>
-        </w:drawing>
-      </w:r>
-    </w:p>
-    <w:p>
-      <w:pPr>
-        <w:widowControl/>
-        <w:snapToGrid w:val="0"/>
-        <w:jc w:val="left"/>
-        <w:rPr>
-          <w:rFonts w:ascii="Tahoma" w:eastAsia="微软雅黑" w:hAnsi="Tahoma"/>
-          <w:kern w:val="0"/>
-          <w:sz w:val="22"/>
-        </w:rPr>
-      </w:pPr>
-      <w:r>
-        <w:rPr>
-          <w:rFonts w:ascii="Tahoma" w:eastAsia="微软雅黑" w:hAnsi="Tahoma" w:hint="eastAsia"/>
-          <w:kern w:val="0"/>
-          <w:sz w:val="22"/>
-        </w:rPr>
-        <w:t>另外，故事</w:t>
-      </w:r>
-      <w:proofErr w:type="gramStart"/>
-      <w:r>
-        <w:rPr>
-          <w:rFonts w:ascii="Tahoma" w:eastAsia="微软雅黑" w:hAnsi="Tahoma" w:hint="eastAsia"/>
-          <w:kern w:val="0"/>
-          <w:sz w:val="22"/>
-        </w:rPr>
-        <w:t>创作区</w:t>
-      </w:r>
-      <w:proofErr w:type="gramEnd"/>
-      <w:r>
-        <w:rPr>
-          <w:rFonts w:ascii="Tahoma" w:eastAsia="微软雅黑" w:hAnsi="Tahoma" w:hint="eastAsia"/>
-          <w:kern w:val="0"/>
-          <w:sz w:val="22"/>
-        </w:rPr>
-        <w:t>的飓风，来自</w:t>
-      </w:r>
-      <w:r>
-        <w:rPr>
-          <w:rFonts w:ascii="Tahoma" w:eastAsia="微软雅黑" w:hAnsi="Tahoma" w:hint="eastAsia"/>
-          <w:kern w:val="0"/>
-          <w:sz w:val="22"/>
-        </w:rPr>
-        <w:t xml:space="preserve"> </w:t>
-      </w:r>
-      <w:hyperlink w:anchor="_关于商用视频" w:history="1">
-        <w:r>
-          <w:rPr>
-            <w:rStyle w:val="a4"/>
-            <w:rFonts w:ascii="Tahoma" w:eastAsia="微软雅黑" w:hAnsi="Tahoma" w:hint="eastAsia"/>
-            <w:kern w:val="0"/>
-            <w:sz w:val="22"/>
-          </w:rPr>
-          <w:t>关于商用视频</w:t>
-        </w:r>
-      </w:hyperlink>
-      <w:r>
-        <w:rPr>
-          <w:rFonts w:ascii="Tahoma" w:eastAsia="微软雅黑" w:hAnsi="Tahoma" w:hint="eastAsia"/>
-          <w:kern w:val="0"/>
-          <w:sz w:val="22"/>
-        </w:rPr>
-        <w:t>，</w:t>
-      </w:r>
-    </w:p>
-    <w:p>
-      <w:pPr>
-        <w:widowControl/>
-        <w:snapToGrid w:val="0"/>
-        <w:jc w:val="left"/>
-        <w:rPr>
-          <w:rFonts w:ascii="Tahoma" w:eastAsia="微软雅黑" w:hAnsi="Tahoma"/>
-          <w:kern w:val="0"/>
-          <w:sz w:val="22"/>
-        </w:rPr>
-      </w:pPr>
-      <w:r>
-        <w:rPr>
-          <w:rFonts w:ascii="Tahoma" w:eastAsia="微软雅黑" w:hAnsi="Tahoma" w:hint="eastAsia"/>
-          <w:kern w:val="0"/>
-          <w:sz w:val="22"/>
-        </w:rPr>
-        <w:t>通过将视频转</w:t>
-      </w:r>
-      <w:r>
-        <w:rPr>
-          <w:rFonts w:ascii="Tahoma" w:eastAsia="微软雅黑" w:hAnsi="Tahoma" w:hint="eastAsia"/>
-          <w:kern w:val="0"/>
-          <w:sz w:val="22"/>
-        </w:rPr>
-        <w:t>GIF</w:t>
-      </w:r>
-      <w:r>
-        <w:rPr>
-          <w:rFonts w:ascii="Tahoma" w:eastAsia="微软雅黑" w:hAnsi="Tahoma" w:hint="eastAsia"/>
-          <w:kern w:val="0"/>
-          <w:sz w:val="22"/>
-        </w:rPr>
-        <w:t>，然后用</w:t>
-      </w:r>
-      <w:r>
-        <w:rPr>
-          <w:rFonts w:ascii="Tahoma" w:eastAsia="微软雅黑" w:hAnsi="Tahoma" w:hint="eastAsia"/>
-          <w:kern w:val="0"/>
-          <w:sz w:val="22"/>
-        </w:rPr>
-        <w:t>PS</w:t>
-      </w:r>
-      <w:r>
-        <w:rPr>
-          <w:rFonts w:ascii="Tahoma" w:eastAsia="微软雅黑" w:hAnsi="Tahoma" w:hint="eastAsia"/>
-          <w:kern w:val="0"/>
-          <w:sz w:val="22"/>
-        </w:rPr>
-        <w:t>进行</w:t>
-      </w:r>
-      <w:proofErr w:type="gramStart"/>
-      <w:r>
-        <w:rPr>
-          <w:rFonts w:ascii="Tahoma" w:eastAsia="微软雅黑" w:hAnsi="Tahoma" w:hint="eastAsia"/>
-          <w:kern w:val="0"/>
-          <w:sz w:val="22"/>
-        </w:rPr>
-        <w:t>滤镜库处理</w:t>
-      </w:r>
-      <w:proofErr w:type="gramEnd"/>
-      <w:r>
-        <w:rPr>
-          <w:rFonts w:ascii="Tahoma" w:eastAsia="微软雅黑" w:hAnsi="Tahoma" w:hint="eastAsia"/>
-          <w:kern w:val="0"/>
-          <w:sz w:val="22"/>
-        </w:rPr>
-        <w:t>实现。</w:t>
-      </w:r>
-    </w:p>
-    <w:p>
-      <w:pPr>
-        <w:widowControl/>
-        <w:snapToGrid w:val="0"/>
-        <w:jc w:val="center"/>
-        <w:rPr>
-          <w:rFonts w:ascii="宋体" w:eastAsia="宋体" w:hAnsi="宋体" w:cs="宋体" w:hint="eastAsia"/>
-          <w:kern w:val="0"/>
-          <w:sz w:val="24"/>
-          <w:szCs w:val="24"/>
-        </w:rPr>
-      </w:pPr>
-      <w:r>
-        <w:rPr>
-          <w:rFonts w:ascii="宋体" w:eastAsia="宋体" w:hAnsi="宋体" w:cs="宋体"/>
-          <w:noProof/>
-          <w:kern w:val="0"/>
-          <w:sz w:val="24"/>
-          <w:szCs w:val="24"/>
-        </w:rPr>
-        <w:drawing>
-          <wp:inline distT="0" distB="0" distL="0" distR="0" wp14:anchorId="24FDD6BF" wp14:editId="22D26247">
-            <wp:extent cx="4053840" cy="1112520"/>
-            <wp:effectExtent l="0" t="0" r="3810" b="0"/>
-            <wp:docPr id="1961962029" name="图片 4"/>
-            <wp:cNvGraphicFramePr>
-              <a:graphicFrameLocks xmlns:a="http://schemas.openxmlformats.org/drawingml/2006/main" noChangeAspect="1"/>
-            </wp:cNvGraphicFramePr>
-            <a:graphic xmlns:a="http://schemas.openxmlformats.org/drawingml/2006/main">
-              <a:graphicData uri="http://schemas.openxmlformats.org/drawingml/2006/picture">
-                <pic:pic xmlns:pic="http://schemas.openxmlformats.org/drawingml/2006/picture">
-                  <pic:nvPicPr>
-                    <pic:cNvPr id="0" name="Picture 7"/>
+                    <pic:cNvPr id="0" name="Picture 28"/>
                     <pic:cNvPicPr>
                       <a:picLocks noChangeAspect="1" noChangeArrowheads="1"/>
                     </pic:cNvPicPr>
@@ -8410,7 +7243,7 @@
                   <pic:spPr bwMode="auto">
                     <a:xfrm>
                       <a:off x="0" y="0"/>
-                      <a:ext cx="4053840" cy="1112520"/>
+                      <a:ext cx="4240256" cy="1342118"/>
                     </a:xfrm>
                     <a:prstGeom prst="rect">
                       <a:avLst/>
@@ -8438,13 +7271,1106 @@
           <w:sz w:val="22"/>
         </w:rPr>
       </w:pPr>
-    </w:p>
-    <w:p>
-      <w:pPr>
-        <w:widowControl/>
-        <w:jc w:val="left"/>
-        <w:rPr>
-          <w:rFonts w:ascii="Tahoma" w:eastAsia="微软雅黑" w:hAnsi="Tahoma"/>
+      <w:r>
+        <w:rPr>
+          <w:rFonts w:ascii="Tahoma" w:eastAsia="微软雅黑" w:hAnsi="Tahoma" w:hint="eastAsia"/>
+          <w:kern w:val="0"/>
+          <w:sz w:val="22"/>
+        </w:rPr>
+        <w:t>其中：</w:t>
+      </w:r>
+    </w:p>
+    <w:p>
+      <w:pPr>
+        <w:widowControl/>
+        <w:snapToGrid w:val="0"/>
+        <w:jc w:val="left"/>
+        <w:rPr>
+          <w:rFonts w:ascii="Tahoma" w:eastAsia="微软雅黑" w:hAnsi="Tahoma"/>
+          <w:kern w:val="0"/>
+          <w:sz w:val="22"/>
+        </w:rPr>
+      </w:pPr>
+      <w:proofErr w:type="gramStart"/>
+      <w:r>
+        <w:rPr>
+          <w:rFonts w:ascii="Tahoma" w:eastAsia="微软雅黑" w:hAnsi="Tahoma"/>
+          <w:kern w:val="0"/>
+          <w:sz w:val="22"/>
+        </w:rPr>
+        <w:t>资源名含</w:t>
+      </w:r>
+      <w:r>
+        <w:rPr>
+          <w:rFonts w:ascii="Tahoma" w:eastAsia="微软雅黑" w:hAnsi="Tahoma"/>
+          <w:kern w:val="0"/>
+          <w:sz w:val="22"/>
+        </w:rPr>
+        <w:t>“ACQ”</w:t>
+      </w:r>
+      <w:proofErr w:type="gramEnd"/>
+      <w:r>
+        <w:rPr>
+          <w:rFonts w:ascii="Tahoma" w:eastAsia="微软雅黑" w:hAnsi="Tahoma"/>
+          <w:kern w:val="0"/>
+          <w:sz w:val="22"/>
+        </w:rPr>
+        <w:t>的表示</w:t>
+      </w:r>
+      <w:r>
+        <w:rPr>
+          <w:rFonts w:ascii="Tahoma" w:eastAsia="微软雅黑" w:hAnsi="Tahoma"/>
+          <w:kern w:val="0"/>
+          <w:sz w:val="22"/>
+        </w:rPr>
+        <w:t>DLC</w:t>
+      </w:r>
+      <w:r>
+        <w:rPr>
+          <w:rFonts w:ascii="Tahoma" w:eastAsia="微软雅黑" w:hAnsi="Tahoma"/>
+          <w:kern w:val="0"/>
+          <w:sz w:val="22"/>
+        </w:rPr>
+        <w:t>动画包：</w:t>
+      </w:r>
+    </w:p>
+    <w:p>
+      <w:pPr>
+        <w:widowControl/>
+        <w:snapToGrid w:val="0"/>
+        <w:ind w:firstLineChars="200" w:firstLine="440"/>
+        <w:jc w:val="left"/>
+        <w:rPr>
+          <w:rFonts w:ascii="Tahoma" w:eastAsia="微软雅黑" w:hAnsi="Tahoma"/>
+          <w:kern w:val="0"/>
+          <w:sz w:val="22"/>
+        </w:rPr>
+      </w:pPr>
+      <w:r>
+        <w:rPr>
+          <w:rFonts w:ascii="Tahoma" w:eastAsia="微软雅黑" w:hAnsi="Tahoma"/>
+          <w:kern w:val="0"/>
+          <w:sz w:val="22"/>
+        </w:rPr>
+        <w:t>RPG Maker MV - Animations Collection I: Quintessence</w:t>
+      </w:r>
+    </w:p>
+    <w:p>
+      <w:pPr>
+        <w:widowControl/>
+        <w:snapToGrid w:val="0"/>
+        <w:jc w:val="left"/>
+        <w:rPr>
+          <w:rFonts w:ascii="Tahoma" w:eastAsia="微软雅黑" w:hAnsi="Tahoma"/>
+          <w:kern w:val="0"/>
+          <w:sz w:val="22"/>
+        </w:rPr>
+      </w:pPr>
+      <w:proofErr w:type="gramStart"/>
+      <w:r>
+        <w:rPr>
+          <w:rFonts w:ascii="Tahoma" w:eastAsia="微软雅黑" w:hAnsi="Tahoma"/>
+          <w:kern w:val="0"/>
+          <w:sz w:val="22"/>
+        </w:rPr>
+        <w:t>资源名含</w:t>
+      </w:r>
+      <w:r>
+        <w:rPr>
+          <w:rFonts w:ascii="Tahoma" w:eastAsia="微软雅黑" w:hAnsi="Tahoma"/>
+          <w:kern w:val="0"/>
+          <w:sz w:val="22"/>
+        </w:rPr>
+        <w:t>“AC2Q”</w:t>
+      </w:r>
+      <w:proofErr w:type="gramEnd"/>
+      <w:r>
+        <w:rPr>
+          <w:rFonts w:ascii="Tahoma" w:eastAsia="微软雅黑" w:hAnsi="Tahoma"/>
+          <w:kern w:val="0"/>
+          <w:sz w:val="22"/>
+        </w:rPr>
+        <w:t>的表示</w:t>
+      </w:r>
+      <w:r>
+        <w:rPr>
+          <w:rFonts w:ascii="Tahoma" w:eastAsia="微软雅黑" w:hAnsi="Tahoma"/>
+          <w:kern w:val="0"/>
+          <w:sz w:val="22"/>
+        </w:rPr>
+        <w:t>DLC</w:t>
+      </w:r>
+      <w:r>
+        <w:rPr>
+          <w:rFonts w:ascii="Tahoma" w:eastAsia="微软雅黑" w:hAnsi="Tahoma"/>
+          <w:kern w:val="0"/>
+          <w:sz w:val="22"/>
+        </w:rPr>
+        <w:t>动画包：</w:t>
+      </w:r>
+    </w:p>
+    <w:p>
+      <w:pPr>
+        <w:widowControl/>
+        <w:snapToGrid w:val="0"/>
+        <w:ind w:firstLineChars="200" w:firstLine="440"/>
+        <w:jc w:val="left"/>
+        <w:rPr>
+          <w:rFonts w:ascii="Tahoma" w:eastAsia="微软雅黑" w:hAnsi="Tahoma"/>
+          <w:kern w:val="0"/>
+          <w:sz w:val="22"/>
+        </w:rPr>
+      </w:pPr>
+      <w:r>
+        <w:rPr>
+          <w:rFonts w:ascii="Tahoma" w:eastAsia="微软雅黑" w:hAnsi="Tahoma"/>
+          <w:kern w:val="0"/>
+          <w:sz w:val="22"/>
+        </w:rPr>
+        <w:t>RPG Maker MV - Animations Collection II: Quintessence</w:t>
+      </w:r>
+    </w:p>
+    <w:p>
+      <w:pPr>
+        <w:widowControl/>
+        <w:snapToGrid w:val="0"/>
+        <w:jc w:val="left"/>
+        <w:rPr>
+          <w:rFonts w:ascii="Tahoma" w:eastAsia="微软雅黑" w:hAnsi="Tahoma"/>
+          <w:kern w:val="0"/>
+          <w:sz w:val="22"/>
+        </w:rPr>
+      </w:pPr>
+      <w:proofErr w:type="gramStart"/>
+      <w:r>
+        <w:rPr>
+          <w:rFonts w:ascii="Tahoma" w:eastAsia="微软雅黑" w:hAnsi="Tahoma"/>
+          <w:kern w:val="0"/>
+          <w:sz w:val="22"/>
+        </w:rPr>
+        <w:t>资源名含</w:t>
+      </w:r>
+      <w:r>
+        <w:rPr>
+          <w:rFonts w:ascii="Tahoma" w:eastAsia="微软雅黑" w:hAnsi="Tahoma"/>
+          <w:kern w:val="0"/>
+          <w:sz w:val="22"/>
+        </w:rPr>
+        <w:t>“AC3Q”</w:t>
+      </w:r>
+      <w:proofErr w:type="gramEnd"/>
+      <w:r>
+        <w:rPr>
+          <w:rFonts w:ascii="Tahoma" w:eastAsia="微软雅黑" w:hAnsi="Tahoma"/>
+          <w:kern w:val="0"/>
+          <w:sz w:val="22"/>
+        </w:rPr>
+        <w:t>的表示</w:t>
+      </w:r>
+      <w:r>
+        <w:rPr>
+          <w:rFonts w:ascii="Tahoma" w:eastAsia="微软雅黑" w:hAnsi="Tahoma"/>
+          <w:kern w:val="0"/>
+          <w:sz w:val="22"/>
+        </w:rPr>
+        <w:t>DLC</w:t>
+      </w:r>
+      <w:r>
+        <w:rPr>
+          <w:rFonts w:ascii="Tahoma" w:eastAsia="微软雅黑" w:hAnsi="Tahoma"/>
+          <w:kern w:val="0"/>
+          <w:sz w:val="22"/>
+        </w:rPr>
+        <w:t>动画包：</w:t>
+      </w:r>
+    </w:p>
+    <w:p>
+      <w:pPr>
+        <w:widowControl/>
+        <w:snapToGrid w:val="0"/>
+        <w:ind w:firstLineChars="200" w:firstLine="440"/>
+        <w:jc w:val="left"/>
+        <w:rPr>
+          <w:rFonts w:ascii="Tahoma" w:eastAsia="微软雅黑" w:hAnsi="Tahoma"/>
+          <w:kern w:val="0"/>
+          <w:sz w:val="22"/>
+        </w:rPr>
+      </w:pPr>
+      <w:r>
+        <w:rPr>
+          <w:rFonts w:ascii="Tahoma" w:eastAsia="微软雅黑" w:hAnsi="Tahoma"/>
+          <w:kern w:val="0"/>
+          <w:sz w:val="22"/>
+        </w:rPr>
+        <w:t>RPG Maker MV - Animations Collection III: Quintessence</w:t>
+      </w:r>
+    </w:p>
+    <w:p>
+      <w:pPr>
+        <w:widowControl/>
+        <w:snapToGrid w:val="0"/>
+        <w:jc w:val="left"/>
+        <w:rPr>
+          <w:rFonts w:ascii="Tahoma" w:eastAsia="微软雅黑" w:hAnsi="Tahoma"/>
+          <w:kern w:val="0"/>
+          <w:sz w:val="22"/>
+        </w:rPr>
+      </w:pPr>
+      <w:proofErr w:type="gramStart"/>
+      <w:r>
+        <w:rPr>
+          <w:rFonts w:ascii="Tahoma" w:eastAsia="微软雅黑" w:hAnsi="Tahoma"/>
+          <w:kern w:val="0"/>
+          <w:sz w:val="22"/>
+        </w:rPr>
+        <w:t>资源名含</w:t>
+      </w:r>
+      <w:r>
+        <w:rPr>
+          <w:rFonts w:ascii="Tahoma" w:eastAsia="微软雅黑" w:hAnsi="Tahoma"/>
+          <w:kern w:val="0"/>
+          <w:sz w:val="22"/>
+        </w:rPr>
+        <w:t>“VX”</w:t>
+      </w:r>
+      <w:proofErr w:type="gramEnd"/>
+      <w:r>
+        <w:rPr>
+          <w:rFonts w:ascii="Tahoma" w:eastAsia="微软雅黑" w:hAnsi="Tahoma"/>
+          <w:kern w:val="0"/>
+          <w:sz w:val="22"/>
+        </w:rPr>
+        <w:t>的表示</w:t>
+      </w:r>
+      <w:r>
+        <w:rPr>
+          <w:rFonts w:ascii="Tahoma" w:eastAsia="微软雅黑" w:hAnsi="Tahoma"/>
+          <w:kern w:val="0"/>
+          <w:sz w:val="22"/>
+        </w:rPr>
+        <w:t xml:space="preserve"> RPG Maker VX </w:t>
+      </w:r>
+      <w:r>
+        <w:rPr>
+          <w:rFonts w:ascii="Tahoma" w:eastAsia="微软雅黑" w:hAnsi="Tahoma"/>
+          <w:kern w:val="0"/>
+          <w:sz w:val="22"/>
+        </w:rPr>
+        <w:t>的动画素材</w:t>
+      </w:r>
+    </w:p>
+    <w:p>
+      <w:pPr>
+        <w:widowControl/>
+        <w:snapToGrid w:val="0"/>
+        <w:spacing w:after="120"/>
+        <w:jc w:val="left"/>
+        <w:rPr>
+          <w:rFonts w:ascii="Tahoma" w:eastAsia="微软雅黑" w:hAnsi="Tahoma" w:hint="eastAsia"/>
+          <w:kern w:val="0"/>
+          <w:sz w:val="22"/>
+        </w:rPr>
+      </w:pPr>
+      <w:r>
+        <w:rPr>
+          <w:rFonts w:ascii="Tahoma" w:eastAsia="微软雅黑" w:hAnsi="Tahoma"/>
+          <w:kern w:val="0"/>
+          <w:sz w:val="22"/>
+        </w:rPr>
+        <w:t>其它则为</w:t>
+      </w:r>
+      <w:r>
+        <w:rPr>
+          <w:rFonts w:ascii="Tahoma" w:eastAsia="微软雅黑" w:hAnsi="Tahoma"/>
+          <w:kern w:val="0"/>
+          <w:sz w:val="22"/>
+        </w:rPr>
+        <w:t xml:space="preserve"> RPG Maker MV </w:t>
+      </w:r>
+      <w:r>
+        <w:rPr>
+          <w:rFonts w:ascii="Tahoma" w:eastAsia="微软雅黑" w:hAnsi="Tahoma"/>
+          <w:kern w:val="0"/>
+          <w:sz w:val="22"/>
+        </w:rPr>
+        <w:t>自带的动画素材</w:t>
+      </w:r>
+    </w:p>
+    <w:tbl>
+      <w:tblPr>
+        <w:tblStyle w:val="af"/>
+        <w:tblW w:w="0" w:type="auto"/>
+        <w:tblLook w:val="04A0" w:firstRow="1" w:lastRow="0" w:firstColumn="1" w:lastColumn="0" w:noHBand="0" w:noVBand="1"/>
+      </w:tblPr>
+      <w:tblGrid>
+        <w:gridCol w:w="8522"/>
+      </w:tblGrid>
+      <w:tr>
+        <w:tc>
+          <w:tcPr>
+            <w:tcW w:w="8522" w:type="dxa"/>
+          </w:tcPr>
+          <w:p>
+            <w:pPr>
+              <w:widowControl/>
+              <w:snapToGrid w:val="0"/>
+              <w:jc w:val="left"/>
+              <w:rPr>
+                <w:rFonts w:ascii="Tahoma" w:eastAsia="微软雅黑" w:hAnsi="Tahoma"/>
+                <w:kern w:val="0"/>
+                <w:sz w:val="22"/>
+              </w:rPr>
+            </w:pPr>
+            <w:r>
+              <w:rPr>
+                <w:rFonts w:ascii="Tahoma" w:eastAsia="微软雅黑" w:hAnsi="Tahoma" w:hint="eastAsia"/>
+                <w:kern w:val="0"/>
+                <w:sz w:val="22"/>
+              </w:rPr>
+              <w:t>中文名的素材，都是作者我画的，可以商用。</w:t>
+            </w:r>
+          </w:p>
+          <w:p>
+            <w:pPr>
+              <w:widowControl/>
+              <w:snapToGrid w:val="0"/>
+              <w:jc w:val="left"/>
+              <w:rPr>
+                <w:rFonts w:ascii="Tahoma" w:eastAsia="微软雅黑" w:hAnsi="Tahoma"/>
+                <w:kern w:val="0"/>
+                <w:sz w:val="22"/>
+              </w:rPr>
+            </w:pPr>
+            <w:r>
+              <w:rPr>
+                <w:rFonts w:ascii="Tahoma" w:eastAsia="微软雅黑" w:hAnsi="Tahoma" w:hint="eastAsia"/>
+                <w:kern w:val="0"/>
+                <w:sz w:val="22"/>
+              </w:rPr>
+              <w:t>（虽然看起来结构简单，但画出来真的费劲）</w:t>
+            </w:r>
+          </w:p>
+        </w:tc>
+      </w:tr>
+    </w:tbl>
+    <w:p>
+      <w:pPr>
+        <w:widowControl/>
+        <w:snapToGrid w:val="0"/>
+        <w:jc w:val="center"/>
+        <w:rPr>
+          <w:rFonts w:ascii="宋体" w:eastAsia="宋体" w:hAnsi="宋体" w:cs="宋体" w:hint="eastAsia"/>
+          <w:kern w:val="0"/>
+          <w:sz w:val="24"/>
+          <w:szCs w:val="24"/>
+        </w:rPr>
+      </w:pPr>
+      <w:r>
+        <w:rPr>
+          <w:noProof/>
+        </w:rPr>
+        <w:drawing>
+          <wp:inline distT="0" distB="0" distL="0" distR="0" wp14:anchorId="2B4E593A" wp14:editId="6051CE29">
+            <wp:extent cx="4907280" cy="1962085"/>
+            <wp:effectExtent l="0" t="0" r="7620" b="635"/>
+            <wp:docPr id="1778904882" name="图片 14"/>
+            <wp:cNvGraphicFramePr>
+              <a:graphicFrameLocks xmlns:a="http://schemas.openxmlformats.org/drawingml/2006/main" noChangeAspect="1"/>
+            </wp:cNvGraphicFramePr>
+            <a:graphic xmlns:a="http://schemas.openxmlformats.org/drawingml/2006/main">
+              <a:graphicData uri="http://schemas.openxmlformats.org/drawingml/2006/picture">
+                <pic:pic xmlns:pic="http://schemas.openxmlformats.org/drawingml/2006/picture">
+                  <pic:nvPicPr>
+                    <pic:cNvPr id="0" name="Picture 30"/>
+                    <pic:cNvPicPr>
+                      <a:picLocks noChangeAspect="1" noChangeArrowheads="1"/>
+                    </pic:cNvPicPr>
+                  </pic:nvPicPr>
+                  <pic:blipFill>
+                    <a:blip r:embed="rId30">
+                      <a:extLst>
+                        <a:ext uri="{28A0092B-C50C-407E-A947-70E740481C1C}">
+                          <a14:useLocalDpi xmlns:a14="http://schemas.microsoft.com/office/drawing/2010/main" val="0"/>
+                        </a:ext>
+                      </a:extLst>
+                    </a:blip>
+                    <a:srcRect/>
+                    <a:stretch>
+                      <a:fillRect/>
+                    </a:stretch>
+                  </pic:blipFill>
+                  <pic:spPr bwMode="auto">
+                    <a:xfrm>
+                      <a:off x="0" y="0"/>
+                      <a:ext cx="4914840" cy="1965108"/>
+                    </a:xfrm>
+                    <a:prstGeom prst="rect">
+                      <a:avLst/>
+                    </a:prstGeom>
+                    <a:noFill/>
+                    <a:ln>
+                      <a:noFill/>
+                    </a:ln>
+                  </pic:spPr>
+                </pic:pic>
+              </a:graphicData>
+            </a:graphic>
+          </wp:inline>
+        </w:drawing>
+      </w:r>
+    </w:p>
+    <w:p>
+      <w:pPr>
+        <w:widowControl/>
+        <w:snapToGrid w:val="0"/>
+        <w:jc w:val="left"/>
+        <w:rPr>
+          <w:rFonts w:ascii="Tahoma" w:eastAsia="微软雅黑" w:hAnsi="Tahoma"/>
+          <w:kern w:val="0"/>
+          <w:sz w:val="22"/>
+        </w:rPr>
+      </w:pPr>
+      <w:r>
+        <w:rPr>
+          <w:rFonts w:ascii="Tahoma" w:eastAsia="微软雅黑" w:hAnsi="Tahoma" w:hint="eastAsia"/>
+          <w:kern w:val="0"/>
+          <w:sz w:val="22"/>
+        </w:rPr>
+        <w:t>另外，故事</w:t>
+      </w:r>
+      <w:proofErr w:type="gramStart"/>
+      <w:r>
+        <w:rPr>
+          <w:rFonts w:ascii="Tahoma" w:eastAsia="微软雅黑" w:hAnsi="Tahoma" w:hint="eastAsia"/>
+          <w:kern w:val="0"/>
+          <w:sz w:val="22"/>
+        </w:rPr>
+        <w:t>创作区</w:t>
+      </w:r>
+      <w:proofErr w:type="gramEnd"/>
+      <w:r>
+        <w:rPr>
+          <w:rFonts w:ascii="Tahoma" w:eastAsia="微软雅黑" w:hAnsi="Tahoma" w:hint="eastAsia"/>
+          <w:kern w:val="0"/>
+          <w:sz w:val="22"/>
+        </w:rPr>
+        <w:t>的飓风，来自</w:t>
+      </w:r>
+      <w:r>
+        <w:rPr>
+          <w:rFonts w:ascii="Tahoma" w:eastAsia="微软雅黑" w:hAnsi="Tahoma" w:hint="eastAsia"/>
+          <w:kern w:val="0"/>
+          <w:sz w:val="22"/>
+        </w:rPr>
+        <w:t xml:space="preserve"> </w:t>
+      </w:r>
+      <w:hyperlink w:anchor="_关于商用视频" w:history="1">
+        <w:r>
+          <w:rPr>
+            <w:rStyle w:val="a4"/>
+            <w:rFonts w:ascii="Tahoma" w:eastAsia="微软雅黑" w:hAnsi="Tahoma" w:hint="eastAsia"/>
+            <w:kern w:val="0"/>
+            <w:sz w:val="22"/>
+          </w:rPr>
+          <w:t>关于商用视频</w:t>
+        </w:r>
+      </w:hyperlink>
+      <w:r>
+        <w:rPr>
+          <w:rFonts w:ascii="Tahoma" w:eastAsia="微软雅黑" w:hAnsi="Tahoma" w:hint="eastAsia"/>
+          <w:kern w:val="0"/>
+          <w:sz w:val="22"/>
+        </w:rPr>
+        <w:t>，</w:t>
+      </w:r>
+    </w:p>
+    <w:p>
+      <w:pPr>
+        <w:widowControl/>
+        <w:snapToGrid w:val="0"/>
+        <w:jc w:val="left"/>
+        <w:rPr>
+          <w:rFonts w:ascii="Tahoma" w:eastAsia="微软雅黑" w:hAnsi="Tahoma"/>
+          <w:kern w:val="0"/>
+          <w:sz w:val="22"/>
+        </w:rPr>
+      </w:pPr>
+      <w:r>
+        <w:rPr>
+          <w:rFonts w:ascii="Tahoma" w:eastAsia="微软雅黑" w:hAnsi="Tahoma" w:hint="eastAsia"/>
+          <w:kern w:val="0"/>
+          <w:sz w:val="22"/>
+        </w:rPr>
+        <w:t>通过将视频转</w:t>
+      </w:r>
+      <w:r>
+        <w:rPr>
+          <w:rFonts w:ascii="Tahoma" w:eastAsia="微软雅黑" w:hAnsi="Tahoma" w:hint="eastAsia"/>
+          <w:kern w:val="0"/>
+          <w:sz w:val="22"/>
+        </w:rPr>
+        <w:t>GIF</w:t>
+      </w:r>
+      <w:r>
+        <w:rPr>
+          <w:rFonts w:ascii="Tahoma" w:eastAsia="微软雅黑" w:hAnsi="Tahoma" w:hint="eastAsia"/>
+          <w:kern w:val="0"/>
+          <w:sz w:val="22"/>
+        </w:rPr>
+        <w:t>，然后用</w:t>
+      </w:r>
+      <w:r>
+        <w:rPr>
+          <w:rFonts w:ascii="Tahoma" w:eastAsia="微软雅黑" w:hAnsi="Tahoma" w:hint="eastAsia"/>
+          <w:kern w:val="0"/>
+          <w:sz w:val="22"/>
+        </w:rPr>
+        <w:t>PS</w:t>
+      </w:r>
+      <w:r>
+        <w:rPr>
+          <w:rFonts w:ascii="Tahoma" w:eastAsia="微软雅黑" w:hAnsi="Tahoma" w:hint="eastAsia"/>
+          <w:kern w:val="0"/>
+          <w:sz w:val="22"/>
+        </w:rPr>
+        <w:t>进行</w:t>
+      </w:r>
+      <w:proofErr w:type="gramStart"/>
+      <w:r>
+        <w:rPr>
+          <w:rFonts w:ascii="Tahoma" w:eastAsia="微软雅黑" w:hAnsi="Tahoma" w:hint="eastAsia"/>
+          <w:kern w:val="0"/>
+          <w:sz w:val="22"/>
+        </w:rPr>
+        <w:t>滤镜库处理</w:t>
+      </w:r>
+      <w:proofErr w:type="gramEnd"/>
+      <w:r>
+        <w:rPr>
+          <w:rFonts w:ascii="Tahoma" w:eastAsia="微软雅黑" w:hAnsi="Tahoma" w:hint="eastAsia"/>
+          <w:kern w:val="0"/>
+          <w:sz w:val="22"/>
+        </w:rPr>
+        <w:t>实现。</w:t>
+      </w:r>
+    </w:p>
+    <w:p>
+      <w:pPr>
+        <w:widowControl/>
+        <w:snapToGrid w:val="0"/>
+        <w:jc w:val="center"/>
+        <w:rPr>
+          <w:rFonts w:ascii="宋体" w:eastAsia="宋体" w:hAnsi="宋体" w:cs="宋体" w:hint="eastAsia"/>
+          <w:kern w:val="0"/>
+          <w:sz w:val="24"/>
+          <w:szCs w:val="24"/>
+        </w:rPr>
+      </w:pPr>
+      <w:r>
+        <w:rPr>
+          <w:noProof/>
+        </w:rPr>
+        <w:drawing>
+          <wp:inline distT="0" distB="0" distL="0" distR="0" wp14:anchorId="19691D07" wp14:editId="70AA8E12">
+            <wp:extent cx="3688080" cy="1010243"/>
+            <wp:effectExtent l="0" t="0" r="0" b="0"/>
+            <wp:docPr id="320327778" name="图片 15"/>
+            <wp:cNvGraphicFramePr>
+              <a:graphicFrameLocks xmlns:a="http://schemas.openxmlformats.org/drawingml/2006/main" noChangeAspect="1"/>
+            </wp:cNvGraphicFramePr>
+            <a:graphic xmlns:a="http://schemas.openxmlformats.org/drawingml/2006/main">
+              <a:graphicData uri="http://schemas.openxmlformats.org/drawingml/2006/picture">
+                <pic:pic xmlns:pic="http://schemas.openxmlformats.org/drawingml/2006/picture">
+                  <pic:nvPicPr>
+                    <pic:cNvPr id="0" name="Picture 32"/>
+                    <pic:cNvPicPr>
+                      <a:picLocks noChangeAspect="1" noChangeArrowheads="1"/>
+                    </pic:cNvPicPr>
+                  </pic:nvPicPr>
+                  <pic:blipFill>
+                    <a:blip r:embed="rId31">
+                      <a:extLst>
+                        <a:ext uri="{28A0092B-C50C-407E-A947-70E740481C1C}">
+                          <a14:useLocalDpi xmlns:a14="http://schemas.microsoft.com/office/drawing/2010/main" val="0"/>
+                        </a:ext>
+                      </a:extLst>
+                    </a:blip>
+                    <a:srcRect/>
+                    <a:stretch>
+                      <a:fillRect/>
+                    </a:stretch>
+                  </pic:blipFill>
+                  <pic:spPr bwMode="auto">
+                    <a:xfrm>
+                      <a:off x="0" y="0"/>
+                      <a:ext cx="3692588" cy="1011478"/>
+                    </a:xfrm>
+                    <a:prstGeom prst="rect">
+                      <a:avLst/>
+                    </a:prstGeom>
+                    <a:noFill/>
+                    <a:ln>
+                      <a:noFill/>
+                    </a:ln>
+                  </pic:spPr>
+                </pic:pic>
+              </a:graphicData>
+            </a:graphic>
+          </wp:inline>
+        </w:drawing>
+      </w:r>
+    </w:p>
+    <w:p>
+      <w:pPr>
+        <w:widowControl/>
+        <w:jc w:val="left"/>
+        <w:rPr>
+          <w:rFonts w:ascii="Tahoma" w:eastAsia="微软雅黑" w:hAnsi="Tahoma"/>
+          <w:kern w:val="0"/>
+          <w:sz w:val="22"/>
+        </w:rPr>
+      </w:pPr>
+      <w:r>
+        <w:rPr>
+          <w:rFonts w:ascii="Tahoma" w:eastAsia="微软雅黑" w:hAnsi="Tahoma"/>
+          <w:kern w:val="0"/>
+          <w:sz w:val="22"/>
+        </w:rPr>
+        <w:br w:type="page"/>
+      </w:r>
+    </w:p>
+    <w:p>
+      <w:pPr>
+        <w:pStyle w:val="3"/>
+        <w:spacing w:before="120" w:after="120" w:line="415" w:lineRule="auto"/>
+        <w:rPr>
+          <w:rFonts w:hint="eastAsia"/>
+          <w:sz w:val="28"/>
+          <w:szCs w:val="28"/>
+        </w:rPr>
+      </w:pPr>
+      <w:r>
+        <w:rPr>
+          <w:rFonts w:hint="eastAsia"/>
+          <w:sz w:val="28"/>
+          <w:szCs w:val="28"/>
+        </w:rPr>
+        <w:lastRenderedPageBreak/>
+        <w:t>关于商用</w:t>
+      </w:r>
+      <w:r>
+        <w:rPr>
+          <w:rFonts w:hint="eastAsia"/>
+          <w:sz w:val="28"/>
+          <w:szCs w:val="28"/>
+        </w:rPr>
+        <w:t>动画</w:t>
+      </w:r>
+      <w:r>
+        <w:rPr>
+          <w:rFonts w:hint="eastAsia"/>
+          <w:sz w:val="28"/>
+          <w:szCs w:val="28"/>
+        </w:rPr>
+        <w:t>序列</w:t>
+      </w:r>
+    </w:p>
+    <w:p>
+      <w:pPr>
+        <w:widowControl/>
+        <w:snapToGrid w:val="0"/>
+        <w:jc w:val="left"/>
+        <w:rPr>
+          <w:rFonts w:ascii="Tahoma" w:eastAsia="微软雅黑" w:hAnsi="Tahoma"/>
+          <w:kern w:val="0"/>
+          <w:sz w:val="22"/>
+        </w:rPr>
+      </w:pPr>
+      <w:r>
+        <w:rPr>
+          <w:rFonts w:ascii="Tahoma" w:eastAsia="微软雅黑" w:hAnsi="Tahoma" w:hint="eastAsia"/>
+          <w:kern w:val="0"/>
+          <w:sz w:val="22"/>
+        </w:rPr>
+        <w:t>作者我编写了小工具“</w:t>
+      </w:r>
+      <w:r>
+        <w:rPr>
+          <w:rFonts w:ascii="Tahoma" w:eastAsia="微软雅黑" w:hAnsi="Tahoma" w:hint="eastAsia"/>
+          <w:color w:val="0070C0"/>
+          <w:kern w:val="0"/>
+          <w:sz w:val="22"/>
+        </w:rPr>
+        <w:t>插件小工具</w:t>
+      </w:r>
+      <w:r>
+        <w:rPr>
+          <w:rFonts w:ascii="Tahoma" w:eastAsia="微软雅黑" w:hAnsi="Tahoma" w:hint="eastAsia"/>
+          <w:color w:val="0070C0"/>
+          <w:kern w:val="0"/>
+          <w:sz w:val="22"/>
+        </w:rPr>
+        <w:t xml:space="preserve"> &gt; </w:t>
+      </w:r>
+      <w:r>
+        <w:rPr>
+          <w:rFonts w:ascii="Tahoma" w:eastAsia="微软雅黑" w:hAnsi="Tahoma" w:hint="eastAsia"/>
+          <w:color w:val="0070C0"/>
+          <w:kern w:val="0"/>
+          <w:sz w:val="22"/>
+        </w:rPr>
+        <w:t>GIF</w:t>
+      </w:r>
+      <w:r>
+        <w:rPr>
+          <w:rFonts w:ascii="Tahoma" w:eastAsia="微软雅黑" w:hAnsi="Tahoma" w:hint="eastAsia"/>
+          <w:color w:val="0070C0"/>
+          <w:kern w:val="0"/>
+          <w:sz w:val="22"/>
+        </w:rPr>
+        <w:t>动画序列编辑器</w:t>
+      </w:r>
+      <w:r>
+        <w:rPr>
+          <w:rFonts w:ascii="Tahoma" w:eastAsia="微软雅黑" w:hAnsi="Tahoma" w:hint="eastAsia"/>
+          <w:kern w:val="0"/>
+          <w:sz w:val="22"/>
+        </w:rPr>
+        <w:t>”。</w:t>
+      </w:r>
+    </w:p>
+    <w:p>
+      <w:pPr>
+        <w:widowControl/>
+        <w:snapToGrid w:val="0"/>
+        <w:jc w:val="left"/>
+        <w:rPr>
+          <w:rFonts w:ascii="Tahoma" w:eastAsia="微软雅黑" w:hAnsi="Tahoma"/>
+          <w:kern w:val="0"/>
+          <w:sz w:val="22"/>
+        </w:rPr>
+      </w:pPr>
+      <w:r>
+        <w:rPr>
+          <w:rFonts w:ascii="Tahoma" w:eastAsia="微软雅黑" w:hAnsi="Tahoma" w:hint="eastAsia"/>
+          <w:kern w:val="0"/>
+          <w:sz w:val="22"/>
+        </w:rPr>
+        <w:t>编辑器里面配置了很多图片、</w:t>
+      </w:r>
+      <w:r>
+        <w:rPr>
+          <w:rFonts w:ascii="Tahoma" w:eastAsia="微软雅黑" w:hAnsi="Tahoma" w:hint="eastAsia"/>
+          <w:kern w:val="0"/>
+          <w:sz w:val="22"/>
+        </w:rPr>
+        <w:t>GIF</w:t>
+      </w:r>
+      <w:r>
+        <w:rPr>
+          <w:rFonts w:ascii="Tahoma" w:eastAsia="微软雅黑" w:hAnsi="Tahoma" w:hint="eastAsia"/>
+          <w:kern w:val="0"/>
+          <w:sz w:val="22"/>
+        </w:rPr>
+        <w:t>。</w:t>
+      </w:r>
+    </w:p>
+    <w:p>
+      <w:pPr>
+        <w:widowControl/>
+        <w:snapToGrid w:val="0"/>
+        <w:jc w:val="left"/>
+        <w:rPr>
+          <w:rFonts w:ascii="Tahoma" w:eastAsia="微软雅黑" w:hAnsi="Tahoma" w:hint="eastAsia"/>
+          <w:kern w:val="0"/>
+          <w:sz w:val="22"/>
+        </w:rPr>
+      </w:pPr>
+      <w:r>
+        <w:rPr>
+          <w:rFonts w:ascii="Tahoma" w:eastAsia="微软雅黑" w:hAnsi="Tahoma" w:hint="eastAsia"/>
+          <w:kern w:val="0"/>
+          <w:sz w:val="22"/>
+        </w:rPr>
+        <w:t>包含小爱丽丝、量子妹的各种</w:t>
+      </w:r>
+      <w:r>
+        <w:rPr>
+          <w:rFonts w:ascii="Tahoma" w:eastAsia="微软雅黑" w:hAnsi="Tahoma" w:hint="eastAsia"/>
+          <w:kern w:val="0"/>
+          <w:sz w:val="22"/>
+        </w:rPr>
+        <w:t>GIF</w:t>
+      </w:r>
+      <w:r>
+        <w:rPr>
+          <w:rFonts w:ascii="Tahoma" w:eastAsia="微软雅黑" w:hAnsi="Tahoma" w:hint="eastAsia"/>
+          <w:kern w:val="0"/>
+          <w:sz w:val="22"/>
+        </w:rPr>
+        <w:t>切片，这些切片也都可以商用。</w:t>
+      </w:r>
+    </w:p>
+    <w:p>
+      <w:pPr>
+        <w:widowControl/>
+        <w:jc w:val="center"/>
+        <w:rPr>
+          <w:rFonts w:ascii="Tahoma" w:eastAsia="微软雅黑" w:hAnsi="Tahoma" w:hint="eastAsia"/>
+          <w:kern w:val="0"/>
+          <w:sz w:val="22"/>
+        </w:rPr>
+      </w:pPr>
+      <w:r>
+        <w:rPr>
+          <w:noProof/>
+        </w:rPr>
+        <w:drawing>
+          <wp:inline distT="0" distB="0" distL="0" distR="0" wp14:anchorId="33DF64E0" wp14:editId="469FD142">
+            <wp:extent cx="4594860" cy="3154887"/>
+            <wp:effectExtent l="0" t="0" r="0" b="7620"/>
+            <wp:docPr id="1758858209" name="图片 16"/>
+            <wp:cNvGraphicFramePr>
+              <a:graphicFrameLocks xmlns:a="http://schemas.openxmlformats.org/drawingml/2006/main" noChangeAspect="1"/>
+            </wp:cNvGraphicFramePr>
+            <a:graphic xmlns:a="http://schemas.openxmlformats.org/drawingml/2006/main">
+              <a:graphicData uri="http://schemas.openxmlformats.org/drawingml/2006/picture">
+                <pic:pic xmlns:pic="http://schemas.openxmlformats.org/drawingml/2006/picture">
+                  <pic:nvPicPr>
+                    <pic:cNvPr id="0" name="Picture 34"/>
+                    <pic:cNvPicPr>
+                      <a:picLocks noChangeAspect="1" noChangeArrowheads="1"/>
+                    </pic:cNvPicPr>
+                  </pic:nvPicPr>
+                  <pic:blipFill>
+                    <a:blip r:embed="rId32" cstate="print">
+                      <a:extLst>
+                        <a:ext uri="{28A0092B-C50C-407E-A947-70E740481C1C}">
+                          <a14:useLocalDpi xmlns:a14="http://schemas.microsoft.com/office/drawing/2010/main" val="0"/>
+                        </a:ext>
+                      </a:extLst>
+                    </a:blip>
+                    <a:srcRect/>
+                    <a:stretch>
+                      <a:fillRect/>
+                    </a:stretch>
+                  </pic:blipFill>
+                  <pic:spPr bwMode="auto">
+                    <a:xfrm>
+                      <a:off x="0" y="0"/>
+                      <a:ext cx="4601601" cy="3159515"/>
+                    </a:xfrm>
+                    <a:prstGeom prst="rect">
+                      <a:avLst/>
+                    </a:prstGeom>
+                    <a:noFill/>
+                    <a:ln>
+                      <a:noFill/>
+                    </a:ln>
+                  </pic:spPr>
+                </pic:pic>
+              </a:graphicData>
+            </a:graphic>
+          </wp:inline>
+        </w:drawing>
+      </w:r>
+    </w:p>
+    <w:p>
+      <w:pPr>
+        <w:widowControl/>
+        <w:jc w:val="left"/>
+        <w:rPr>
+          <w:rFonts w:ascii="Tahoma" w:eastAsia="微软雅黑" w:hAnsi="Tahoma"/>
+          <w:kern w:val="0"/>
+          <w:sz w:val="22"/>
+        </w:rPr>
+      </w:pPr>
+      <w:r>
+        <w:rPr>
+          <w:noProof/>
+        </w:rPr>
+        <w:drawing>
+          <wp:inline distT="0" distB="0" distL="0" distR="0" wp14:anchorId="0272C692" wp14:editId="7568C711">
+            <wp:extent cx="5274310" cy="699770"/>
+            <wp:effectExtent l="0" t="0" r="2540" b="5080"/>
+            <wp:docPr id="293549327" name="图片 17"/>
+            <wp:cNvGraphicFramePr>
+              <a:graphicFrameLocks xmlns:a="http://schemas.openxmlformats.org/drawingml/2006/main" noChangeAspect="1"/>
+            </wp:cNvGraphicFramePr>
+            <a:graphic xmlns:a="http://schemas.openxmlformats.org/drawingml/2006/main">
+              <a:graphicData uri="http://schemas.openxmlformats.org/drawingml/2006/picture">
+                <pic:pic xmlns:pic="http://schemas.openxmlformats.org/drawingml/2006/picture">
+                  <pic:nvPicPr>
+                    <pic:cNvPr id="0" name="Picture 36"/>
+                    <pic:cNvPicPr>
+                      <a:picLocks noChangeAspect="1" noChangeArrowheads="1"/>
+                    </pic:cNvPicPr>
+                  </pic:nvPicPr>
+                  <pic:blipFill>
+                    <a:blip r:embed="rId33">
+                      <a:extLst>
+                        <a:ext uri="{28A0092B-C50C-407E-A947-70E740481C1C}">
+                          <a14:useLocalDpi xmlns:a14="http://schemas.microsoft.com/office/drawing/2010/main" val="0"/>
+                        </a:ext>
+                      </a:extLst>
+                    </a:blip>
+                    <a:srcRect/>
+                    <a:stretch>
+                      <a:fillRect/>
+                    </a:stretch>
+                  </pic:blipFill>
+                  <pic:spPr bwMode="auto">
+                    <a:xfrm>
+                      <a:off x="0" y="0"/>
+                      <a:ext cx="5274310" cy="699770"/>
+                    </a:xfrm>
+                    <a:prstGeom prst="rect">
+                      <a:avLst/>
+                    </a:prstGeom>
+                    <a:noFill/>
+                    <a:ln>
+                      <a:noFill/>
+                    </a:ln>
+                  </pic:spPr>
+                </pic:pic>
+              </a:graphicData>
+            </a:graphic>
+          </wp:inline>
+        </w:drawing>
+      </w:r>
+    </w:p>
+    <w:p>
+      <w:pPr>
+        <w:widowControl/>
+        <w:jc w:val="left"/>
+        <w:rPr>
+          <w:rFonts w:ascii="Tahoma" w:eastAsia="微软雅黑" w:hAnsi="Tahoma" w:hint="eastAsia"/>
+          <w:kern w:val="0"/>
+          <w:sz w:val="22"/>
+        </w:rPr>
+      </w:pPr>
+      <w:r>
+        <w:rPr>
+          <w:rFonts w:ascii="Tahoma" w:eastAsia="微软雅黑" w:hAnsi="Tahoma" w:hint="eastAsia"/>
+          <w:kern w:val="0"/>
+          <w:sz w:val="22"/>
+        </w:rPr>
+        <w:t>另外提一下，这些切片的序列大图，放在“</w:t>
+      </w:r>
+      <w:r>
+        <w:rPr>
+          <w:rFonts w:ascii="Tahoma" w:eastAsia="微软雅黑" w:hAnsi="Tahoma" w:hint="eastAsia"/>
+          <w:kern w:val="0"/>
+          <w:sz w:val="22"/>
+        </w:rPr>
+        <w:t>img</w:t>
+      </w:r>
+      <w:r>
+        <w:rPr>
+          <w:rFonts w:ascii="Tahoma" w:eastAsia="微软雅黑" w:hAnsi="Tahoma" w:hint="eastAsia"/>
+          <w:kern w:val="0"/>
+          <w:sz w:val="22"/>
+        </w:rPr>
+        <w:t>/</w:t>
+      </w:r>
+      <w:r>
+        <w:rPr>
+          <w:rFonts w:ascii="Tahoma" w:eastAsia="微软雅黑" w:hAnsi="Tahoma" w:hint="eastAsia"/>
+          <w:kern w:val="0"/>
+          <w:sz w:val="22"/>
+        </w:rPr>
+        <w:t>characters</w:t>
+      </w:r>
+      <w:r>
+        <w:rPr>
+          <w:rFonts w:ascii="Tahoma" w:eastAsia="微软雅黑" w:hAnsi="Tahoma" w:hint="eastAsia"/>
+          <w:kern w:val="0"/>
+          <w:sz w:val="22"/>
+        </w:rPr>
+        <w:t>”文件夹下。</w:t>
+      </w:r>
+    </w:p>
+    <w:p>
+      <w:pPr>
+        <w:widowControl/>
+        <w:jc w:val="center"/>
+        <w:rPr>
+          <w:rFonts w:ascii="Tahoma" w:eastAsia="微软雅黑" w:hAnsi="Tahoma"/>
+          <w:kern w:val="0"/>
+          <w:sz w:val="22"/>
+        </w:rPr>
+      </w:pPr>
+      <w:r>
+        <w:rPr>
+          <w:noProof/>
+        </w:rPr>
+        <w:drawing>
+          <wp:inline distT="0" distB="0" distL="0" distR="0" wp14:anchorId="762E8E99" wp14:editId="5F9C36A6">
+            <wp:extent cx="4923790" cy="1538314"/>
+            <wp:effectExtent l="0" t="0" r="0" b="5080"/>
+            <wp:docPr id="654810709" name="图片 27"/>
+            <wp:cNvGraphicFramePr>
+              <a:graphicFrameLocks xmlns:a="http://schemas.openxmlformats.org/drawingml/2006/main" noChangeAspect="1"/>
+            </wp:cNvGraphicFramePr>
+            <a:graphic xmlns:a="http://schemas.openxmlformats.org/drawingml/2006/main">
+              <a:graphicData uri="http://schemas.openxmlformats.org/drawingml/2006/picture">
+                <pic:pic xmlns:pic="http://schemas.openxmlformats.org/drawingml/2006/picture">
+                  <pic:nvPicPr>
+                    <pic:cNvPr id="0" name="Picture 56"/>
+                    <pic:cNvPicPr>
+                      <a:picLocks noChangeAspect="1" noChangeArrowheads="1"/>
+                    </pic:cNvPicPr>
+                  </pic:nvPicPr>
+                  <pic:blipFill>
+                    <a:blip r:embed="rId34">
+                      <a:extLst>
+                        <a:ext uri="{28A0092B-C50C-407E-A947-70E740481C1C}">
+                          <a14:useLocalDpi xmlns:a14="http://schemas.microsoft.com/office/drawing/2010/main" val="0"/>
+                        </a:ext>
+                      </a:extLst>
+                    </a:blip>
+                    <a:srcRect/>
+                    <a:stretch>
+                      <a:fillRect/>
+                    </a:stretch>
+                  </pic:blipFill>
+                  <pic:spPr bwMode="auto">
+                    <a:xfrm>
+                      <a:off x="0" y="0"/>
+                      <a:ext cx="4925541" cy="1538861"/>
+                    </a:xfrm>
+                    <a:prstGeom prst="rect">
+                      <a:avLst/>
+                    </a:prstGeom>
+                    <a:noFill/>
+                    <a:ln>
+                      <a:noFill/>
+                    </a:ln>
+                  </pic:spPr>
+                </pic:pic>
+              </a:graphicData>
+            </a:graphic>
+          </wp:inline>
+        </w:drawing>
+      </w:r>
+    </w:p>
+    <w:p>
+      <w:pPr>
+        <w:widowControl/>
+        <w:jc w:val="left"/>
+        <w:rPr>
+          <w:rFonts w:ascii="Tahoma" w:eastAsia="微软雅黑" w:hAnsi="Tahoma" w:hint="eastAsia"/>
+          <w:kern w:val="0"/>
+          <w:sz w:val="22"/>
+        </w:rPr>
+      </w:pPr>
+    </w:p>
+    <w:p>
+      <w:pPr>
+        <w:widowControl/>
+        <w:jc w:val="left"/>
+        <w:rPr>
+          <w:rFonts w:ascii="Tahoma" w:eastAsia="微软雅黑" w:hAnsi="Tahoma" w:hint="eastAsia"/>
           <w:kern w:val="0"/>
           <w:sz w:val="22"/>
         </w:rPr>
@@ -8599,7 +8525,6 @@
                 <w:sz w:val="22"/>
               </w:rPr>
             </w:pPr>
-            <w:proofErr w:type="spellStart"/>
             <w:r>
               <w:rPr>
                 <w:rFonts w:ascii="Tahoma" w:eastAsia="微软雅黑" w:hAnsi="Tahoma"/>
@@ -8608,7 +8533,6 @@
               </w:rPr>
               <w:t>img</w:t>
             </w:r>
-            <w:proofErr w:type="spellEnd"/>
             <w:r>
               <w:rPr>
                 <w:rFonts w:ascii="Tahoma" w:eastAsia="微软雅黑" w:hAnsi="Tahoma"/>
@@ -8639,7 +8563,6 @@
                 <w:sz w:val="22"/>
               </w:rPr>
             </w:pPr>
-            <w:proofErr w:type="spellStart"/>
             <w:r>
               <w:rPr>
                 <w:rFonts w:ascii="Tahoma" w:eastAsia="微软雅黑" w:hAnsi="Tahoma"/>
@@ -8648,7 +8571,6 @@
               </w:rPr>
               <w:t>img</w:t>
             </w:r>
-            <w:proofErr w:type="spellEnd"/>
             <w:r>
               <w:rPr>
                 <w:rFonts w:ascii="Tahoma" w:eastAsia="微软雅黑" w:hAnsi="Tahoma"/>
@@ -8687,7 +8609,6 @@
                 <w:sz w:val="22"/>
               </w:rPr>
             </w:pPr>
-            <w:proofErr w:type="spellStart"/>
             <w:r>
               <w:rPr>
                 <w:rFonts w:ascii="Tahoma" w:eastAsia="微软雅黑" w:hAnsi="Tahoma"/>
@@ -8696,7 +8617,6 @@
               </w:rPr>
               <w:t>img</w:t>
             </w:r>
-            <w:proofErr w:type="spellEnd"/>
             <w:r>
               <w:rPr>
                 <w:rFonts w:ascii="Tahoma" w:eastAsia="微软雅黑" w:hAnsi="Tahoma"/>
@@ -8705,7 +8625,6 @@
               </w:rPr>
               <w:t>/</w:t>
             </w:r>
-            <w:proofErr w:type="spellStart"/>
             <w:r>
               <w:rPr>
                 <w:rFonts w:ascii="Tahoma" w:eastAsia="微软雅黑" w:hAnsi="Tahoma"/>
@@ -8714,7 +8633,6 @@
               </w:rPr>
               <w:t>Battle__layer</w:t>
             </w:r>
-            <w:proofErr w:type="spellEnd"/>
           </w:p>
           <w:p>
             <w:pPr>
@@ -8729,7 +8647,6 @@
                 <w:sz w:val="22"/>
               </w:rPr>
             </w:pPr>
-            <w:proofErr w:type="spellStart"/>
             <w:r>
               <w:rPr>
                 <w:rFonts w:ascii="Tahoma" w:eastAsia="微软雅黑" w:hAnsi="Tahoma"/>
@@ -8738,7 +8655,6 @@
               </w:rPr>
               <w:t>img</w:t>
             </w:r>
-            <w:proofErr w:type="spellEnd"/>
             <w:r>
               <w:rPr>
                 <w:rFonts w:ascii="Tahoma" w:eastAsia="微软雅黑" w:hAnsi="Tahoma"/>
@@ -8753,16 +8669,7 @@
                 <w:kern w:val="0"/>
                 <w:sz w:val="22"/>
               </w:rPr>
-              <w:t>Battle__</w:t>
-            </w:r>
-            <w:proofErr w:type="spellStart"/>
-            <w:r>
-              <w:rPr>
-                <w:rFonts w:ascii="Tahoma" w:eastAsia="微软雅黑" w:hAnsi="Tahoma"/>
-                <w:kern w:val="0"/>
-                <w:sz w:val="22"/>
-              </w:rPr>
-              <w:t>layer</w:t>
+              <w:t>Battle__layer</w:t>
             </w:r>
             <w:r>
               <w:rPr>
@@ -8772,7 +8679,6 @@
               </w:rPr>
               <w:t>_gif</w:t>
             </w:r>
-            <w:proofErr w:type="spellEnd"/>
           </w:p>
         </w:tc>
       </w:tr>
@@ -8910,16 +8816,13 @@
       </w:pPr>
       <w:r>
         <w:rPr>
-          <w:rFonts w:ascii="Tahoma" w:eastAsia="微软雅黑" w:hAnsi="Tahoma"/>
           <w:noProof/>
-          <w:kern w:val="0"/>
-          <w:sz w:val="22"/>
         </w:rPr>
         <w:drawing>
-          <wp:inline distT="0" distB="0" distL="0" distR="0" wp14:anchorId="224CA127" wp14:editId="1C822D45">
-            <wp:extent cx="3948430" cy="2049799"/>
-            <wp:effectExtent l="0" t="0" r="0" b="7620"/>
-            <wp:docPr id="570758769" name="图片 3"/>
+          <wp:inline distT="0" distB="0" distL="0" distR="0" wp14:anchorId="363F19E3" wp14:editId="3DE48805">
+            <wp:extent cx="5274310" cy="2738120"/>
+            <wp:effectExtent l="0" t="0" r="2540" b="5080"/>
+            <wp:docPr id="639011611" name="图片 18"/>
             <wp:cNvGraphicFramePr>
               <a:graphicFrameLocks xmlns:a="http://schemas.openxmlformats.org/drawingml/2006/main" noChangeAspect="1"/>
             </wp:cNvGraphicFramePr>
@@ -8927,13 +8830,13 @@
               <a:graphicData uri="http://schemas.openxmlformats.org/drawingml/2006/picture">
                 <pic:pic xmlns:pic="http://schemas.openxmlformats.org/drawingml/2006/picture">
                   <pic:nvPicPr>
-                    <pic:cNvPr id="0" name="Picture 5"/>
+                    <pic:cNvPr id="0" name="Picture 38"/>
                     <pic:cNvPicPr>
                       <a:picLocks noChangeAspect="1" noChangeArrowheads="1"/>
                     </pic:cNvPicPr>
                   </pic:nvPicPr>
                   <pic:blipFill>
-                    <a:blip r:embed="rId30" cstate="print">
+                    <a:blip r:embed="rId35">
                       <a:extLst>
                         <a:ext uri="{28A0092B-C50C-407E-A947-70E740481C1C}">
                           <a14:useLocalDpi xmlns:a14="http://schemas.microsoft.com/office/drawing/2010/main" val="0"/>
@@ -8948,7 +8851,7 @@
                   <pic:spPr bwMode="auto">
                     <a:xfrm>
                       <a:off x="0" y="0"/>
-                      <a:ext cx="3954608" cy="2053006"/>
+                      <a:ext cx="5274310" cy="2738120"/>
                     </a:xfrm>
                     <a:prstGeom prst="rect">
                       <a:avLst/>
@@ -9078,7 +8981,6 @@
                 <w:sz w:val="22"/>
               </w:rPr>
             </w:pPr>
-            <w:proofErr w:type="spellStart"/>
             <w:r>
               <w:rPr>
                 <w:rFonts w:ascii="Tahoma" w:eastAsia="微软雅黑" w:hAnsi="Tahoma"/>
@@ -9087,7 +8989,6 @@
               </w:rPr>
               <w:t>img</w:t>
             </w:r>
-            <w:proofErr w:type="spellEnd"/>
             <w:r>
               <w:rPr>
                 <w:rFonts w:ascii="Tahoma" w:eastAsia="微软雅黑" w:hAnsi="Tahoma"/>
@@ -9096,7 +8997,6 @@
               </w:rPr>
               <w:t>/</w:t>
             </w:r>
-            <w:proofErr w:type="spellStart"/>
             <w:r>
               <w:rPr>
                 <w:rFonts w:ascii="Tahoma" w:eastAsia="微软雅黑" w:hAnsi="Tahoma"/>
@@ -9105,7 +9005,6 @@
               </w:rPr>
               <w:t>Map__layer</w:t>
             </w:r>
-            <w:proofErr w:type="spellEnd"/>
           </w:p>
           <w:p>
             <w:pPr>
@@ -9120,7 +9019,6 @@
                 <w:sz w:val="22"/>
               </w:rPr>
             </w:pPr>
-            <w:proofErr w:type="spellStart"/>
             <w:r>
               <w:rPr>
                 <w:rFonts w:ascii="Tahoma" w:eastAsia="微软雅黑" w:hAnsi="Tahoma"/>
@@ -9129,7 +9027,6 @@
               </w:rPr>
               <w:t>img</w:t>
             </w:r>
-            <w:proofErr w:type="spellEnd"/>
             <w:r>
               <w:rPr>
                 <w:rFonts w:ascii="Tahoma" w:eastAsia="微软雅黑" w:hAnsi="Tahoma"/>
@@ -9144,16 +9041,7 @@
                 <w:kern w:val="0"/>
                 <w:sz w:val="22"/>
               </w:rPr>
-              <w:t>Map__</w:t>
-            </w:r>
-            <w:proofErr w:type="spellStart"/>
-            <w:r>
-              <w:rPr>
-                <w:rFonts w:ascii="Tahoma" w:eastAsia="微软雅黑" w:hAnsi="Tahoma"/>
-                <w:kern w:val="0"/>
-                <w:sz w:val="22"/>
-              </w:rPr>
-              <w:t>layer</w:t>
+              <w:t>Map__layer</w:t>
             </w:r>
             <w:r>
               <w:rPr>
@@ -9163,7 +9051,6 @@
               </w:rPr>
               <w:t>_gif</w:t>
             </w:r>
-            <w:proofErr w:type="spellEnd"/>
           </w:p>
         </w:tc>
       </w:tr>
@@ -9301,16 +9188,14 @@
       </w:pPr>
       <w:r>
         <w:rPr>
-          <w:rFonts w:ascii="Tahoma" w:eastAsia="微软雅黑" w:hAnsi="Tahoma"/>
           <w:noProof/>
-          <w:kern w:val="0"/>
-          <w:sz w:val="22"/>
-        </w:rPr>
+        </w:rPr>
+        <w:lastRenderedPageBreak/>
         <w:drawing>
-          <wp:inline distT="0" distB="0" distL="0" distR="0" wp14:anchorId="15CF9A19" wp14:editId="527FB0F2">
-            <wp:extent cx="4134926" cy="2186940"/>
-            <wp:effectExtent l="0" t="0" r="0" b="3810"/>
-            <wp:docPr id="1762068927" name="图片 6"/>
+          <wp:inline distT="0" distB="0" distL="0" distR="0" wp14:anchorId="13A82754" wp14:editId="00B9EC82">
+            <wp:extent cx="5274310" cy="2789555"/>
+            <wp:effectExtent l="0" t="0" r="2540" b="0"/>
+            <wp:docPr id="821609181" name="图片 19"/>
             <wp:cNvGraphicFramePr>
               <a:graphicFrameLocks xmlns:a="http://schemas.openxmlformats.org/drawingml/2006/main" noChangeAspect="1"/>
             </wp:cNvGraphicFramePr>
@@ -9318,13 +9203,13 @@
               <a:graphicData uri="http://schemas.openxmlformats.org/drawingml/2006/picture">
                 <pic:pic xmlns:pic="http://schemas.openxmlformats.org/drawingml/2006/picture">
                   <pic:nvPicPr>
-                    <pic:cNvPr id="0" name="Picture 14"/>
+                    <pic:cNvPr id="0" name="Picture 40"/>
                     <pic:cNvPicPr>
                       <a:picLocks noChangeAspect="1" noChangeArrowheads="1"/>
                     </pic:cNvPicPr>
                   </pic:nvPicPr>
                   <pic:blipFill>
-                    <a:blip r:embed="rId31">
+                    <a:blip r:embed="rId36">
                       <a:extLst>
                         <a:ext uri="{28A0092B-C50C-407E-A947-70E740481C1C}">
                           <a14:useLocalDpi xmlns:a14="http://schemas.microsoft.com/office/drawing/2010/main" val="0"/>
@@ -9339,7 +9224,7 @@
                   <pic:spPr bwMode="auto">
                     <a:xfrm>
                       <a:off x="0" y="0"/>
-                      <a:ext cx="4141314" cy="2190318"/>
+                      <a:ext cx="5274310" cy="2789555"/>
                     </a:xfrm>
                     <a:prstGeom prst="rect">
                       <a:avLst/>
@@ -9479,7 +9364,7 @@
           <w:sz w:val="22"/>
         </w:rPr>
       </w:pPr>
-      <w:hyperlink r:id="rId32" w:history="1">
+      <w:hyperlink r:id="rId37" w:history="1">
         <w:r>
           <w:rPr>
             <w:rStyle w:val="a4"/>
@@ -9539,7 +9424,6 @@
           <w:rFonts w:ascii="微软雅黑" w:eastAsia="微软雅黑" w:hAnsi="微软雅黑" w:hint="eastAsia"/>
           <w:sz w:val="22"/>
         </w:rPr>
-        <w:lastRenderedPageBreak/>
         <w:t>地图远景素材</w:t>
       </w:r>
     </w:p>
@@ -9601,7 +9485,6 @@
               </w:rPr>
               <w:t>被放在</w:t>
             </w:r>
-            <w:proofErr w:type="spellStart"/>
             <w:r>
               <w:rPr>
                 <w:rFonts w:ascii="Tahoma" w:eastAsia="微软雅黑" w:hAnsi="Tahoma"/>
@@ -9610,7 +9493,6 @@
               </w:rPr>
               <w:t>img</w:t>
             </w:r>
-            <w:proofErr w:type="spellEnd"/>
             <w:r>
               <w:rPr>
                 <w:rFonts w:ascii="Tahoma" w:eastAsia="微软雅黑" w:hAnsi="Tahoma"/>
@@ -9714,10 +9596,10 @@
           <w:noProof/>
         </w:rPr>
         <w:drawing>
-          <wp:inline distT="0" distB="0" distL="0" distR="0" wp14:anchorId="55F9C683" wp14:editId="6A4163F5">
-            <wp:extent cx="1550504" cy="1144887"/>
-            <wp:effectExtent l="0" t="0" r="0" b="0"/>
-            <wp:docPr id="20" name="图片 20"/>
+          <wp:inline distT="0" distB="0" distL="0" distR="0" wp14:anchorId="61E8AE8A" wp14:editId="36FF7FEB">
+            <wp:extent cx="2255520" cy="1668780"/>
+            <wp:effectExtent l="0" t="0" r="0" b="7620"/>
+            <wp:docPr id="1164320115" name="图片 20"/>
             <wp:cNvGraphicFramePr>
               <a:graphicFrameLocks xmlns:a="http://schemas.openxmlformats.org/drawingml/2006/main" noChangeAspect="1"/>
             </wp:cNvGraphicFramePr>
@@ -9725,57 +9607,13 @@
               <a:graphicData uri="http://schemas.openxmlformats.org/drawingml/2006/picture">
                 <pic:pic xmlns:pic="http://schemas.openxmlformats.org/drawingml/2006/picture">
                   <pic:nvPicPr>
-                    <pic:cNvPr id="0" name=""/>
-                    <pic:cNvPicPr/>
-                  </pic:nvPicPr>
-                  <pic:blipFill>
-                    <a:blip r:embed="rId33"/>
-                    <a:stretch>
-                      <a:fillRect/>
-                    </a:stretch>
-                  </pic:blipFill>
-                  <pic:spPr>
-                    <a:xfrm>
-                      <a:off x="0" y="0"/>
-                      <a:ext cx="1551164" cy="1145374"/>
-                    </a:xfrm>
-                    <a:prstGeom prst="rect">
-                      <a:avLst/>
-                    </a:prstGeom>
-                  </pic:spPr>
-                </pic:pic>
-              </a:graphicData>
-            </a:graphic>
-          </wp:inline>
-        </w:drawing>
-      </w:r>
-      <w:r>
-        <w:rPr>
-          <w:rFonts w:ascii="宋体" w:eastAsia="宋体" w:hAnsi="宋体" w:cs="宋体"/>
-          <w:noProof/>
-          <w:kern w:val="0"/>
-          <w:sz w:val="24"/>
-          <w:szCs w:val="24"/>
-        </w:rPr>
-        <w:drawing>
-          <wp:inline distT="0" distB="0" distL="0" distR="0" wp14:anchorId="69A49C12" wp14:editId="6B045838">
-            <wp:extent cx="1864895" cy="1143000"/>
-            <wp:effectExtent l="0" t="0" r="2540" b="0"/>
-            <wp:docPr id="7" name="图片 7"/>
-            <wp:cNvGraphicFramePr>
-              <a:graphicFrameLocks xmlns:a="http://schemas.openxmlformats.org/drawingml/2006/main" noChangeAspect="1"/>
-            </wp:cNvGraphicFramePr>
-            <a:graphic xmlns:a="http://schemas.openxmlformats.org/drawingml/2006/main">
-              <a:graphicData uri="http://schemas.openxmlformats.org/drawingml/2006/picture">
-                <pic:pic xmlns:pic="http://schemas.openxmlformats.org/drawingml/2006/picture">
-                  <pic:nvPicPr>
-                    <pic:cNvPr id="0" name="Picture 1"/>
+                    <pic:cNvPr id="0" name="Picture 42"/>
                     <pic:cNvPicPr>
                       <a:picLocks noChangeAspect="1" noChangeArrowheads="1"/>
                     </pic:cNvPicPr>
                   </pic:nvPicPr>
                   <pic:blipFill>
-                    <a:blip r:embed="rId34">
+                    <a:blip r:embed="rId38">
                       <a:extLst>
                         <a:ext uri="{28A0092B-C50C-407E-A947-70E740481C1C}">
                           <a14:useLocalDpi xmlns:a14="http://schemas.microsoft.com/office/drawing/2010/main" val="0"/>
@@ -9790,7 +9628,7 @@
                   <pic:spPr bwMode="auto">
                     <a:xfrm>
                       <a:off x="0" y="0"/>
-                      <a:ext cx="1872758" cy="1147819"/>
+                      <a:ext cx="2255520" cy="1668780"/>
                     </a:xfrm>
                     <a:prstGeom prst="rect">
                       <a:avLst/>
@@ -9806,233 +9644,18 @@
           </wp:inline>
         </w:drawing>
       </w:r>
-    </w:p>
-    <w:p>
-      <w:pPr>
-        <w:widowControl/>
-        <w:adjustRightInd w:val="0"/>
-        <w:snapToGrid w:val="0"/>
-        <w:spacing w:after="200"/>
-        <w:jc w:val="left"/>
-        <w:rPr>
-          <w:rFonts w:ascii="Tahoma" w:eastAsia="微软雅黑" w:hAnsi="Tahoma"/>
-          <w:kern w:val="0"/>
-          <w:sz w:val="22"/>
-        </w:rPr>
-      </w:pPr>
-      <w:r>
-        <w:rPr>
-          <w:rFonts w:ascii="Tahoma" w:eastAsia="微软雅黑" w:hAnsi="Tahoma" w:hint="eastAsia"/>
-          <w:kern w:val="0"/>
-          <w:sz w:val="22"/>
-        </w:rPr>
-        <w:t>除了以上图片，剩余的全部为原创，ヽ</w:t>
-      </w:r>
-      <w:r>
-        <w:rPr>
-          <w:rFonts w:ascii="Tahoma" w:eastAsia="微软雅黑" w:hAnsi="Tahoma" w:hint="eastAsia"/>
-          <w:kern w:val="0"/>
-          <w:sz w:val="22"/>
-        </w:rPr>
-        <w:t>(*</w:t>
-      </w:r>
-      <w:r>
-        <w:rPr>
-          <w:rFonts w:ascii="Tahoma" w:eastAsia="微软雅黑" w:hAnsi="Tahoma" w:hint="eastAsia"/>
-          <w:kern w:val="0"/>
-          <w:sz w:val="22"/>
-        </w:rPr>
-        <w:t>。</w:t>
-      </w:r>
-      <w:r>
-        <w:rPr>
-          <w:rFonts w:ascii="Tahoma" w:eastAsia="微软雅黑" w:hAnsi="Tahoma" w:hint="eastAsia"/>
-          <w:kern w:val="0"/>
-          <w:sz w:val="22"/>
-        </w:rPr>
-        <w:t>&gt;</w:t>
-      </w:r>
-      <w:r>
-        <w:rPr>
-          <w:rFonts w:ascii="Tahoma" w:eastAsia="微软雅黑" w:hAnsi="Tahoma" w:hint="eastAsia"/>
-          <w:kern w:val="0"/>
-          <w:sz w:val="22"/>
-        </w:rPr>
-        <w:t>Д</w:t>
-      </w:r>
-      <w:r>
-        <w:rPr>
-          <w:rFonts w:ascii="Tahoma" w:eastAsia="微软雅黑" w:hAnsi="Tahoma" w:hint="eastAsia"/>
-          <w:kern w:val="0"/>
-          <w:sz w:val="22"/>
-        </w:rPr>
-        <w:t>&lt;)o</w:t>
-      </w:r>
-      <w:r>
-        <w:rPr>
-          <w:rFonts w:ascii="Tahoma" w:eastAsia="微软雅黑" w:hAnsi="Tahoma" w:hint="eastAsia"/>
-          <w:kern w:val="0"/>
-          <w:sz w:val="22"/>
-        </w:rPr>
-        <w:t>゜可以无压力商用哦。</w:t>
-      </w:r>
-    </w:p>
-    <w:p>
-      <w:pPr>
-        <w:pStyle w:val="4"/>
-        <w:spacing w:before="120" w:after="120" w:line="377" w:lineRule="auto"/>
-        <w:rPr>
-          <w:rFonts w:ascii="微软雅黑" w:eastAsia="微软雅黑" w:hAnsi="微软雅黑" w:hint="eastAsia"/>
-          <w:sz w:val="22"/>
-        </w:rPr>
-      </w:pPr>
-      <w:r>
-        <w:rPr>
-          <w:rFonts w:ascii="微软雅黑" w:eastAsia="微软雅黑" w:hAnsi="微软雅黑" w:hint="eastAsia"/>
-          <w:sz w:val="22"/>
-        </w:rPr>
-        <w:t>UI素材</w:t>
-      </w:r>
-    </w:p>
-    <w:p>
-      <w:pPr>
-        <w:widowControl/>
-        <w:adjustRightInd w:val="0"/>
-        <w:snapToGrid w:val="0"/>
-        <w:jc w:val="left"/>
-        <w:rPr>
-          <w:rFonts w:ascii="Tahoma" w:eastAsia="微软雅黑" w:hAnsi="Tahoma"/>
-          <w:b/>
-          <w:kern w:val="0"/>
-          <w:sz w:val="22"/>
-        </w:rPr>
-      </w:pPr>
-      <w:r>
-        <w:rPr>
-          <w:rFonts w:ascii="Tahoma" w:eastAsia="微软雅黑" w:hAnsi="Tahoma" w:hint="eastAsia"/>
-          <w:b/>
-          <w:kern w:val="0"/>
-          <w:sz w:val="22"/>
-        </w:rPr>
-        <w:t>有很多素材是我自己画的，但是都和</w:t>
-      </w:r>
-      <w:r>
-        <w:rPr>
-          <w:rFonts w:ascii="Tahoma" w:eastAsia="微软雅黑" w:hAnsi="Tahoma" w:hint="eastAsia"/>
-          <w:b/>
-          <w:kern w:val="0"/>
-          <w:sz w:val="22"/>
-        </w:rPr>
-        <w:t>mog</w:t>
-      </w:r>
-      <w:r>
-        <w:rPr>
-          <w:rFonts w:ascii="Tahoma" w:eastAsia="微软雅黑" w:hAnsi="Tahoma" w:hint="eastAsia"/>
-          <w:b/>
-          <w:kern w:val="0"/>
-          <w:sz w:val="22"/>
-        </w:rPr>
-        <w:t>的素材混杂到一起……</w:t>
-      </w:r>
-    </w:p>
-    <w:p>
-      <w:pPr>
-        <w:widowControl/>
-        <w:adjustRightInd w:val="0"/>
-        <w:snapToGrid w:val="0"/>
-        <w:spacing w:after="200"/>
-        <w:jc w:val="left"/>
-        <w:rPr>
-          <w:rFonts w:ascii="Tahoma" w:eastAsia="微软雅黑" w:hAnsi="Tahoma"/>
-          <w:kern w:val="0"/>
-          <w:sz w:val="22"/>
-        </w:rPr>
-      </w:pPr>
-      <w:r>
-        <w:rPr>
-          <w:rFonts w:ascii="Tahoma" w:eastAsia="微软雅黑" w:hAnsi="Tahoma" w:hint="eastAsia"/>
-          <w:b/>
-          <w:kern w:val="0"/>
-          <w:sz w:val="22"/>
-        </w:rPr>
-        <w:t>如果你要商用，需要区分一下，</w:t>
-      </w:r>
-      <w:r>
-        <w:rPr>
-          <w:rFonts w:ascii="Tahoma" w:eastAsia="微软雅黑" w:hAnsi="Tahoma" w:hint="eastAsia"/>
-          <w:b/>
-          <w:kern w:val="0"/>
-          <w:sz w:val="22"/>
-        </w:rPr>
-        <w:t>mog</w:t>
-      </w:r>
-      <w:r>
-        <w:rPr>
-          <w:rFonts w:ascii="Tahoma" w:eastAsia="微软雅黑" w:hAnsi="Tahoma" w:hint="eastAsia"/>
-          <w:b/>
-          <w:kern w:val="0"/>
-          <w:sz w:val="22"/>
-        </w:rPr>
-        <w:t>的资源都加了</w:t>
-      </w:r>
-      <w:r>
-        <w:rPr>
-          <w:rFonts w:ascii="Tahoma" w:eastAsia="微软雅黑" w:hAnsi="Tahoma"/>
-          <w:b/>
-          <w:kern w:val="0"/>
-          <w:sz w:val="22"/>
-        </w:rPr>
-        <w:t>(mog)</w:t>
-      </w:r>
-      <w:r>
-        <w:rPr>
-          <w:rFonts w:ascii="Tahoma" w:eastAsia="微软雅黑" w:hAnsi="Tahoma" w:hint="eastAsia"/>
-          <w:b/>
-          <w:kern w:val="0"/>
-          <w:sz w:val="22"/>
-        </w:rPr>
-        <w:t>后缀。</w:t>
-      </w:r>
-    </w:p>
-    <w:p>
-      <w:pPr>
-        <w:widowControl/>
-        <w:adjustRightInd w:val="0"/>
-        <w:snapToGrid w:val="0"/>
-        <w:spacing w:after="200"/>
-        <w:jc w:val="left"/>
-        <w:rPr>
-          <w:rFonts w:ascii="Tahoma" w:eastAsia="微软雅黑" w:hAnsi="Tahoma"/>
-          <w:kern w:val="0"/>
-          <w:sz w:val="22"/>
-        </w:rPr>
-      </w:pPr>
-      <w:r>
-        <w:rPr>
-          <w:rFonts w:ascii="Tahoma" w:eastAsia="微软雅黑" w:hAnsi="Tahoma" w:hint="eastAsia"/>
-          <w:kern w:val="0"/>
-          <w:sz w:val="22"/>
-        </w:rPr>
-        <w:t>mog</w:t>
-      </w:r>
-      <w:r>
-        <w:rPr>
-          <w:rFonts w:ascii="Tahoma" w:eastAsia="微软雅黑" w:hAnsi="Tahoma" w:hint="eastAsia"/>
-          <w:kern w:val="0"/>
-          <w:sz w:val="22"/>
-        </w:rPr>
-        <w:t>的风格：</w:t>
+      <w:r>
+        <w:t xml:space="preserve"> </w:t>
       </w:r>
       <w:r>
         <w:rPr>
           <w:noProof/>
-          <w:sz w:val="22"/>
         </w:rPr>
         <w:drawing>
-          <wp:inline distT="0" distB="0" distL="0" distR="0" wp14:anchorId="54C5B815" wp14:editId="4033E5A1">
-            <wp:extent cx="495238" cy="361905"/>
-            <wp:effectExtent l="0" t="0" r="635" b="635"/>
-            <wp:docPr id="4" name="图片 4"/>
+          <wp:inline distT="0" distB="0" distL="0" distR="0" wp14:anchorId="5C3F9E09" wp14:editId="211603BF">
+            <wp:extent cx="2598420" cy="1592580"/>
+            <wp:effectExtent l="0" t="0" r="0" b="7620"/>
+            <wp:docPr id="1897573630" name="图片 21"/>
             <wp:cNvGraphicFramePr>
               <a:graphicFrameLocks xmlns:a="http://schemas.openxmlformats.org/drawingml/2006/main" noChangeAspect="1"/>
             </wp:cNvGraphicFramePr>
@@ -10040,23 +9663,36 @@
               <a:graphicData uri="http://schemas.openxmlformats.org/drawingml/2006/picture">
                 <pic:pic xmlns:pic="http://schemas.openxmlformats.org/drawingml/2006/picture">
                   <pic:nvPicPr>
-                    <pic:cNvPr id="0" name=""/>
-                    <pic:cNvPicPr/>
+                    <pic:cNvPr id="0" name="Picture 44"/>
+                    <pic:cNvPicPr>
+                      <a:picLocks noChangeAspect="1" noChangeArrowheads="1"/>
+                    </pic:cNvPicPr>
                   </pic:nvPicPr>
                   <pic:blipFill>
-                    <a:blip r:embed="rId35"/>
+                    <a:blip r:embed="rId39">
+                      <a:extLst>
+                        <a:ext uri="{28A0092B-C50C-407E-A947-70E740481C1C}">
+                          <a14:useLocalDpi xmlns:a14="http://schemas.microsoft.com/office/drawing/2010/main" val="0"/>
+                        </a:ext>
+                      </a:extLst>
+                    </a:blip>
+                    <a:srcRect/>
                     <a:stretch>
                       <a:fillRect/>
                     </a:stretch>
                   </pic:blipFill>
-                  <pic:spPr>
+                  <pic:spPr bwMode="auto">
                     <a:xfrm>
                       <a:off x="0" y="0"/>
-                      <a:ext cx="495238" cy="361905"/>
+                      <a:ext cx="2598420" cy="1592580"/>
                     </a:xfrm>
                     <a:prstGeom prst="rect">
                       <a:avLst/>
                     </a:prstGeom>
+                    <a:noFill/>
+                    <a:ln>
+                      <a:noFill/>
+                    </a:ln>
                   </pic:spPr>
                 </pic:pic>
               </a:graphicData>
@@ -10064,144 +9700,6 @@
           </wp:inline>
         </w:drawing>
       </w:r>
-      <w:r>
-        <w:rPr>
-          <w:rFonts w:ascii="Tahoma" w:eastAsia="微软雅黑" w:hAnsi="Tahoma" w:hint="eastAsia"/>
-          <w:kern w:val="0"/>
-          <w:sz w:val="22"/>
-        </w:rPr>
-        <w:t xml:space="preserve"> </w:t>
-      </w:r>
-      <w:r>
-        <w:rPr>
-          <w:noProof/>
-          <w:sz w:val="22"/>
-        </w:rPr>
-        <w:drawing>
-          <wp:inline distT="0" distB="0" distL="0" distR="0" wp14:anchorId="21FD2FD3" wp14:editId="09207F6E">
-            <wp:extent cx="495238" cy="380952"/>
-            <wp:effectExtent l="0" t="0" r="635" b="635"/>
-            <wp:docPr id="9" name="图片 9"/>
-            <wp:cNvGraphicFramePr>
-              <a:graphicFrameLocks xmlns:a="http://schemas.openxmlformats.org/drawingml/2006/main" noChangeAspect="1"/>
-            </wp:cNvGraphicFramePr>
-            <a:graphic xmlns:a="http://schemas.openxmlformats.org/drawingml/2006/main">
-              <a:graphicData uri="http://schemas.openxmlformats.org/drawingml/2006/picture">
-                <pic:pic xmlns:pic="http://schemas.openxmlformats.org/drawingml/2006/picture">
-                  <pic:nvPicPr>
-                    <pic:cNvPr id="0" name=""/>
-                    <pic:cNvPicPr/>
-                  </pic:nvPicPr>
-                  <pic:blipFill>
-                    <a:blip r:embed="rId36"/>
-                    <a:stretch>
-                      <a:fillRect/>
-                    </a:stretch>
-                  </pic:blipFill>
-                  <pic:spPr>
-                    <a:xfrm>
-                      <a:off x="0" y="0"/>
-                      <a:ext cx="495238" cy="380952"/>
-                    </a:xfrm>
-                    <a:prstGeom prst="rect">
-                      <a:avLst/>
-                    </a:prstGeom>
-                  </pic:spPr>
-                </pic:pic>
-              </a:graphicData>
-            </a:graphic>
-          </wp:inline>
-        </w:drawing>
-      </w:r>
-      <w:r>
-        <w:rPr>
-          <w:noProof/>
-          <w:sz w:val="22"/>
-        </w:rPr>
-        <w:t xml:space="preserve"> </w:t>
-      </w:r>
-      <w:r>
-        <w:rPr>
-          <w:noProof/>
-          <w:sz w:val="22"/>
-        </w:rPr>
-        <w:drawing>
-          <wp:inline distT="0" distB="0" distL="0" distR="0" wp14:anchorId="3EC56744" wp14:editId="36178068">
-            <wp:extent cx="923810" cy="447619"/>
-            <wp:effectExtent l="0" t="0" r="0" b="0"/>
-            <wp:docPr id="10" name="图片 10"/>
-            <wp:cNvGraphicFramePr>
-              <a:graphicFrameLocks xmlns:a="http://schemas.openxmlformats.org/drawingml/2006/main" noChangeAspect="1"/>
-            </wp:cNvGraphicFramePr>
-            <a:graphic xmlns:a="http://schemas.openxmlformats.org/drawingml/2006/main">
-              <a:graphicData uri="http://schemas.openxmlformats.org/drawingml/2006/picture">
-                <pic:pic xmlns:pic="http://schemas.openxmlformats.org/drawingml/2006/picture">
-                  <pic:nvPicPr>
-                    <pic:cNvPr id="0" name=""/>
-                    <pic:cNvPicPr/>
-                  </pic:nvPicPr>
-                  <pic:blipFill>
-                    <a:blip r:embed="rId37"/>
-                    <a:stretch>
-                      <a:fillRect/>
-                    </a:stretch>
-                  </pic:blipFill>
-                  <pic:spPr>
-                    <a:xfrm>
-                      <a:off x="0" y="0"/>
-                      <a:ext cx="923810" cy="447619"/>
-                    </a:xfrm>
-                    <a:prstGeom prst="rect">
-                      <a:avLst/>
-                    </a:prstGeom>
-                  </pic:spPr>
-                </pic:pic>
-              </a:graphicData>
-            </a:graphic>
-          </wp:inline>
-        </w:drawing>
-      </w:r>
-      <w:r>
-        <w:rPr>
-          <w:noProof/>
-          <w:sz w:val="22"/>
-        </w:rPr>
-        <w:drawing>
-          <wp:inline distT="0" distB="0" distL="0" distR="0" wp14:anchorId="3EA5F46B" wp14:editId="7F9E7027">
-            <wp:extent cx="914400" cy="450056"/>
-            <wp:effectExtent l="0" t="0" r="0" b="7620"/>
-            <wp:docPr id="17" name="图片 17"/>
-            <wp:cNvGraphicFramePr>
-              <a:graphicFrameLocks xmlns:a="http://schemas.openxmlformats.org/drawingml/2006/main" noChangeAspect="1"/>
-            </wp:cNvGraphicFramePr>
-            <a:graphic xmlns:a="http://schemas.openxmlformats.org/drawingml/2006/main">
-              <a:graphicData uri="http://schemas.openxmlformats.org/drawingml/2006/picture">
-                <pic:pic xmlns:pic="http://schemas.openxmlformats.org/drawingml/2006/picture">
-                  <pic:nvPicPr>
-                    <pic:cNvPr id="0" name=""/>
-                    <pic:cNvPicPr/>
-                  </pic:nvPicPr>
-                  <pic:blipFill>
-                    <a:blip r:embed="rId38"/>
-                    <a:stretch>
-                      <a:fillRect/>
-                    </a:stretch>
-                  </pic:blipFill>
-                  <pic:spPr>
-                    <a:xfrm>
-                      <a:off x="0" y="0"/>
-                      <a:ext cx="920000" cy="452812"/>
-                    </a:xfrm>
-                    <a:prstGeom prst="rect">
-                      <a:avLst/>
-                    </a:prstGeom>
-                  </pic:spPr>
-                </pic:pic>
-              </a:graphicData>
-            </a:graphic>
-          </wp:inline>
-        </w:drawing>
-      </w:r>
     </w:p>
     <w:p>
       <w:pPr>
@@ -10222,7 +9720,202 @@
           <w:kern w:val="0"/>
           <w:sz w:val="22"/>
         </w:rPr>
-        <w:t>我画的风格：</w:t>
+        <w:t>除了以上图片，剩余的全部为原创，ヽ</w:t>
+      </w:r>
+      <w:r>
+        <w:rPr>
+          <w:rFonts w:ascii="Tahoma" w:eastAsia="微软雅黑" w:hAnsi="Tahoma" w:hint="eastAsia"/>
+          <w:kern w:val="0"/>
+          <w:sz w:val="22"/>
+        </w:rPr>
+        <w:t>(*</w:t>
+      </w:r>
+      <w:r>
+        <w:rPr>
+          <w:rFonts w:ascii="Tahoma" w:eastAsia="微软雅黑" w:hAnsi="Tahoma" w:hint="eastAsia"/>
+          <w:kern w:val="0"/>
+          <w:sz w:val="22"/>
+        </w:rPr>
+        <w:t>。</w:t>
+      </w:r>
+      <w:r>
+        <w:rPr>
+          <w:rFonts w:ascii="Tahoma" w:eastAsia="微软雅黑" w:hAnsi="Tahoma" w:hint="eastAsia"/>
+          <w:kern w:val="0"/>
+          <w:sz w:val="22"/>
+        </w:rPr>
+        <w:t>&gt;</w:t>
+      </w:r>
+      <w:r>
+        <w:rPr>
+          <w:rFonts w:ascii="Tahoma" w:eastAsia="微软雅黑" w:hAnsi="Tahoma" w:hint="eastAsia"/>
+          <w:kern w:val="0"/>
+          <w:sz w:val="22"/>
+        </w:rPr>
+        <w:t>Д</w:t>
+      </w:r>
+      <w:r>
+        <w:rPr>
+          <w:rFonts w:ascii="Tahoma" w:eastAsia="微软雅黑" w:hAnsi="Tahoma" w:hint="eastAsia"/>
+          <w:kern w:val="0"/>
+          <w:sz w:val="22"/>
+        </w:rPr>
+        <w:t>&lt;)o</w:t>
+      </w:r>
+      <w:r>
+        <w:rPr>
+          <w:rFonts w:ascii="Tahoma" w:eastAsia="微软雅黑" w:hAnsi="Tahoma" w:hint="eastAsia"/>
+          <w:kern w:val="0"/>
+          <w:sz w:val="22"/>
+        </w:rPr>
+        <w:t>゜可以无压力商用哦。</w:t>
+      </w:r>
+    </w:p>
+    <w:p>
+      <w:pPr>
+        <w:pStyle w:val="4"/>
+        <w:spacing w:before="120" w:after="120" w:line="377" w:lineRule="auto"/>
+        <w:rPr>
+          <w:rFonts w:ascii="微软雅黑" w:eastAsia="微软雅黑" w:hAnsi="微软雅黑" w:hint="eastAsia"/>
+          <w:sz w:val="22"/>
+        </w:rPr>
+      </w:pPr>
+      <w:r>
+        <w:rPr>
+          <w:rFonts w:ascii="微软雅黑" w:eastAsia="微软雅黑" w:hAnsi="微软雅黑" w:hint="eastAsia"/>
+          <w:sz w:val="22"/>
+        </w:rPr>
+        <w:t>UI素材</w:t>
+      </w:r>
+    </w:p>
+    <w:p>
+      <w:pPr>
+        <w:widowControl/>
+        <w:adjustRightInd w:val="0"/>
+        <w:snapToGrid w:val="0"/>
+        <w:jc w:val="left"/>
+        <w:rPr>
+          <w:rFonts w:ascii="Tahoma" w:eastAsia="微软雅黑" w:hAnsi="Tahoma"/>
+          <w:b/>
+          <w:kern w:val="0"/>
+          <w:sz w:val="22"/>
+        </w:rPr>
+      </w:pPr>
+      <w:r>
+        <w:rPr>
+          <w:rFonts w:ascii="Tahoma" w:eastAsia="微软雅黑" w:hAnsi="Tahoma" w:hint="eastAsia"/>
+          <w:b/>
+          <w:kern w:val="0"/>
+          <w:sz w:val="22"/>
+        </w:rPr>
+        <w:t>有很多素材是我自己画的，但是都和</w:t>
+      </w:r>
+      <w:r>
+        <w:rPr>
+          <w:rFonts w:ascii="Tahoma" w:eastAsia="微软雅黑" w:hAnsi="Tahoma" w:hint="eastAsia"/>
+          <w:b/>
+          <w:kern w:val="0"/>
+          <w:sz w:val="22"/>
+        </w:rPr>
+        <w:t>mog</w:t>
+      </w:r>
+      <w:r>
+        <w:rPr>
+          <w:rFonts w:ascii="Tahoma" w:eastAsia="微软雅黑" w:hAnsi="Tahoma" w:hint="eastAsia"/>
+          <w:b/>
+          <w:kern w:val="0"/>
+          <w:sz w:val="22"/>
+        </w:rPr>
+        <w:t>的素材混杂到一起……</w:t>
+      </w:r>
+    </w:p>
+    <w:p>
+      <w:pPr>
+        <w:widowControl/>
+        <w:adjustRightInd w:val="0"/>
+        <w:snapToGrid w:val="0"/>
+        <w:spacing w:after="200"/>
+        <w:jc w:val="left"/>
+        <w:rPr>
+          <w:rFonts w:ascii="Tahoma" w:eastAsia="微软雅黑" w:hAnsi="Tahoma"/>
+          <w:kern w:val="0"/>
+          <w:sz w:val="22"/>
+        </w:rPr>
+      </w:pPr>
+      <w:r>
+        <w:rPr>
+          <w:rFonts w:ascii="Tahoma" w:eastAsia="微软雅黑" w:hAnsi="Tahoma" w:hint="eastAsia"/>
+          <w:b/>
+          <w:kern w:val="0"/>
+          <w:sz w:val="22"/>
+        </w:rPr>
+        <w:t>如果你要商用，需要区分一下，</w:t>
+      </w:r>
+      <w:r>
+        <w:rPr>
+          <w:rFonts w:ascii="Tahoma" w:eastAsia="微软雅黑" w:hAnsi="Tahoma" w:hint="eastAsia"/>
+          <w:b/>
+          <w:kern w:val="0"/>
+          <w:sz w:val="22"/>
+        </w:rPr>
+        <w:t>mog</w:t>
+      </w:r>
+      <w:r>
+        <w:rPr>
+          <w:rFonts w:ascii="Tahoma" w:eastAsia="微软雅黑" w:hAnsi="Tahoma" w:hint="eastAsia"/>
+          <w:b/>
+          <w:kern w:val="0"/>
+          <w:sz w:val="22"/>
+        </w:rPr>
+        <w:t>的资源都加了</w:t>
+      </w:r>
+      <w:r>
+        <w:rPr>
+          <w:rFonts w:ascii="Tahoma" w:eastAsia="微软雅黑" w:hAnsi="Tahoma"/>
+          <w:b/>
+          <w:kern w:val="0"/>
+          <w:sz w:val="22"/>
+        </w:rPr>
+        <w:t>(mog)</w:t>
+      </w:r>
+      <w:r>
+        <w:rPr>
+          <w:rFonts w:ascii="Tahoma" w:eastAsia="微软雅黑" w:hAnsi="Tahoma" w:hint="eastAsia"/>
+          <w:b/>
+          <w:kern w:val="0"/>
+          <w:sz w:val="22"/>
+        </w:rPr>
+        <w:t>后缀。</w:t>
+      </w:r>
+    </w:p>
+    <w:p>
+      <w:pPr>
+        <w:widowControl/>
+        <w:adjustRightInd w:val="0"/>
+        <w:snapToGrid w:val="0"/>
+        <w:spacing w:after="200"/>
+        <w:jc w:val="left"/>
+        <w:rPr>
+          <w:rFonts w:ascii="Tahoma" w:eastAsia="微软雅黑" w:hAnsi="Tahoma"/>
+          <w:kern w:val="0"/>
+          <w:sz w:val="22"/>
+        </w:rPr>
+      </w:pPr>
+      <w:r>
+        <w:rPr>
+          <w:rFonts w:ascii="Tahoma" w:eastAsia="微软雅黑" w:hAnsi="Tahoma" w:hint="eastAsia"/>
+          <w:kern w:val="0"/>
+          <w:sz w:val="22"/>
+        </w:rPr>
+        <w:t>mog</w:t>
+      </w:r>
+      <w:r>
+        <w:rPr>
+          <w:rFonts w:ascii="Tahoma" w:eastAsia="微软雅黑" w:hAnsi="Tahoma" w:hint="eastAsia"/>
+          <w:kern w:val="0"/>
+          <w:sz w:val="22"/>
+        </w:rPr>
+        <w:t>的风格：</w:t>
       </w:r>
       <w:r>
         <w:rPr>
@@ -10230,58 +9923,10 @@
           <w:sz w:val="22"/>
         </w:rPr>
         <w:drawing>
-          <wp:inline distT="0" distB="0" distL="0" distR="0" wp14:anchorId="7C418CB6" wp14:editId="79C02EC1">
-            <wp:extent cx="333333" cy="276190"/>
-            <wp:effectExtent l="0" t="0" r="0" b="0"/>
-            <wp:docPr id="5" name="图片 5"/>
-            <wp:cNvGraphicFramePr>
-              <a:graphicFrameLocks xmlns:a="http://schemas.openxmlformats.org/drawingml/2006/main" noChangeAspect="1"/>
-            </wp:cNvGraphicFramePr>
-            <a:graphic xmlns:a="http://schemas.openxmlformats.org/drawingml/2006/main">
-              <a:graphicData uri="http://schemas.openxmlformats.org/drawingml/2006/picture">
-                <pic:pic xmlns:pic="http://schemas.openxmlformats.org/drawingml/2006/picture">
-                  <pic:nvPicPr>
-                    <pic:cNvPr id="0" name=""/>
-                    <pic:cNvPicPr/>
-                  </pic:nvPicPr>
-                  <pic:blipFill>
-                    <a:blip r:embed="rId39"/>
-                    <a:stretch>
-                      <a:fillRect/>
-                    </a:stretch>
-                  </pic:blipFill>
-                  <pic:spPr>
-                    <a:xfrm>
-                      <a:off x="0" y="0"/>
-                      <a:ext cx="333333" cy="276190"/>
-                    </a:xfrm>
-                    <a:prstGeom prst="rect">
-                      <a:avLst/>
-                    </a:prstGeom>
-                  </pic:spPr>
-                </pic:pic>
-              </a:graphicData>
-            </a:graphic>
-          </wp:inline>
-        </w:drawing>
-      </w:r>
-      <w:r>
-        <w:rPr>
-          <w:noProof/>
-          <w:sz w:val="22"/>
-        </w:rPr>
-        <w:t xml:space="preserve"> </w:t>
-      </w:r>
-      <w:r>
-        <w:rPr>
-          <w:noProof/>
-          <w:sz w:val="22"/>
-        </w:rPr>
-        <w:drawing>
-          <wp:inline distT="0" distB="0" distL="0" distR="0" wp14:anchorId="5CCEA011" wp14:editId="7DDF930D">
-            <wp:extent cx="648679" cy="407504"/>
-            <wp:effectExtent l="0" t="0" r="0" b="0"/>
-            <wp:docPr id="12" name="图片 12"/>
+          <wp:inline distT="0" distB="0" distL="0" distR="0" wp14:anchorId="54C5B815" wp14:editId="4033E5A1">
+            <wp:extent cx="495238" cy="361905"/>
+            <wp:effectExtent l="0" t="0" r="635" b="635"/>
+            <wp:docPr id="4" name="图片 4"/>
             <wp:cNvGraphicFramePr>
               <a:graphicFrameLocks xmlns:a="http://schemas.openxmlformats.org/drawingml/2006/main" noChangeAspect="1"/>
             </wp:cNvGraphicFramePr>
@@ -10301,7 +9946,7 @@
                   <pic:spPr>
                     <a:xfrm>
                       <a:off x="0" y="0"/>
-                      <a:ext cx="648024" cy="407092"/>
+                      <a:ext cx="495238" cy="361905"/>
                     </a:xfrm>
                     <a:prstGeom prst="rect">
                       <a:avLst/>
@@ -10315,14 +9960,22 @@
       </w:r>
       <w:r>
         <w:rPr>
+          <w:rFonts w:ascii="Tahoma" w:eastAsia="微软雅黑" w:hAnsi="Tahoma" w:hint="eastAsia"/>
+          <w:kern w:val="0"/>
+          <w:sz w:val="22"/>
+        </w:rPr>
+        <w:t xml:space="preserve"> </w:t>
+      </w:r>
+      <w:r>
+        <w:rPr>
           <w:noProof/>
           <w:sz w:val="22"/>
         </w:rPr>
         <w:drawing>
-          <wp:inline distT="0" distB="0" distL="0" distR="0" wp14:anchorId="051942A0" wp14:editId="351DB2FE">
-            <wp:extent cx="964096" cy="394403"/>
-            <wp:effectExtent l="0" t="0" r="7620" b="5715"/>
-            <wp:docPr id="11" name="图片 11"/>
+          <wp:inline distT="0" distB="0" distL="0" distR="0" wp14:anchorId="21FD2FD3" wp14:editId="09207F6E">
+            <wp:extent cx="495238" cy="380952"/>
+            <wp:effectExtent l="0" t="0" r="635" b="635"/>
+            <wp:docPr id="9" name="图片 9"/>
             <wp:cNvGraphicFramePr>
               <a:graphicFrameLocks xmlns:a="http://schemas.openxmlformats.org/drawingml/2006/main" noChangeAspect="1"/>
             </wp:cNvGraphicFramePr>
@@ -10342,7 +9995,7 @@
                   <pic:spPr>
                     <a:xfrm>
                       <a:off x="0" y="0"/>
-                      <a:ext cx="960180" cy="392801"/>
+                      <a:ext cx="495238" cy="380952"/>
                     </a:xfrm>
                     <a:prstGeom prst="rect">
                       <a:avLst/>
@@ -10359,11 +10012,18 @@
           <w:noProof/>
           <w:sz w:val="22"/>
         </w:rPr>
+        <w:t xml:space="preserve"> </w:t>
+      </w:r>
+      <w:r>
+        <w:rPr>
+          <w:noProof/>
+          <w:sz w:val="22"/>
+        </w:rPr>
         <w:drawing>
-          <wp:inline distT="0" distB="0" distL="0" distR="0" wp14:anchorId="4F687CF6" wp14:editId="768EB62A">
-            <wp:extent cx="983974" cy="439648"/>
-            <wp:effectExtent l="0" t="0" r="6985" b="0"/>
-            <wp:docPr id="19" name="图片 19"/>
+          <wp:inline distT="0" distB="0" distL="0" distR="0" wp14:anchorId="3EC56744" wp14:editId="36178068">
+            <wp:extent cx="923810" cy="447619"/>
+            <wp:effectExtent l="0" t="0" r="0" b="0"/>
+            <wp:docPr id="10" name="图片 10"/>
             <wp:cNvGraphicFramePr>
               <a:graphicFrameLocks xmlns:a="http://schemas.openxmlformats.org/drawingml/2006/main" noChangeAspect="1"/>
             </wp:cNvGraphicFramePr>
@@ -10383,6 +10043,241 @@
                   <pic:spPr>
                     <a:xfrm>
                       <a:off x="0" y="0"/>
+                      <a:ext cx="923810" cy="447619"/>
+                    </a:xfrm>
+                    <a:prstGeom prst="rect">
+                      <a:avLst/>
+                    </a:prstGeom>
+                  </pic:spPr>
+                </pic:pic>
+              </a:graphicData>
+            </a:graphic>
+          </wp:inline>
+        </w:drawing>
+      </w:r>
+      <w:r>
+        <w:rPr>
+          <w:noProof/>
+          <w:sz w:val="22"/>
+        </w:rPr>
+        <w:drawing>
+          <wp:inline distT="0" distB="0" distL="0" distR="0" wp14:anchorId="3EA5F46B" wp14:editId="7F9E7027">
+            <wp:extent cx="914400" cy="450056"/>
+            <wp:effectExtent l="0" t="0" r="0" b="7620"/>
+            <wp:docPr id="17" name="图片 17"/>
+            <wp:cNvGraphicFramePr>
+              <a:graphicFrameLocks xmlns:a="http://schemas.openxmlformats.org/drawingml/2006/main" noChangeAspect="1"/>
+            </wp:cNvGraphicFramePr>
+            <a:graphic xmlns:a="http://schemas.openxmlformats.org/drawingml/2006/main">
+              <a:graphicData uri="http://schemas.openxmlformats.org/drawingml/2006/picture">
+                <pic:pic xmlns:pic="http://schemas.openxmlformats.org/drawingml/2006/picture">
+                  <pic:nvPicPr>
+                    <pic:cNvPr id="0" name=""/>
+                    <pic:cNvPicPr/>
+                  </pic:nvPicPr>
+                  <pic:blipFill>
+                    <a:blip r:embed="rId43"/>
+                    <a:stretch>
+                      <a:fillRect/>
+                    </a:stretch>
+                  </pic:blipFill>
+                  <pic:spPr>
+                    <a:xfrm>
+                      <a:off x="0" y="0"/>
+                      <a:ext cx="920000" cy="452812"/>
+                    </a:xfrm>
+                    <a:prstGeom prst="rect">
+                      <a:avLst/>
+                    </a:prstGeom>
+                  </pic:spPr>
+                </pic:pic>
+              </a:graphicData>
+            </a:graphic>
+          </wp:inline>
+        </w:drawing>
+      </w:r>
+    </w:p>
+    <w:p>
+      <w:pPr>
+        <w:widowControl/>
+        <w:adjustRightInd w:val="0"/>
+        <w:snapToGrid w:val="0"/>
+        <w:spacing w:after="200"/>
+        <w:jc w:val="left"/>
+        <w:rPr>
+          <w:rFonts w:ascii="Tahoma" w:eastAsia="微软雅黑" w:hAnsi="Tahoma"/>
+          <w:kern w:val="0"/>
+          <w:sz w:val="22"/>
+        </w:rPr>
+      </w:pPr>
+      <w:r>
+        <w:rPr>
+          <w:rFonts w:ascii="Tahoma" w:eastAsia="微软雅黑" w:hAnsi="Tahoma" w:hint="eastAsia"/>
+          <w:kern w:val="0"/>
+          <w:sz w:val="22"/>
+        </w:rPr>
+        <w:lastRenderedPageBreak/>
+        <w:t>我画的风格：</w:t>
+      </w:r>
+      <w:r>
+        <w:rPr>
+          <w:noProof/>
+          <w:sz w:val="22"/>
+        </w:rPr>
+        <w:drawing>
+          <wp:inline distT="0" distB="0" distL="0" distR="0" wp14:anchorId="7C418CB6" wp14:editId="79C02EC1">
+            <wp:extent cx="333333" cy="276190"/>
+            <wp:effectExtent l="0" t="0" r="0" b="0"/>
+            <wp:docPr id="5" name="图片 5"/>
+            <wp:cNvGraphicFramePr>
+              <a:graphicFrameLocks xmlns:a="http://schemas.openxmlformats.org/drawingml/2006/main" noChangeAspect="1"/>
+            </wp:cNvGraphicFramePr>
+            <a:graphic xmlns:a="http://schemas.openxmlformats.org/drawingml/2006/main">
+              <a:graphicData uri="http://schemas.openxmlformats.org/drawingml/2006/picture">
+                <pic:pic xmlns:pic="http://schemas.openxmlformats.org/drawingml/2006/picture">
+                  <pic:nvPicPr>
+                    <pic:cNvPr id="0" name=""/>
+                    <pic:cNvPicPr/>
+                  </pic:nvPicPr>
+                  <pic:blipFill>
+                    <a:blip r:embed="rId44"/>
+                    <a:stretch>
+                      <a:fillRect/>
+                    </a:stretch>
+                  </pic:blipFill>
+                  <pic:spPr>
+                    <a:xfrm>
+                      <a:off x="0" y="0"/>
+                      <a:ext cx="333333" cy="276190"/>
+                    </a:xfrm>
+                    <a:prstGeom prst="rect">
+                      <a:avLst/>
+                    </a:prstGeom>
+                  </pic:spPr>
+                </pic:pic>
+              </a:graphicData>
+            </a:graphic>
+          </wp:inline>
+        </w:drawing>
+      </w:r>
+      <w:r>
+        <w:rPr>
+          <w:noProof/>
+          <w:sz w:val="22"/>
+        </w:rPr>
+        <w:t xml:space="preserve"> </w:t>
+      </w:r>
+      <w:r>
+        <w:rPr>
+          <w:noProof/>
+          <w:sz w:val="22"/>
+        </w:rPr>
+        <w:drawing>
+          <wp:inline distT="0" distB="0" distL="0" distR="0" wp14:anchorId="5CCEA011" wp14:editId="7DDF930D">
+            <wp:extent cx="648679" cy="407504"/>
+            <wp:effectExtent l="0" t="0" r="0" b="0"/>
+            <wp:docPr id="12" name="图片 12"/>
+            <wp:cNvGraphicFramePr>
+              <a:graphicFrameLocks xmlns:a="http://schemas.openxmlformats.org/drawingml/2006/main" noChangeAspect="1"/>
+            </wp:cNvGraphicFramePr>
+            <a:graphic xmlns:a="http://schemas.openxmlformats.org/drawingml/2006/main">
+              <a:graphicData uri="http://schemas.openxmlformats.org/drawingml/2006/picture">
+                <pic:pic xmlns:pic="http://schemas.openxmlformats.org/drawingml/2006/picture">
+                  <pic:nvPicPr>
+                    <pic:cNvPr id="0" name=""/>
+                    <pic:cNvPicPr/>
+                  </pic:nvPicPr>
+                  <pic:blipFill>
+                    <a:blip r:embed="rId45"/>
+                    <a:stretch>
+                      <a:fillRect/>
+                    </a:stretch>
+                  </pic:blipFill>
+                  <pic:spPr>
+                    <a:xfrm>
+                      <a:off x="0" y="0"/>
+                      <a:ext cx="648024" cy="407092"/>
+                    </a:xfrm>
+                    <a:prstGeom prst="rect">
+                      <a:avLst/>
+                    </a:prstGeom>
+                  </pic:spPr>
+                </pic:pic>
+              </a:graphicData>
+            </a:graphic>
+          </wp:inline>
+        </w:drawing>
+      </w:r>
+      <w:r>
+        <w:rPr>
+          <w:noProof/>
+          <w:sz w:val="22"/>
+        </w:rPr>
+        <w:drawing>
+          <wp:inline distT="0" distB="0" distL="0" distR="0" wp14:anchorId="051942A0" wp14:editId="351DB2FE">
+            <wp:extent cx="964096" cy="394403"/>
+            <wp:effectExtent l="0" t="0" r="7620" b="5715"/>
+            <wp:docPr id="11" name="图片 11"/>
+            <wp:cNvGraphicFramePr>
+              <a:graphicFrameLocks xmlns:a="http://schemas.openxmlformats.org/drawingml/2006/main" noChangeAspect="1"/>
+            </wp:cNvGraphicFramePr>
+            <a:graphic xmlns:a="http://schemas.openxmlformats.org/drawingml/2006/main">
+              <a:graphicData uri="http://schemas.openxmlformats.org/drawingml/2006/picture">
+                <pic:pic xmlns:pic="http://schemas.openxmlformats.org/drawingml/2006/picture">
+                  <pic:nvPicPr>
+                    <pic:cNvPr id="0" name=""/>
+                    <pic:cNvPicPr/>
+                  </pic:nvPicPr>
+                  <pic:blipFill>
+                    <a:blip r:embed="rId46"/>
+                    <a:stretch>
+                      <a:fillRect/>
+                    </a:stretch>
+                  </pic:blipFill>
+                  <pic:spPr>
+                    <a:xfrm>
+                      <a:off x="0" y="0"/>
+                      <a:ext cx="960180" cy="392801"/>
+                    </a:xfrm>
+                    <a:prstGeom prst="rect">
+                      <a:avLst/>
+                    </a:prstGeom>
+                  </pic:spPr>
+                </pic:pic>
+              </a:graphicData>
+            </a:graphic>
+          </wp:inline>
+        </w:drawing>
+      </w:r>
+      <w:r>
+        <w:rPr>
+          <w:noProof/>
+          <w:sz w:val="22"/>
+        </w:rPr>
+        <w:drawing>
+          <wp:inline distT="0" distB="0" distL="0" distR="0" wp14:anchorId="4F687CF6" wp14:editId="768EB62A">
+            <wp:extent cx="983974" cy="439648"/>
+            <wp:effectExtent l="0" t="0" r="6985" b="0"/>
+            <wp:docPr id="19" name="图片 19"/>
+            <wp:cNvGraphicFramePr>
+              <a:graphicFrameLocks xmlns:a="http://schemas.openxmlformats.org/drawingml/2006/main" noChangeAspect="1"/>
+            </wp:cNvGraphicFramePr>
+            <a:graphic xmlns:a="http://schemas.openxmlformats.org/drawingml/2006/main">
+              <a:graphicData uri="http://schemas.openxmlformats.org/drawingml/2006/picture">
+                <pic:pic xmlns:pic="http://schemas.openxmlformats.org/drawingml/2006/picture">
+                  <pic:nvPicPr>
+                    <pic:cNvPr id="0" name=""/>
+                    <pic:cNvPicPr/>
+                  </pic:nvPicPr>
+                  <pic:blipFill>
+                    <a:blip r:embed="rId47"/>
+                    <a:stretch>
+                      <a:fillRect/>
+                    </a:stretch>
+                  </pic:blipFill>
+                  <pic:spPr>
+                    <a:xfrm>
+                      <a:off x="0" y="0"/>
                       <a:ext cx="997621" cy="445746"/>
                     </a:xfrm>
                     <a:prstGeom prst="rect">
@@ -10560,17 +10455,13 @@
       </w:pPr>
       <w:r>
         <w:rPr>
-          <w:rFonts w:ascii="宋体" w:eastAsia="宋体" w:hAnsi="宋体" w:cs="宋体"/>
           <w:noProof/>
-          <w:kern w:val="0"/>
-          <w:sz w:val="24"/>
-          <w:szCs w:val="24"/>
         </w:rPr>
         <w:drawing>
-          <wp:inline distT="0" distB="0" distL="0" distR="0" wp14:anchorId="14897E37" wp14:editId="49BAC0C5">
-            <wp:extent cx="3559810" cy="1643187"/>
-            <wp:effectExtent l="0" t="0" r="2540" b="0"/>
-            <wp:docPr id="644488349" name="图片 7"/>
+          <wp:inline distT="0" distB="0" distL="0" distR="0" wp14:anchorId="1925108E" wp14:editId="66AD610F">
+            <wp:extent cx="5274310" cy="2434590"/>
+            <wp:effectExtent l="0" t="0" r="2540" b="3810"/>
+            <wp:docPr id="1388461197" name="图片 22"/>
             <wp:cNvGraphicFramePr>
               <a:graphicFrameLocks xmlns:a="http://schemas.openxmlformats.org/drawingml/2006/main" noChangeAspect="1"/>
             </wp:cNvGraphicFramePr>
@@ -10578,13 +10469,13 @@
               <a:graphicData uri="http://schemas.openxmlformats.org/drawingml/2006/picture">
                 <pic:pic xmlns:pic="http://schemas.openxmlformats.org/drawingml/2006/picture">
                   <pic:nvPicPr>
-                    <pic:cNvPr id="0" name="Picture 16"/>
+                    <pic:cNvPr id="0" name="Picture 46"/>
                     <pic:cNvPicPr>
                       <a:picLocks noChangeAspect="1" noChangeArrowheads="1"/>
                     </pic:cNvPicPr>
                   </pic:nvPicPr>
                   <pic:blipFill>
-                    <a:blip r:embed="rId43" cstate="print">
+                    <a:blip r:embed="rId48">
                       <a:extLst>
                         <a:ext uri="{28A0092B-C50C-407E-A947-70E740481C1C}">
                           <a14:useLocalDpi xmlns:a14="http://schemas.microsoft.com/office/drawing/2010/main" val="0"/>
@@ -10599,7 +10490,7 @@
                   <pic:spPr bwMode="auto">
                     <a:xfrm>
                       <a:off x="0" y="0"/>
-                      <a:ext cx="3562909" cy="1644617"/>
+                      <a:ext cx="5274310" cy="2434590"/>
                     </a:xfrm>
                     <a:prstGeom prst="rect">
                       <a:avLst/>
@@ -10641,7 +10532,6 @@
           <w:rFonts w:ascii="微软雅黑" w:eastAsia="微软雅黑" w:hAnsi="微软雅黑" w:hint="eastAsia"/>
           <w:sz w:val="22"/>
         </w:rPr>
-        <w:lastRenderedPageBreak/>
         <w:t>其他插件素材</w:t>
       </w:r>
     </w:p>
@@ -11346,7 +11236,7 @@
         </w:rPr>
         <w:t>另外，分享一个可以查字体是否商用的网站：</w:t>
       </w:r>
-      <w:hyperlink r:id="rId44" w:history="1">
+      <w:hyperlink r:id="rId49" w:history="1">
         <w:r>
           <w:rPr>
             <w:rStyle w:val="a4"/>
@@ -11647,6 +11537,7 @@
         <w:pStyle w:val="3"/>
         <w:spacing w:before="120" w:after="120" w:line="415" w:lineRule="auto"/>
         <w:rPr>
+          <w:rFonts w:hint="eastAsia"/>
           <w:sz w:val="28"/>
           <w:szCs w:val="28"/>
         </w:rPr>
@@ -11761,18 +11652,26 @@
               <w:snapToGrid w:val="0"/>
               <w:jc w:val="left"/>
               <w:rPr>
+                <w:rFonts w:ascii="Tahoma" w:eastAsia="微软雅黑" w:hAnsi="Tahoma"/>
+                <w:kern w:val="0"/>
+                <w:sz w:val="22"/>
+              </w:rPr>
+            </w:pPr>
+            <w:r>
+              <w:rPr>
+                <w:rFonts w:ascii="Tahoma" w:eastAsia="微软雅黑" w:hAnsi="Tahoma"/>
+                <w:kern w:val="0"/>
+                <w:sz w:val="22"/>
+              </w:rPr>
+              <w:t>audio</w:t>
+            </w:r>
+            <w:r>
+              <w:rPr>
                 <w:rFonts w:ascii="Tahoma" w:eastAsia="微软雅黑" w:hAnsi="Tahoma" w:hint="eastAsia"/>
                 <w:kern w:val="0"/>
                 <w:sz w:val="22"/>
               </w:rPr>
-            </w:pPr>
-            <w:r>
-              <w:rPr>
-                <w:rFonts w:ascii="Tahoma" w:eastAsia="微软雅黑" w:hAnsi="Tahoma"/>
-                <w:kern w:val="0"/>
-                <w:sz w:val="22"/>
-              </w:rPr>
-              <w:t>audio</w:t>
+              <w:t>文件</w:t>
             </w:r>
             <w:r>
               <w:rPr>
@@ -11780,7 +11679,7 @@
                 <w:kern w:val="0"/>
                 <w:sz w:val="22"/>
               </w:rPr>
-              <w:t>文件</w:t>
+              <w:t>夹下的</w:t>
             </w:r>
             <w:r>
               <w:rPr>
@@ -11788,35 +11687,24 @@
                 <w:kern w:val="0"/>
                 <w:sz w:val="22"/>
               </w:rPr>
-              <w:t>夹下的</w:t>
-            </w:r>
-            <w:proofErr w:type="spellStart"/>
+              <w:t>b</w:t>
+            </w:r>
+            <w:r>
+              <w:rPr>
+                <w:rFonts w:ascii="Tahoma" w:eastAsia="微软雅黑" w:hAnsi="Tahoma"/>
+                <w:kern w:val="0"/>
+                <w:sz w:val="22"/>
+              </w:rPr>
+              <w:t>gm</w:t>
+            </w:r>
             <w:r>
               <w:rPr>
                 <w:rFonts w:ascii="Tahoma" w:eastAsia="微软雅黑" w:hAnsi="Tahoma" w:hint="eastAsia"/>
                 <w:kern w:val="0"/>
                 <w:sz w:val="22"/>
               </w:rPr>
-              <w:t>b</w:t>
-            </w:r>
-            <w:r>
-              <w:rPr>
-                <w:rFonts w:ascii="Tahoma" w:eastAsia="微软雅黑" w:hAnsi="Tahoma"/>
-                <w:kern w:val="0"/>
-                <w:sz w:val="22"/>
-              </w:rPr>
-              <w:t>gm</w:t>
-            </w:r>
-            <w:proofErr w:type="spellEnd"/>
-            <w:r>
-              <w:rPr>
-                <w:rFonts w:ascii="Tahoma" w:eastAsia="微软雅黑" w:hAnsi="Tahoma" w:hint="eastAsia"/>
-                <w:kern w:val="0"/>
-                <w:sz w:val="22"/>
-              </w:rPr>
               <w:t>、</w:t>
             </w:r>
-            <w:proofErr w:type="spellStart"/>
             <w:r>
               <w:rPr>
                 <w:rFonts w:ascii="Tahoma" w:eastAsia="微软雅黑" w:hAnsi="Tahoma"/>
@@ -11825,7 +11713,6 @@
               </w:rPr>
               <w:t>bgs</w:t>
             </w:r>
-            <w:proofErr w:type="spellEnd"/>
             <w:r>
               <w:rPr>
                 <w:rFonts w:ascii="Tahoma" w:eastAsia="微软雅黑" w:hAnsi="Tahoma" w:hint="eastAsia"/>
@@ -11962,16 +11849,13 @@
       </w:pPr>
       <w:r>
         <w:rPr>
-          <w:rFonts w:ascii="Tahoma" w:eastAsia="微软雅黑" w:hAnsi="Tahoma" w:hint="eastAsia"/>
           <w:noProof/>
-          <w:kern w:val="0"/>
-          <w:sz w:val="22"/>
         </w:rPr>
         <w:drawing>
-          <wp:inline distT="0" distB="0" distL="0" distR="0" wp14:anchorId="736604CE" wp14:editId="136830BF">
+          <wp:inline distT="0" distB="0" distL="0" distR="0" wp14:anchorId="0B0C9C4B" wp14:editId="7E61F0D4">
             <wp:extent cx="3048000" cy="609600"/>
-            <wp:effectExtent l="19050" t="19050" r="19050" b="19050"/>
-            <wp:docPr id="894471976" name="图片 2"/>
+            <wp:effectExtent l="0" t="0" r="0" b="0"/>
+            <wp:docPr id="1546326010" name="图片 23"/>
             <wp:cNvGraphicFramePr>
               <a:graphicFrameLocks xmlns:a="http://schemas.openxmlformats.org/drawingml/2006/main" noChangeAspect="1"/>
             </wp:cNvGraphicFramePr>
@@ -11979,13 +11863,13 @@
               <a:graphicData uri="http://schemas.openxmlformats.org/drawingml/2006/picture">
                 <pic:pic xmlns:pic="http://schemas.openxmlformats.org/drawingml/2006/picture">
                   <pic:nvPicPr>
-                    <pic:cNvPr id="0" name="Picture 6"/>
+                    <pic:cNvPr id="0" name="Picture 48"/>
                     <pic:cNvPicPr>
                       <a:picLocks noChangeAspect="1" noChangeArrowheads="1"/>
                     </pic:cNvPicPr>
                   </pic:nvPicPr>
                   <pic:blipFill>
-                    <a:blip r:embed="rId45">
+                    <a:blip r:embed="rId50">
                       <a:extLst>
                         <a:ext uri="{28A0092B-C50C-407E-A947-70E740481C1C}">
                           <a14:useLocalDpi xmlns:a14="http://schemas.microsoft.com/office/drawing/2010/main" val="0"/>
@@ -12006,10 +11890,8 @@
                       <a:avLst/>
                     </a:prstGeom>
                     <a:noFill/>
-                    <a:ln w="9525">
-                      <a:solidFill>
-                        <a:schemeClr val="tx1"/>
-                      </a:solidFill>
+                    <a:ln>
+                      <a:noFill/>
                     </a:ln>
                   </pic:spPr>
                 </pic:pic>
@@ -12143,7 +12025,7 @@
       </w:pPr>
       <w:r>
         <w:pict w14:anchorId="0DD36424">
-          <v:rect id="_x0000_i1034" style="width:0;height:1.5pt" o:hralign="center" o:hrstd="t" o:hr="t" fillcolor="#a0a0a0" stroked="f"/>
+          <v:rect id="_x0000_i1025" style="width:0;height:1.5pt" o:hralign="center" o:hrstd="t" o:hr="t" fillcolor="#a0a0a0" stroked="f"/>
         </w:pict>
       </w:r>
     </w:p>
@@ -12161,21 +12043,7 @@
           <w:rFonts w:ascii="微软雅黑" w:eastAsia="微软雅黑" w:hAnsi="微软雅黑" w:hint="eastAsia"/>
           <w:sz w:val="22"/>
         </w:rPr>
-        <w:t>商用</w:t>
-      </w:r>
-      <w:r>
-        <w:rPr>
-          <w:rFonts w:ascii="微软雅黑" w:eastAsia="微软雅黑" w:hAnsi="微软雅黑" w:hint="eastAsia"/>
-          <w:sz w:val="22"/>
-        </w:rPr>
-        <w:t>m</w:t>
-      </w:r>
-      <w:r>
-        <w:rPr>
-          <w:rFonts w:ascii="微软雅黑" w:eastAsia="微软雅黑" w:hAnsi="微软雅黑" w:hint="eastAsia"/>
-          <w:sz w:val="22"/>
-        </w:rPr>
-        <w:t>e</w:t>
+        <w:t>商用me</w:t>
       </w:r>
     </w:p>
     <w:p>
@@ -12230,22 +12098,20 @@
         <w:snapToGrid w:val="0"/>
         <w:jc w:val="center"/>
         <w:rPr>
-          <w:rFonts w:ascii="Tahoma" w:eastAsia="微软雅黑" w:hAnsi="Tahoma" w:hint="eastAsia"/>
-          <w:kern w:val="0"/>
-          <w:sz w:val="22"/>
-        </w:rPr>
-      </w:pPr>
-      <w:r>
-        <w:rPr>
-          <w:rFonts w:ascii="Tahoma" w:eastAsia="微软雅黑" w:hAnsi="Tahoma" w:hint="eastAsia"/>
-          <w:kern w:val="0"/>
-          <w:sz w:val="22"/>
+          <w:rFonts w:ascii="Tahoma" w:eastAsia="微软雅黑" w:hAnsi="Tahoma"/>
+          <w:kern w:val="0"/>
+          <w:sz w:val="22"/>
+        </w:rPr>
+      </w:pPr>
+      <w:r>
+        <w:rPr>
+          <w:noProof/>
         </w:rPr>
         <w:drawing>
-          <wp:inline distT="0" distB="0" distL="0" distR="0" wp14:anchorId="2B5D0718" wp14:editId="3DFE9DE0">
-            <wp:extent cx="2567940" cy="457850"/>
-            <wp:effectExtent l="19050" t="19050" r="22860" b="18415"/>
-            <wp:docPr id="1281931644" name="图片 2"/>
+          <wp:inline distT="0" distB="0" distL="0" distR="0" wp14:anchorId="2B342645" wp14:editId="7F9C79FD">
+            <wp:extent cx="2956560" cy="525780"/>
+            <wp:effectExtent l="0" t="0" r="0" b="7620"/>
+            <wp:docPr id="591513710" name="图片 24"/>
             <wp:cNvGraphicFramePr>
               <a:graphicFrameLocks xmlns:a="http://schemas.openxmlformats.org/drawingml/2006/main" noChangeAspect="1"/>
             </wp:cNvGraphicFramePr>
@@ -12253,13 +12119,13 @@
               <a:graphicData uri="http://schemas.openxmlformats.org/drawingml/2006/picture">
                 <pic:pic xmlns:pic="http://schemas.openxmlformats.org/drawingml/2006/picture">
                   <pic:nvPicPr>
-                    <pic:cNvPr id="0" name="Picture 6"/>
+                    <pic:cNvPr id="0" name="Picture 50"/>
                     <pic:cNvPicPr>
                       <a:picLocks noChangeAspect="1" noChangeArrowheads="1"/>
                     </pic:cNvPicPr>
                   </pic:nvPicPr>
                   <pic:blipFill>
-                    <a:blip r:embed="rId46">
+                    <a:blip r:embed="rId51">
                       <a:extLst>
                         <a:ext uri="{28A0092B-C50C-407E-A947-70E740481C1C}">
                           <a14:useLocalDpi xmlns:a14="http://schemas.microsoft.com/office/drawing/2010/main" val="0"/>
@@ -12274,16 +12140,14 @@
                   <pic:spPr bwMode="auto">
                     <a:xfrm>
                       <a:off x="0" y="0"/>
-                      <a:ext cx="2573689" cy="458875"/>
+                      <a:ext cx="2956560" cy="525780"/>
                     </a:xfrm>
                     <a:prstGeom prst="rect">
                       <a:avLst/>
                     </a:prstGeom>
                     <a:noFill/>
-                    <a:ln w="9525">
-                      <a:solidFill>
-                        <a:schemeClr val="tx1"/>
-                      </a:solidFill>
+                    <a:ln>
+                      <a:noFill/>
                     </a:ln>
                   </pic:spPr>
                 </pic:pic>
@@ -12427,7 +12291,7 @@
       </w:pPr>
       <w:r>
         <w:pict w14:anchorId="1E5406F7">
-          <v:rect id="_x0000_i1032" style="width:0;height:1.5pt" o:hralign="center" o:hrstd="t" o:hr="t" fillcolor="#a0a0a0" stroked="f"/>
+          <v:rect id="_x0000_i1026" style="width:0;height:1.5pt" o:hralign="center" o:hrstd="t" o:hr="t" fillcolor="#a0a0a0" stroked="f"/>
         </w:pict>
       </w:r>
     </w:p>
@@ -12445,17 +12309,8 @@
           <w:rFonts w:ascii="微软雅黑" w:eastAsia="微软雅黑" w:hAnsi="微软雅黑" w:hint="eastAsia"/>
           <w:sz w:val="22"/>
         </w:rPr>
-        <w:t>商用</w:t>
-      </w:r>
-      <w:proofErr w:type="spellStart"/>
-      <w:r>
-        <w:rPr>
-          <w:rFonts w:ascii="微软雅黑" w:eastAsia="微软雅黑" w:hAnsi="微软雅黑" w:hint="eastAsia"/>
-          <w:sz w:val="22"/>
-        </w:rPr>
-        <w:t>bgs</w:t>
-      </w:r>
-      <w:proofErr w:type="spellEnd"/>
+        <w:t>商用bgs</w:t>
+      </w:r>
     </w:p>
     <w:p>
       <w:pPr>
@@ -12464,7 +12319,7 @@
         <w:snapToGrid w:val="0"/>
         <w:jc w:val="left"/>
         <w:rPr>
-          <w:rFonts w:ascii="Tahoma" w:eastAsia="微软雅黑" w:hAnsi="Tahoma" w:hint="eastAsia"/>
+          <w:rFonts w:ascii="Tahoma" w:eastAsia="微软雅黑" w:hAnsi="Tahoma"/>
           <w:kern w:val="0"/>
           <w:sz w:val="22"/>
         </w:rPr>
@@ -12477,7 +12332,6 @@
         </w:rPr>
         <w:t>示例中</w:t>
       </w:r>
-      <w:proofErr w:type="spellStart"/>
       <w:r>
         <w:rPr>
           <w:rFonts w:ascii="Tahoma" w:eastAsia="微软雅黑" w:hAnsi="Tahoma" w:hint="eastAsia"/>
@@ -12486,7 +12340,6 @@
         </w:rPr>
         <w:t>bgs</w:t>
       </w:r>
-      <w:proofErr w:type="spellEnd"/>
       <w:r>
         <w:rPr>
           <w:rFonts w:ascii="Tahoma" w:eastAsia="微软雅黑" w:hAnsi="Tahoma" w:hint="eastAsia"/>
@@ -12520,7 +12373,7 @@
       </w:pPr>
       <w:r>
         <w:pict w14:anchorId="6A71474B">
-          <v:rect id="_x0000_i1036" style="width:0;height:1.5pt" o:hralign="center" o:hrstd="t" o:hr="t" fillcolor="#a0a0a0" stroked="f"/>
+          <v:rect id="_x0000_i1027" style="width:0;height:1.5pt" o:hralign="center" o:hrstd="t" o:hr="t" fillcolor="#a0a0a0" stroked="f"/>
         </w:pict>
       </w:r>
     </w:p>
@@ -12538,23 +12391,7 @@
           <w:rFonts w:ascii="微软雅黑" w:eastAsia="微软雅黑" w:hAnsi="微软雅黑" w:hint="eastAsia"/>
           <w:sz w:val="22"/>
         </w:rPr>
-        <w:t>商用</w:t>
-      </w:r>
-      <w:proofErr w:type="spellStart"/>
-      <w:r>
-        <w:rPr>
-          <w:rFonts w:ascii="微软雅黑" w:eastAsia="微软雅黑" w:hAnsi="微软雅黑" w:hint="eastAsia"/>
-          <w:sz w:val="22"/>
-        </w:rPr>
-        <w:t>bgm</w:t>
-      </w:r>
-      <w:proofErr w:type="spellEnd"/>
-      <w:r>
-        <w:rPr>
-          <w:rFonts w:ascii="微软雅黑" w:eastAsia="微软雅黑" w:hAnsi="微软雅黑" w:hint="eastAsia"/>
-          <w:sz w:val="22"/>
-        </w:rPr>
-        <w:t>（全部未知）</w:t>
+        <w:t>商用bgm（全部未知）</w:t>
       </w:r>
     </w:p>
     <w:p>
@@ -12632,7 +12469,6 @@
         </w:rPr>
         <w:t>目前示例中的所有</w:t>
       </w:r>
-      <w:proofErr w:type="spellStart"/>
       <w:r>
         <w:rPr>
           <w:rFonts w:ascii="Tahoma" w:eastAsia="微软雅黑" w:hAnsi="Tahoma" w:hint="eastAsia"/>
@@ -12643,7 +12479,6 @@
         </w:rPr>
         <w:t>bgm</w:t>
       </w:r>
-      <w:proofErr w:type="spellEnd"/>
       <w:r>
         <w:rPr>
           <w:rFonts w:ascii="Tahoma" w:eastAsia="微软雅黑" w:hAnsi="Tahoma" w:hint="eastAsia"/>
@@ -12703,7 +12538,7 @@
         <w:snapToGrid w:val="0"/>
         <w:jc w:val="left"/>
         <w:rPr>
-          <w:rFonts w:ascii="Tahoma" w:eastAsia="微软雅黑" w:hAnsi="Tahoma" w:hint="eastAsia"/>
+          <w:rFonts w:ascii="Tahoma" w:eastAsia="微软雅黑" w:hAnsi="Tahoma"/>
           <w:color w:val="AEAAAA" w:themeColor="background2" w:themeShade="BF"/>
           <w:kern w:val="0"/>
           <w:sz w:val="24"/>
@@ -12804,7 +12639,7 @@
           <w:sz w:val="24"/>
         </w:rPr>
       </w:pPr>
-      <w:hyperlink r:id="rId47" w:history="1">
+      <w:hyperlink r:id="rId52" w:history="1">
         <w:r>
           <w:rPr>
             <w:rStyle w:val="a4"/>
@@ -12859,7 +12694,7 @@
           <w:sz w:val="24"/>
         </w:rPr>
       </w:pPr>
-      <w:hyperlink r:id="rId48" w:history="1">
+      <w:hyperlink r:id="rId53" w:history="1">
         <w:r>
           <w:rPr>
             <w:rStyle w:val="a4"/>
@@ -12895,7 +12730,7 @@
         <w:widowControl/>
         <w:jc w:val="left"/>
         <w:rPr>
-          <w:rFonts w:ascii="Tahoma" w:eastAsia="微软雅黑" w:hAnsi="Tahoma" w:hint="eastAsia"/>
+          <w:rFonts w:ascii="Tahoma" w:eastAsia="微软雅黑" w:hAnsi="Tahoma"/>
           <w:kern w:val="0"/>
           <w:sz w:val="24"/>
         </w:rPr>
@@ -13083,7 +12918,7 @@
         </w:rPr>
         <w:t>网址：</w:t>
       </w:r>
-      <w:hyperlink r:id="rId49" w:history="1">
+      <w:hyperlink r:id="rId54" w:history="1">
         <w:r>
           <w:rPr>
             <w:rStyle w:val="a4"/>
@@ -13130,55 +12965,42 @@
         </w:rPr>
         <w:t>除了视频，</w:t>
       </w:r>
-      <w:proofErr w:type="spellStart"/>
       <w:r>
         <w:rPr>
           <w:rFonts w:ascii="Tahoma" w:eastAsia="微软雅黑" w:hAnsi="Tahoma"/>
           <w:kern w:val="0"/>
           <w:sz w:val="24"/>
         </w:rPr>
-        <w:t>Pixabay</w:t>
-      </w:r>
-      <w:proofErr w:type="spellEnd"/>
+        <w:t xml:space="preserve">Pixabay </w:t>
+      </w:r>
       <w:r>
         <w:rPr>
           <w:rFonts w:ascii="Tahoma" w:eastAsia="微软雅黑" w:hAnsi="Tahoma"/>
           <w:kern w:val="0"/>
           <w:sz w:val="24"/>
         </w:rPr>
-        <w:t xml:space="preserve"> </w:t>
-      </w:r>
-      <w:r>
+        <w:t>也提供数量众多的矢量图、插画、照片等无版权素材，均可免注册直接下载。</w:t>
+      </w:r>
+    </w:p>
+    <w:p>
+      <w:pPr>
+        <w:widowControl/>
+        <w:jc w:val="left"/>
         <w:rPr>
           <w:rFonts w:ascii="Tahoma" w:eastAsia="微软雅黑" w:hAnsi="Tahoma"/>
           <w:kern w:val="0"/>
           <w:sz w:val="24"/>
         </w:rPr>
-        <w:t>也提供数量众多的矢量图、插画、照片等无版权素材，均可免注册直接下载。</w:t>
-      </w:r>
-    </w:p>
-    <w:p>
-      <w:pPr>
-        <w:widowControl/>
-        <w:jc w:val="left"/>
-        <w:rPr>
-          <w:rFonts w:ascii="Tahoma" w:eastAsia="微软雅黑" w:hAnsi="Tahoma"/>
-          <w:kern w:val="0"/>
-          <w:sz w:val="24"/>
-        </w:rPr>
-      </w:pPr>
-      <w:r>
-        <w:rPr>
-          <w:rFonts w:ascii="Tahoma" w:eastAsia="微软雅黑" w:hAnsi="Tahoma"/>
+      </w:pPr>
+      <w:r>
+        <w:rPr>
           <w:noProof/>
-          <w:kern w:val="0"/>
-          <w:sz w:val="24"/>
         </w:rPr>
         <w:drawing>
-          <wp:inline distT="0" distB="0" distL="0" distR="0" wp14:anchorId="623DD681" wp14:editId="795AF205">
-            <wp:extent cx="5343553" cy="2135152"/>
-            <wp:effectExtent l="0" t="0" r="0" b="0"/>
-            <wp:docPr id="8" name="图片 8" descr="C:\Users\lenovo\AppData\Roaming\Tencent\Users\1355126171\QQ\WinTemp\RichOle\85(NF5S7)QW1RSUV$I1XY%C.png"/>
+          <wp:inline distT="0" distB="0" distL="0" distR="0" wp14:anchorId="379937E5" wp14:editId="60169CEA">
+            <wp:extent cx="5274310" cy="2108200"/>
+            <wp:effectExtent l="0" t="0" r="2540" b="6350"/>
+            <wp:docPr id="466483993" name="图片 25"/>
             <wp:cNvGraphicFramePr>
               <a:graphicFrameLocks xmlns:a="http://schemas.openxmlformats.org/drawingml/2006/main" noChangeAspect="1"/>
             </wp:cNvGraphicFramePr>
@@ -13186,13 +13008,13 @@
               <a:graphicData uri="http://schemas.openxmlformats.org/drawingml/2006/picture">
                 <pic:pic xmlns:pic="http://schemas.openxmlformats.org/drawingml/2006/picture">
                   <pic:nvPicPr>
-                    <pic:cNvPr id="0" name="Picture 2" descr="C:\Users\lenovo\AppData\Roaming\Tencent\Users\1355126171\QQ\WinTemp\RichOle\85(NF5S7)QW1RSUV$I1XY%C.png"/>
+                    <pic:cNvPr id="0" name="Picture 52"/>
                     <pic:cNvPicPr>
                       <a:picLocks noChangeAspect="1" noChangeArrowheads="1"/>
                     </pic:cNvPicPr>
                   </pic:nvPicPr>
                   <pic:blipFill>
-                    <a:blip r:embed="rId50">
+                    <a:blip r:embed="rId55">
                       <a:extLst>
                         <a:ext uri="{28A0092B-C50C-407E-A947-70E740481C1C}">
                           <a14:useLocalDpi xmlns:a14="http://schemas.microsoft.com/office/drawing/2010/main" val="0"/>
@@ -13207,7 +13029,7 @@
                   <pic:spPr bwMode="auto">
                     <a:xfrm>
                       <a:off x="0" y="0"/>
-                      <a:ext cx="5361765" cy="2142429"/>
+                      <a:ext cx="5274310" cy="2108200"/>
                     </a:xfrm>
                     <a:prstGeom prst="rect">
                       <a:avLst/>
@@ -13279,7 +13101,6 @@
               </w:rPr>
               <w:t>注意，如果视频不是</w:t>
             </w:r>
-            <w:proofErr w:type="spellStart"/>
             <w:r>
               <w:rPr>
                 <w:rFonts w:ascii="Tahoma" w:eastAsia="微软雅黑" w:hAnsi="Tahoma" w:hint="eastAsia"/>
@@ -13288,7 +13109,6 @@
               </w:rPr>
               <w:t>webm</w:t>
             </w:r>
-            <w:proofErr w:type="spellEnd"/>
             <w:r>
               <w:rPr>
                 <w:rFonts w:ascii="Tahoma" w:eastAsia="微软雅黑" w:hAnsi="Tahoma" w:hint="eastAsia"/>
@@ -13341,7 +13161,6 @@
               </w:rPr>
               <w:t>那么需要用工具转成</w:t>
             </w:r>
-            <w:proofErr w:type="spellStart"/>
             <w:r>
               <w:rPr>
                 <w:rFonts w:ascii="Tahoma" w:eastAsia="微软雅黑" w:hAnsi="Tahoma" w:hint="eastAsia"/>
@@ -13350,7 +13169,6 @@
               </w:rPr>
               <w:t>webm</w:t>
             </w:r>
-            <w:proofErr w:type="spellEnd"/>
             <w:r>
               <w:rPr>
                 <w:rFonts w:ascii="Tahoma" w:eastAsia="微软雅黑" w:hAnsi="Tahoma" w:hint="eastAsia"/>
@@ -13465,7 +13283,6 @@
               </w:rPr>
               <w:t>另外推荐无损转换</w:t>
             </w:r>
-            <w:proofErr w:type="spellStart"/>
             <w:r>
               <w:rPr>
                 <w:rFonts w:ascii="Tahoma" w:eastAsia="微软雅黑" w:hAnsi="Tahoma" w:hint="eastAsia"/>
@@ -13474,7 +13291,6 @@
               </w:rPr>
               <w:t>webm</w:t>
             </w:r>
-            <w:proofErr w:type="spellEnd"/>
             <w:r>
               <w:rPr>
                 <w:rFonts w:ascii="Tahoma" w:eastAsia="微软雅黑" w:hAnsi="Tahoma" w:hint="eastAsia"/>
@@ -13483,36 +13299,17 @@
               </w:rPr>
               <w:t>的网站：</w:t>
             </w:r>
-            <w:r>
-              <w:fldChar w:fldCharType="begin"/>
-            </w:r>
-            <w:r>
-              <w:instrText>HYPERLINK "https://cloudconvert.com/mp4-to-webm"</w:instrText>
-            </w:r>
-            <w:r>
-              <w:rPr>
-                <w:rFonts w:hint="eastAsia"/>
-              </w:rPr>
-              <w:fldChar w:fldCharType="separate"/>
-            </w:r>
-            <w:r>
-              <w:rPr>
-                <w:rStyle w:val="a4"/>
-                <w:rFonts w:ascii="Tahoma" w:eastAsia="微软雅黑" w:hAnsi="Tahoma"/>
-                <w:kern w:val="0"/>
-                <w:sz w:val="24"/>
-              </w:rPr>
-              <w:t>https://cloudconvert.com/mp4-to-webm</w:t>
-            </w:r>
-            <w:r>
-              <w:rPr>
-                <w:rStyle w:val="a4"/>
-                <w:rFonts w:ascii="Tahoma" w:eastAsia="微软雅黑" w:hAnsi="Tahoma"/>
-                <w:kern w:val="0"/>
-                <w:sz w:val="24"/>
-              </w:rPr>
-              <w:fldChar w:fldCharType="end"/>
-            </w:r>
+            <w:hyperlink r:id="rId56" w:history="1">
+              <w:r>
+                <w:rPr>
+                  <w:rStyle w:val="a4"/>
+                  <w:rFonts w:ascii="Tahoma" w:eastAsia="微软雅黑" w:hAnsi="Tahoma"/>
+                  <w:kern w:val="0"/>
+                  <w:sz w:val="24"/>
+                </w:rPr>
+                <w:t>https://cloudconvert.com/mp4-to-webm</w:t>
+              </w:r>
+            </w:hyperlink>
           </w:p>
         </w:tc>
       </w:tr>
@@ -13588,43 +13385,40 @@
         </w:rPr>
         <w:t>，而且还需要高效定制，可以去</w:t>
       </w:r>
-      <w:r>
-        <w:fldChar w:fldCharType="begin"/>
-      </w:r>
-      <w:r>
-        <w:instrText>HYPERLINK "https://videohive.net"</w:instrText>
-      </w:r>
-      <w:r>
-        <w:rPr>
-          <w:rFonts w:hint="eastAsia"/>
-        </w:rPr>
-        <w:fldChar w:fldCharType="separate"/>
-      </w:r>
-      <w:r>
-        <w:rPr>
-          <w:rStyle w:val="a4"/>
+      <w:hyperlink r:id="rId57" w:history="1">
+        <w:r>
+          <w:rPr>
+            <w:rStyle w:val="a4"/>
+            <w:rFonts w:ascii="Tahoma" w:eastAsia="微软雅黑" w:hAnsi="Tahoma"/>
+            <w:kern w:val="0"/>
+            <w:sz w:val="24"/>
+          </w:rPr>
+          <w:t>https://videohive.net</w:t>
+        </w:r>
+      </w:hyperlink>
+      <w:r>
+        <w:rPr>
           <w:rFonts w:ascii="Tahoma" w:eastAsia="微软雅黑" w:hAnsi="Tahoma"/>
           <w:kern w:val="0"/>
           <w:sz w:val="24"/>
         </w:rPr>
-        <w:t>https://videohive.net</w:t>
-      </w:r>
-      <w:r>
-        <w:rPr>
-          <w:rStyle w:val="a4"/>
-          <w:rFonts w:ascii="Tahoma" w:eastAsia="微软雅黑" w:hAnsi="Tahoma"/>
+        <w:t xml:space="preserve"> </w:t>
+      </w:r>
+      <w:r>
+        <w:rPr>
+          <w:rFonts w:ascii="Tahoma" w:eastAsia="微软雅黑" w:hAnsi="Tahoma" w:hint="eastAsia"/>
           <w:kern w:val="0"/>
           <w:sz w:val="24"/>
         </w:rPr>
-        <w:fldChar w:fldCharType="end"/>
-      </w:r>
-      <w:r>
-        <w:rPr>
-          <w:rFonts w:ascii="Tahoma" w:eastAsia="微软雅黑" w:hAnsi="Tahoma"/>
+        <w:t>购买正版的</w:t>
+      </w:r>
+      <w:r>
+        <w:rPr>
+          <w:rFonts w:ascii="Tahoma" w:eastAsia="微软雅黑" w:hAnsi="Tahoma" w:hint="eastAsia"/>
           <w:kern w:val="0"/>
           <w:sz w:val="24"/>
         </w:rPr>
-        <w:t xml:space="preserve"> </w:t>
+        <w:t>AE</w:t>
       </w:r>
       <w:r>
         <w:rPr>
@@ -13632,42 +13426,66 @@
           <w:kern w:val="0"/>
           <w:sz w:val="24"/>
         </w:rPr>
-        <w:t>购买正版的</w:t>
-      </w:r>
-      <w:r>
-        <w:rPr>
-          <w:rFonts w:ascii="Tahoma" w:eastAsia="微软雅黑" w:hAnsi="Tahoma" w:hint="eastAsia"/>
+        <w:t>模板哦！</w:t>
+      </w:r>
+    </w:p>
+    <w:p>
+      <w:pPr>
+        <w:widowControl/>
+        <w:jc w:val="left"/>
+        <w:rPr>
+          <w:rFonts w:ascii="Tahoma" w:eastAsia="微软雅黑" w:hAnsi="Tahoma"/>
           <w:kern w:val="0"/>
           <w:sz w:val="24"/>
         </w:rPr>
+      </w:pPr>
+      <w:r>
+        <w:rPr>
+          <w:rFonts w:ascii="Tahoma" w:eastAsia="微软雅黑" w:hAnsi="Tahoma" w:hint="eastAsia"/>
+          <w:kern w:val="0"/>
+          <w:sz w:val="24"/>
+        </w:rPr>
+        <w:t>（不过，这</w:t>
+      </w:r>
+      <w:r>
+        <w:rPr>
+          <w:rFonts w:ascii="Tahoma" w:eastAsia="微软雅黑" w:hAnsi="Tahoma" w:hint="eastAsia"/>
+          <w:kern w:val="0"/>
+          <w:sz w:val="24"/>
+        </w:rPr>
+        <w:t>要求你必须会</w:t>
+      </w:r>
+      <w:r>
+        <w:rPr>
+          <w:rFonts w:ascii="Tahoma" w:eastAsia="微软雅黑" w:hAnsi="Tahoma"/>
+          <w:kern w:val="0"/>
+          <w:sz w:val="24"/>
+        </w:rPr>
         <w:t>AE</w:t>
       </w:r>
       <w:r>
         <w:rPr>
-          <w:rFonts w:ascii="Tahoma" w:eastAsia="微软雅黑" w:hAnsi="Tahoma" w:hint="eastAsia"/>
+          <w:rFonts w:ascii="Tahoma" w:eastAsia="微软雅黑" w:hAnsi="Tahoma"/>
           <w:kern w:val="0"/>
           <w:sz w:val="24"/>
         </w:rPr>
-        <w:t>模板哦！</w:t>
-      </w:r>
-    </w:p>
-    <w:p>
-      <w:pPr>
-        <w:widowControl/>
-        <w:jc w:val="left"/>
-        <w:rPr>
-          <w:rFonts w:ascii="Tahoma" w:eastAsia="微软雅黑" w:hAnsi="Tahoma"/>
+        <w:t>的一些基本操作</w:t>
+      </w:r>
+      <w:r>
+        <w:rPr>
+          <w:rFonts w:ascii="Tahoma" w:eastAsia="微软雅黑" w:hAnsi="Tahoma" w:hint="eastAsia"/>
           <w:kern w:val="0"/>
           <w:sz w:val="24"/>
         </w:rPr>
-      </w:pPr>
-      <w:r>
-        <w:rPr>
-          <w:rFonts w:ascii="Tahoma" w:eastAsia="微软雅黑" w:hAnsi="Tahoma" w:hint="eastAsia"/>
+        <w:t>，以及图标添加等</w:t>
+      </w:r>
+      <w:r>
+        <w:rPr>
+          <w:rFonts w:ascii="Tahoma" w:eastAsia="微软雅黑" w:hAnsi="Tahoma"/>
           <w:kern w:val="0"/>
           <w:sz w:val="24"/>
         </w:rPr>
-        <w:t>（不过，这</w:t>
+        <w:t>。</w:t>
       </w:r>
       <w:r>
         <w:rPr>
@@ -13675,23 +13493,26 @@
           <w:kern w:val="0"/>
           <w:sz w:val="24"/>
         </w:rPr>
-        <w:t>要求你必须会</w:t>
-      </w:r>
-      <w:r>
+        <w:t>）</w:t>
+      </w:r>
+    </w:p>
+    <w:p>
+      <w:pPr>
+        <w:widowControl/>
+        <w:jc w:val="left"/>
         <w:rPr>
           <w:rFonts w:ascii="Tahoma" w:eastAsia="微软雅黑" w:hAnsi="Tahoma"/>
           <w:kern w:val="0"/>
           <w:sz w:val="24"/>
         </w:rPr>
-        <w:t>AE</w:t>
-      </w:r>
-      <w:r>
-        <w:rPr>
-          <w:rFonts w:ascii="Tahoma" w:eastAsia="微软雅黑" w:hAnsi="Tahoma"/>
+      </w:pPr>
+      <w:r>
+        <w:rPr>
+          <w:rFonts w:ascii="Tahoma" w:eastAsia="微软雅黑" w:hAnsi="Tahoma" w:hint="eastAsia"/>
           <w:kern w:val="0"/>
           <w:sz w:val="24"/>
         </w:rPr>
-        <w:t>的一些基本操作</w:t>
+        <w:t>（并且，需要注册</w:t>
       </w:r>
       <w:r>
         <w:rPr>
@@ -13699,131 +13520,83 @@
           <w:kern w:val="0"/>
           <w:sz w:val="24"/>
         </w:rPr>
-        <w:t>，以及图标添加等</w:t>
-      </w:r>
-      <w:r>
-        <w:rPr>
-          <w:rFonts w:ascii="Tahoma" w:eastAsia="微软雅黑" w:hAnsi="Tahoma"/>
+        <w:t>paypal</w:t>
+      </w:r>
+      <w:r>
+        <w:rPr>
+          <w:rFonts w:ascii="Tahoma" w:eastAsia="微软雅黑" w:hAnsi="Tahoma" w:hint="eastAsia"/>
           <w:kern w:val="0"/>
           <w:sz w:val="24"/>
         </w:rPr>
-        <w:t>。</w:t>
-      </w:r>
-      <w:r>
-        <w:rPr>
-          <w:rFonts w:ascii="Tahoma" w:eastAsia="微软雅黑" w:hAnsi="Tahoma" w:hint="eastAsia"/>
+        <w:t>，用这个</w:t>
+      </w:r>
+      <w:proofErr w:type="gramStart"/>
+      <w:r>
+        <w:rPr>
+          <w:rFonts w:ascii="Tahoma" w:eastAsia="微软雅黑" w:hAnsi="Tahoma"/>
           <w:kern w:val="0"/>
           <w:sz w:val="24"/>
         </w:rPr>
-        <w:t>）</w:t>
-      </w:r>
-    </w:p>
-    <w:p>
-      <w:pPr>
-        <w:widowControl/>
-        <w:jc w:val="left"/>
-        <w:rPr>
-          <w:rFonts w:ascii="Tahoma" w:eastAsia="微软雅黑" w:hAnsi="Tahoma"/>
+        <w:t>”</w:t>
+      </w:r>
+      <w:proofErr w:type="gramEnd"/>
+      <w:r>
+        <w:rPr>
+          <w:rFonts w:ascii="Tahoma" w:eastAsia="微软雅黑" w:hAnsi="Tahoma" w:hint="eastAsia"/>
           <w:kern w:val="0"/>
           <w:sz w:val="24"/>
         </w:rPr>
-      </w:pPr>
-      <w:r>
-        <w:rPr>
-          <w:rFonts w:ascii="Tahoma" w:eastAsia="微软雅黑" w:hAnsi="Tahoma" w:hint="eastAsia"/>
+        <w:t>国外支付宝</w:t>
+      </w:r>
+      <w:proofErr w:type="gramStart"/>
+      <w:r>
+        <w:rPr>
+          <w:rFonts w:ascii="Tahoma" w:eastAsia="微软雅黑" w:hAnsi="Tahoma"/>
           <w:kern w:val="0"/>
           <w:sz w:val="24"/>
         </w:rPr>
-        <w:t>（并且，需要注册</w:t>
-      </w:r>
-      <w:proofErr w:type="spellStart"/>
+        <w:t>”</w:t>
+      </w:r>
+      <w:proofErr w:type="gramEnd"/>
       <w:r>
         <w:rPr>
           <w:rFonts w:ascii="Tahoma" w:eastAsia="微软雅黑" w:hAnsi="Tahoma" w:hint="eastAsia"/>
           <w:kern w:val="0"/>
           <w:sz w:val="24"/>
         </w:rPr>
-        <w:t>paypal</w:t>
-      </w:r>
-      <w:proofErr w:type="spellEnd"/>
-      <w:r>
-        <w:rPr>
-          <w:rFonts w:ascii="Tahoma" w:eastAsia="微软雅黑" w:hAnsi="Tahoma" w:hint="eastAsia"/>
+        <w:t>购买。）</w:t>
+      </w:r>
+    </w:p>
+    <w:p>
+      <w:pPr>
+        <w:widowControl/>
+        <w:jc w:val="left"/>
+        <w:rPr>
+          <w:rFonts w:ascii="Tahoma" w:eastAsia="微软雅黑" w:hAnsi="Tahoma"/>
           <w:kern w:val="0"/>
           <w:sz w:val="24"/>
         </w:rPr>
-        <w:t>，用这个</w:t>
-      </w:r>
-      <w:proofErr w:type="gramStart"/>
-      <w:r>
+      </w:pPr>
+    </w:p>
+    <w:p>
+      <w:pPr>
+        <w:widowControl/>
+        <w:jc w:val="left"/>
         <w:rPr>
           <w:rFonts w:ascii="Tahoma" w:eastAsia="微软雅黑" w:hAnsi="Tahoma"/>
           <w:kern w:val="0"/>
           <w:sz w:val="24"/>
         </w:rPr>
-        <w:t>”</w:t>
-      </w:r>
-      <w:proofErr w:type="gramEnd"/>
-      <w:r>
-        <w:rPr>
-          <w:rFonts w:ascii="Tahoma" w:eastAsia="微软雅黑" w:hAnsi="Tahoma" w:hint="eastAsia"/>
-          <w:kern w:val="0"/>
-          <w:sz w:val="24"/>
-        </w:rPr>
-        <w:t>国外支付宝</w:t>
-      </w:r>
-      <w:proofErr w:type="gramStart"/>
-      <w:r>
-        <w:rPr>
-          <w:rFonts w:ascii="Tahoma" w:eastAsia="微软雅黑" w:hAnsi="Tahoma"/>
-          <w:kern w:val="0"/>
-          <w:sz w:val="24"/>
-        </w:rPr>
-        <w:t>”</w:t>
-      </w:r>
-      <w:proofErr w:type="gramEnd"/>
-      <w:r>
-        <w:rPr>
-          <w:rFonts w:ascii="Tahoma" w:eastAsia="微软雅黑" w:hAnsi="Tahoma" w:hint="eastAsia"/>
-          <w:kern w:val="0"/>
-          <w:sz w:val="24"/>
-        </w:rPr>
-        <w:t>购买。）</w:t>
-      </w:r>
-    </w:p>
-    <w:p>
-      <w:pPr>
-        <w:widowControl/>
-        <w:jc w:val="left"/>
-        <w:rPr>
-          <w:rFonts w:ascii="Tahoma" w:eastAsia="微软雅黑" w:hAnsi="Tahoma"/>
-          <w:kern w:val="0"/>
-          <w:sz w:val="24"/>
-        </w:rPr>
-      </w:pPr>
-    </w:p>
-    <w:p>
-      <w:pPr>
-        <w:widowControl/>
-        <w:jc w:val="left"/>
-        <w:rPr>
-          <w:rFonts w:ascii="Tahoma" w:eastAsia="微软雅黑" w:hAnsi="Tahoma"/>
-          <w:kern w:val="0"/>
-          <w:sz w:val="24"/>
-        </w:rPr>
-      </w:pPr>
-      <w:r>
-        <w:rPr>
-          <w:rFonts w:ascii="Tahoma" w:eastAsia="微软雅黑" w:hAnsi="Tahoma"/>
+      </w:pPr>
+      <w:r>
+        <w:rPr>
           <w:noProof/>
-          <w:kern w:val="0"/>
-          <w:sz w:val="24"/>
         </w:rPr>
         <w:drawing>
-          <wp:inline distT="0" distB="0" distL="0" distR="0" wp14:anchorId="31039DE2" wp14:editId="72CCA883">
-            <wp:extent cx="5274310" cy="2675668"/>
-            <wp:effectExtent l="0" t="0" r="2540" b="0"/>
-            <wp:docPr id="18" name="图片 18" descr="F:\剪辑箱\正版素材\模板购买记录\1YOH_CYES8`OL]{5380UYUL.jpg"/>
+          <wp:inline distT="0" distB="0" distL="0" distR="0" wp14:anchorId="180BF6F3" wp14:editId="1C54FC5E">
+            <wp:extent cx="5274310" cy="2677160"/>
+            <wp:effectExtent l="0" t="0" r="2540" b="8890"/>
+            <wp:docPr id="1183420538" name="图片 26"/>
             <wp:cNvGraphicFramePr>
               <a:graphicFrameLocks xmlns:a="http://schemas.openxmlformats.org/drawingml/2006/main" noChangeAspect="1"/>
             </wp:cNvGraphicFramePr>
@@ -13831,13 +13604,13 @@
               <a:graphicData uri="http://schemas.openxmlformats.org/drawingml/2006/picture">
                 <pic:pic xmlns:pic="http://schemas.openxmlformats.org/drawingml/2006/picture">
                   <pic:nvPicPr>
-                    <pic:cNvPr id="0" name="Picture 1" descr="F:\剪辑箱\正版素材\模板购买记录\1YOH_CYES8`OL]{5380UYUL.jpg"/>
+                    <pic:cNvPr id="0" name="Picture 54"/>
                     <pic:cNvPicPr>
                       <a:picLocks noChangeAspect="1" noChangeArrowheads="1"/>
                     </pic:cNvPicPr>
                   </pic:nvPicPr>
                   <pic:blipFill>
-                    <a:blip r:embed="rId51" cstate="print">
+                    <a:blip r:embed="rId58">
                       <a:extLst>
                         <a:ext uri="{28A0092B-C50C-407E-A947-70E740481C1C}">
                           <a14:useLocalDpi xmlns:a14="http://schemas.microsoft.com/office/drawing/2010/main" val="0"/>
@@ -13852,7 +13625,7 @@
                   <pic:spPr bwMode="auto">
                     <a:xfrm>
                       <a:off x="0" y="0"/>
-                      <a:ext cx="5274310" cy="2675668"/>
+                      <a:ext cx="5274310" cy="2677160"/>
                     </a:xfrm>
                     <a:prstGeom prst="rect">
                       <a:avLst/>
@@ -13911,7 +13684,7 @@
         </w:rPr>
         <w:t>用的模板为：</w:t>
       </w:r>
-      <w:hyperlink r:id="rId52" w:history="1">
+      <w:hyperlink r:id="rId59" w:history="1">
         <w:r>
           <w:rPr>
             <w:rStyle w:val="a4"/>
@@ -14008,7 +13781,7 @@
       </w:pPr>
     </w:p>
     <w:sectPr>
-      <w:headerReference w:type="default" r:id="rId53"/>
+      <w:headerReference w:type="default" r:id="rId60"/>
       <w:pgSz w:w="11906" w:h="16838"/>
       <w:pgMar w:top="1440" w:right="1800" w:bottom="1440" w:left="1800" w:header="851" w:footer="992" w:gutter="0"/>
       <w:cols w:space="425"/>
@@ -14019,7 +13792,7 @@
 </file>
 
 <file path=word/endnotes.xml><?xml version="1.0" encoding="utf-8"?>
-<w:endnotes xmlns:wpc="http://schemas.microsoft.com/office/word/2010/wordprocessingCanvas" xmlns:cx="http://schemas.microsoft.com/office/drawing/2014/chartex" xmlns:cx1="http://schemas.microsoft.com/office/drawing/2015/9/8/chartex" xmlns:cx2="http://schemas.microsoft.com/office/drawing/2015/10/21/chartex" xmlns:cx3="http://schemas.microsoft.com/office/drawing/2016/5/9/chartex" xmlns:cx4="http://schemas.microsoft.com/office/drawing/2016/5/10/chartex" xmlns:cx5="http://schemas.microsoft.com/office/drawing/2016/5/11/chartex" xmlns:cx6="http://schemas.microsoft.com/office/drawing/2016/5/12/chartex" xmlns:cx7="http://schemas.microsoft.com/office/drawing/2016/5/13/chartex" xmlns:cx8="http://schemas.microsoft.com/office/drawing/2016/5/14/chartex" xmlns:mc="http://schemas.openxmlformats.org/markup-compatibility/2006" xmlns:aink="http://schemas.microsoft.com/office/drawing/2016/ink" xmlns:am3d="http://schemas.microsoft.com/office/drawing/2017/model3d" xmlns:o="urn:schemas-microsoft-com:office:office" xmlns:oel="http://schemas.microsoft.com/office/2019/extlst" xmlns:r="http://schemas.openxmlformats.org/officeDocument/2006/relationships" xmlns:m="http://schemas.openxmlformats.org/officeDocument/2006/math" xmlns:v="urn:schemas-microsoft-com:vml" xmlns:wp14="http://schemas.microsoft.com/office/word/2010/wordprocessingDrawing" xmlns:wp="http://schemas.openxmlformats.org/drawingml/2006/wordprocessingDrawing" xmlns:w10="urn:schemas-microsoft-com:office:word" xmlns:w="http://schemas.openxmlformats.org/wordprocessingml/2006/main" xmlns:w14="http://schemas.microsoft.com/office/word/2010/wordml" xmlns:w15="http://schemas.microsoft.com/office/word/2012/wordml" xmlns:w16cex="http://schemas.microsoft.com/office/word/2018/wordml/cex" xmlns:w16cid="http://schemas.microsoft.com/office/word/2016/wordml/cid" xmlns:w16="http://schemas.microsoft.com/office/word/2018/wordml" xmlns:w16du="http://schemas.microsoft.com/office/word/2023/wordml/word16du" xmlns:w16sdtdh="http://schemas.microsoft.com/office/word/2020/wordml/sdtdatahash" xmlns:w16se="http://schemas.microsoft.com/office/word/2015/wordml/symex" xmlns:wpg="http://schemas.microsoft.com/office/word/2010/wordprocessingGroup" xmlns:wpi="http://schemas.microsoft.com/office/word/2010/wordprocessingInk" xmlns:wne="http://schemas.microsoft.com/office/word/2006/wordml" xmlns:wps="http://schemas.microsoft.com/office/word/2010/wordprocessingShape" mc:Ignorable="w14 w15 w16se w16cid w16 w16cex w16sdtdh w16du wp14">
+<w:endnotes xmlns:wpc="http://schemas.microsoft.com/office/word/2010/wordprocessingCanvas" xmlns:cx="http://schemas.microsoft.com/office/drawing/2014/chartex" xmlns:cx1="http://schemas.microsoft.com/office/drawing/2015/9/8/chartex" xmlns:cx2="http://schemas.microsoft.com/office/drawing/2015/10/21/chartex" xmlns:cx3="http://schemas.microsoft.com/office/drawing/2016/5/9/chartex" xmlns:cx4="http://schemas.microsoft.com/office/drawing/2016/5/10/chartex" xmlns:cx5="http://schemas.microsoft.com/office/drawing/2016/5/11/chartex" xmlns:cx6="http://schemas.microsoft.com/office/drawing/2016/5/12/chartex" xmlns:cx7="http://schemas.microsoft.com/office/drawing/2016/5/13/chartex" xmlns:cx8="http://schemas.microsoft.com/office/drawing/2016/5/14/chartex" xmlns:mc="http://schemas.openxmlformats.org/markup-compatibility/2006" xmlns:aink="http://schemas.microsoft.com/office/drawing/2016/ink" xmlns:am3d="http://schemas.microsoft.com/office/drawing/2017/model3d" xmlns:o="urn:schemas-microsoft-com:office:office" xmlns:oel="http://schemas.microsoft.com/office/2019/extlst" xmlns:r="http://schemas.openxmlformats.org/officeDocument/2006/relationships" xmlns:m="http://schemas.openxmlformats.org/officeDocument/2006/math" xmlns:v="urn:schemas-microsoft-com:vml" xmlns:wp14="http://schemas.microsoft.com/office/word/2010/wordprocessingDrawing" xmlns:wp="http://schemas.openxmlformats.org/drawingml/2006/wordprocessingDrawing" xmlns:w10="urn:schemas-microsoft-com:office:word" xmlns:w="http://schemas.openxmlformats.org/wordprocessingml/2006/main" xmlns:w14="http://schemas.microsoft.com/office/word/2010/wordml" xmlns:w15="http://schemas.microsoft.com/office/word/2012/wordml" xmlns:w16cex="http://schemas.microsoft.com/office/word/2018/wordml/cex" xmlns:w16cid="http://schemas.microsoft.com/office/word/2016/wordml/cid" xmlns:w16="http://schemas.microsoft.com/office/word/2018/wordml" xmlns:w16du="http://schemas.microsoft.com/office/word/2023/wordml/word16du" xmlns:w16sdtdh="http://schemas.microsoft.com/office/word/2020/wordml/sdtdatahash" xmlns:w16sdtfl="http://schemas.microsoft.com/office/word/2024/wordml/sdtformatlock" xmlns:w16se="http://schemas.microsoft.com/office/word/2015/wordml/symex" xmlns:wpg="http://schemas.microsoft.com/office/word/2010/wordprocessingGroup" xmlns:wpi="http://schemas.microsoft.com/office/word/2010/wordprocessingInk" xmlns:wne="http://schemas.microsoft.com/office/word/2006/wordml" xmlns:wps="http://schemas.microsoft.com/office/word/2010/wordprocessingShape" mc:Ignorable="w14 w15 w16se w16cid w16 w16cex w16sdtdh w16sdtfl w16du wp14">
   <w:endnote w:type="separator" w:id="-1">
     <w:p>
       <w:pPr>
@@ -14048,7 +13821,7 @@
 </file>
 
 <file path=word/footnotes.xml><?xml version="1.0" encoding="utf-8"?>
-<w:footnotes xmlns:wpc="http://schemas.microsoft.com/office/word/2010/wordprocessingCanvas" xmlns:cx="http://schemas.microsoft.com/office/drawing/2014/chartex" xmlns:cx1="http://schemas.microsoft.com/office/drawing/2015/9/8/chartex" xmlns:cx2="http://schemas.microsoft.com/office/drawing/2015/10/21/chartex" xmlns:cx3="http://schemas.microsoft.com/office/drawing/2016/5/9/chartex" xmlns:cx4="http://schemas.microsoft.com/office/drawing/2016/5/10/chartex" xmlns:cx5="http://schemas.microsoft.com/office/drawing/2016/5/11/chartex" xmlns:cx6="http://schemas.microsoft.com/office/drawing/2016/5/12/chartex" xmlns:cx7="http://schemas.microsoft.com/office/drawing/2016/5/13/chartex" xmlns:cx8="http://schemas.microsoft.com/office/drawing/2016/5/14/chartex" xmlns:mc="http://schemas.openxmlformats.org/markup-compatibility/2006" xmlns:aink="http://schemas.microsoft.com/office/drawing/2016/ink" xmlns:am3d="http://schemas.microsoft.com/office/drawing/2017/model3d" xmlns:o="urn:schemas-microsoft-com:office:office" xmlns:oel="http://schemas.microsoft.com/office/2019/extlst" xmlns:r="http://schemas.openxmlformats.org/officeDocument/2006/relationships" xmlns:m="http://schemas.openxmlformats.org/officeDocument/2006/math" xmlns:v="urn:schemas-microsoft-com:vml" xmlns:wp14="http://schemas.microsoft.com/office/word/2010/wordprocessingDrawing" xmlns:wp="http://schemas.openxmlformats.org/drawingml/2006/wordprocessingDrawing" xmlns:w10="urn:schemas-microsoft-com:office:word" xmlns:w="http://schemas.openxmlformats.org/wordprocessingml/2006/main" xmlns:w14="http://schemas.microsoft.com/office/word/2010/wordml" xmlns:w15="http://schemas.microsoft.com/office/word/2012/wordml" xmlns:w16cex="http://schemas.microsoft.com/office/word/2018/wordml/cex" xmlns:w16cid="http://schemas.microsoft.com/office/word/2016/wordml/cid" xmlns:w16="http://schemas.microsoft.com/office/word/2018/wordml" xmlns:w16du="http://schemas.microsoft.com/office/word/2023/wordml/word16du" xmlns:w16sdtdh="http://schemas.microsoft.com/office/word/2020/wordml/sdtdatahash" xmlns:w16se="http://schemas.microsoft.com/office/word/2015/wordml/symex" xmlns:wpg="http://schemas.microsoft.com/office/word/2010/wordprocessingGroup" xmlns:wpi="http://schemas.microsoft.com/office/word/2010/wordprocessingInk" xmlns:wne="http://schemas.microsoft.com/office/word/2006/wordml" xmlns:wps="http://schemas.microsoft.com/office/word/2010/wordprocessingShape" mc:Ignorable="w14 w15 w16se w16cid w16 w16cex w16sdtdh w16du wp14">
+<w:footnotes xmlns:wpc="http://schemas.microsoft.com/office/word/2010/wordprocessingCanvas" xmlns:cx="http://schemas.microsoft.com/office/drawing/2014/chartex" xmlns:cx1="http://schemas.microsoft.com/office/drawing/2015/9/8/chartex" xmlns:cx2="http://schemas.microsoft.com/office/drawing/2015/10/21/chartex" xmlns:cx3="http://schemas.microsoft.com/office/drawing/2016/5/9/chartex" xmlns:cx4="http://schemas.microsoft.com/office/drawing/2016/5/10/chartex" xmlns:cx5="http://schemas.microsoft.com/office/drawing/2016/5/11/chartex" xmlns:cx6="http://schemas.microsoft.com/office/drawing/2016/5/12/chartex" xmlns:cx7="http://schemas.microsoft.com/office/drawing/2016/5/13/chartex" xmlns:cx8="http://schemas.microsoft.com/office/drawing/2016/5/14/chartex" xmlns:mc="http://schemas.openxmlformats.org/markup-compatibility/2006" xmlns:aink="http://schemas.microsoft.com/office/drawing/2016/ink" xmlns:am3d="http://schemas.microsoft.com/office/drawing/2017/model3d" xmlns:o="urn:schemas-microsoft-com:office:office" xmlns:oel="http://schemas.microsoft.com/office/2019/extlst" xmlns:r="http://schemas.openxmlformats.org/officeDocument/2006/relationships" xmlns:m="http://schemas.openxmlformats.org/officeDocument/2006/math" xmlns:v="urn:schemas-microsoft-com:vml" xmlns:wp14="http://schemas.microsoft.com/office/word/2010/wordprocessingDrawing" xmlns:wp="http://schemas.openxmlformats.org/drawingml/2006/wordprocessingDrawing" xmlns:w10="urn:schemas-microsoft-com:office:word" xmlns:w="http://schemas.openxmlformats.org/wordprocessingml/2006/main" xmlns:w14="http://schemas.microsoft.com/office/word/2010/wordml" xmlns:w15="http://schemas.microsoft.com/office/word/2012/wordml" xmlns:w16cex="http://schemas.microsoft.com/office/word/2018/wordml/cex" xmlns:w16cid="http://schemas.microsoft.com/office/word/2016/wordml/cid" xmlns:w16="http://schemas.microsoft.com/office/word/2018/wordml" xmlns:w16du="http://schemas.microsoft.com/office/word/2023/wordml/word16du" xmlns:w16sdtdh="http://schemas.microsoft.com/office/word/2020/wordml/sdtdatahash" xmlns:w16sdtfl="http://schemas.microsoft.com/office/word/2024/wordml/sdtformatlock" xmlns:w16se="http://schemas.microsoft.com/office/word/2015/wordml/symex" xmlns:wpg="http://schemas.microsoft.com/office/word/2010/wordprocessingGroup" xmlns:wpi="http://schemas.microsoft.com/office/word/2010/wordprocessingInk" xmlns:wne="http://schemas.microsoft.com/office/word/2006/wordml" xmlns:wps="http://schemas.microsoft.com/office/word/2010/wordprocessingShape" mc:Ignorable="w14 w15 w16se w16cid w16 w16cex w16sdtdh w16sdtfl w16du wp14">
   <w:footnote w:type="separator" w:id="-1">
     <w:p>
       <w:pPr>
@@ -14077,7 +13850,7 @@
 </file>
 
 <file path=word/header1.xml><?xml version="1.0" encoding="utf-8"?>
-<w:hdr xmlns:wpc="http://schemas.microsoft.com/office/word/2010/wordprocessingCanvas" xmlns:cx="http://schemas.microsoft.com/office/drawing/2014/chartex" xmlns:cx1="http://schemas.microsoft.com/office/drawing/2015/9/8/chartex" xmlns:cx2="http://schemas.microsoft.com/office/drawing/2015/10/21/chartex" xmlns:cx3="http://schemas.microsoft.com/office/drawing/2016/5/9/chartex" xmlns:cx4="http://schemas.microsoft.com/office/drawing/2016/5/10/chartex" xmlns:cx5="http://schemas.microsoft.com/office/drawing/2016/5/11/chartex" xmlns:cx6="http://schemas.microsoft.com/office/drawing/2016/5/12/chartex" xmlns:cx7="http://schemas.microsoft.com/office/drawing/2016/5/13/chartex" xmlns:cx8="http://schemas.microsoft.com/office/drawing/2016/5/14/chartex" xmlns:mc="http://schemas.openxmlformats.org/markup-compatibility/2006" xmlns:aink="http://schemas.microsoft.com/office/drawing/2016/ink" xmlns:am3d="http://schemas.microsoft.com/office/drawing/2017/model3d" xmlns:o="urn:schemas-microsoft-com:office:office" xmlns:oel="http://schemas.microsoft.com/office/2019/extlst" xmlns:r="http://schemas.openxmlformats.org/officeDocument/2006/relationships" xmlns:m="http://schemas.openxmlformats.org/officeDocument/2006/math" xmlns:v="urn:schemas-microsoft-com:vml" xmlns:wp14="http://schemas.microsoft.com/office/word/2010/wordprocessingDrawing" xmlns:wp="http://schemas.openxmlformats.org/drawingml/2006/wordprocessingDrawing" xmlns:w10="urn:schemas-microsoft-com:office:word" xmlns:w="http://schemas.openxmlformats.org/wordprocessingml/2006/main" xmlns:w14="http://schemas.microsoft.com/office/word/2010/wordml" xmlns:w15="http://schemas.microsoft.com/office/word/2012/wordml" xmlns:w16cex="http://schemas.microsoft.com/office/word/2018/wordml/cex" xmlns:w16cid="http://schemas.microsoft.com/office/word/2016/wordml/cid" xmlns:w16="http://schemas.microsoft.com/office/word/2018/wordml" xmlns:w16du="http://schemas.microsoft.com/office/word/2023/wordml/word16du" xmlns:w16sdtdh="http://schemas.microsoft.com/office/word/2020/wordml/sdtdatahash" xmlns:w16se="http://schemas.microsoft.com/office/word/2015/wordml/symex" xmlns:wpg="http://schemas.microsoft.com/office/word/2010/wordprocessingGroup" xmlns:wpi="http://schemas.microsoft.com/office/word/2010/wordprocessingInk" xmlns:wne="http://schemas.microsoft.com/office/word/2006/wordml" xmlns:wps="http://schemas.microsoft.com/office/word/2010/wordprocessingShape" mc:Ignorable="w14 w15 w16se w16cid w16 w16cex w16sdtdh w16du wp14">
+<w:hdr xmlns:wpc="http://schemas.microsoft.com/office/word/2010/wordprocessingCanvas" xmlns:cx="http://schemas.microsoft.com/office/drawing/2014/chartex" xmlns:cx1="http://schemas.microsoft.com/office/drawing/2015/9/8/chartex" xmlns:cx2="http://schemas.microsoft.com/office/drawing/2015/10/21/chartex" xmlns:cx3="http://schemas.microsoft.com/office/drawing/2016/5/9/chartex" xmlns:cx4="http://schemas.microsoft.com/office/drawing/2016/5/10/chartex" xmlns:cx5="http://schemas.microsoft.com/office/drawing/2016/5/11/chartex" xmlns:cx6="http://schemas.microsoft.com/office/drawing/2016/5/12/chartex" xmlns:cx7="http://schemas.microsoft.com/office/drawing/2016/5/13/chartex" xmlns:cx8="http://schemas.microsoft.com/office/drawing/2016/5/14/chartex" xmlns:mc="http://schemas.openxmlformats.org/markup-compatibility/2006" xmlns:aink="http://schemas.microsoft.com/office/drawing/2016/ink" xmlns:am3d="http://schemas.microsoft.com/office/drawing/2017/model3d" xmlns:o="urn:schemas-microsoft-com:office:office" xmlns:oel="http://schemas.microsoft.com/office/2019/extlst" xmlns:r="http://schemas.openxmlformats.org/officeDocument/2006/relationships" xmlns:m="http://schemas.openxmlformats.org/officeDocument/2006/math" xmlns:v="urn:schemas-microsoft-com:vml" xmlns:wp14="http://schemas.microsoft.com/office/word/2010/wordprocessingDrawing" xmlns:wp="http://schemas.openxmlformats.org/drawingml/2006/wordprocessingDrawing" xmlns:w10="urn:schemas-microsoft-com:office:word" xmlns:w="http://schemas.openxmlformats.org/wordprocessingml/2006/main" xmlns:w14="http://schemas.microsoft.com/office/word/2010/wordml" xmlns:w15="http://schemas.microsoft.com/office/word/2012/wordml" xmlns:w16cex="http://schemas.microsoft.com/office/word/2018/wordml/cex" xmlns:w16cid="http://schemas.microsoft.com/office/word/2016/wordml/cid" xmlns:w16="http://schemas.microsoft.com/office/word/2018/wordml" xmlns:w16du="http://schemas.microsoft.com/office/word/2023/wordml/word16du" xmlns:w16sdtdh="http://schemas.microsoft.com/office/word/2020/wordml/sdtdatahash" xmlns:w16sdtfl="http://schemas.microsoft.com/office/word/2024/wordml/sdtformatlock" xmlns:w16se="http://schemas.microsoft.com/office/word/2015/wordml/symex" xmlns:wpg="http://schemas.microsoft.com/office/word/2010/wordprocessingGroup" xmlns:wpi="http://schemas.microsoft.com/office/word/2010/wordprocessingInk" xmlns:wne="http://schemas.microsoft.com/office/word/2006/wordml" xmlns:wps="http://schemas.microsoft.com/office/word/2010/wordprocessingShape" mc:Ignorable="w14 w15 w16se w16cid w16 w16cex w16sdtdh w16sdtfl w16du wp14">
   <w:p>
     <w:pPr>
       <w:jc w:val="center"/>
@@ -14175,7 +13948,6 @@
       </w:rPr>
       <w:t xml:space="preserve">   </w:t>
     </w:r>
-    <w:proofErr w:type="spellStart"/>
     <w:r>
       <w:rPr>
         <w:rFonts w:ascii="微软雅黑" w:eastAsia="微软雅黑" w:hAnsi="微软雅黑"/>
@@ -14183,13 +13955,12 @@
       </w:rPr>
       <w:t>drill_up</w:t>
     </w:r>
-    <w:proofErr w:type="spellEnd"/>
   </w:p>
 </w:hdr>
 </file>
 
 <file path=word/numbering.xml><?xml version="1.0" encoding="utf-8"?>
-<w:numbering xmlns:wpc="http://schemas.microsoft.com/office/word/2010/wordprocessingCanvas" xmlns:cx="http://schemas.microsoft.com/office/drawing/2014/chartex" xmlns:cx1="http://schemas.microsoft.com/office/drawing/2015/9/8/chartex" xmlns:cx2="http://schemas.microsoft.com/office/drawing/2015/10/21/chartex" xmlns:cx3="http://schemas.microsoft.com/office/drawing/2016/5/9/chartex" xmlns:cx4="http://schemas.microsoft.com/office/drawing/2016/5/10/chartex" xmlns:cx5="http://schemas.microsoft.com/office/drawing/2016/5/11/chartex" xmlns:cx6="http://schemas.microsoft.com/office/drawing/2016/5/12/chartex" xmlns:cx7="http://schemas.microsoft.com/office/drawing/2016/5/13/chartex" xmlns:cx8="http://schemas.microsoft.com/office/drawing/2016/5/14/chartex" xmlns:mc="http://schemas.openxmlformats.org/markup-compatibility/2006" xmlns:aink="http://schemas.microsoft.com/office/drawing/2016/ink" xmlns:am3d="http://schemas.microsoft.com/office/drawing/2017/model3d" xmlns:o="urn:schemas-microsoft-com:office:office" xmlns:oel="http://schemas.microsoft.com/office/2019/extlst" xmlns:r="http://schemas.openxmlformats.org/officeDocument/2006/relationships" xmlns:m="http://schemas.openxmlformats.org/officeDocument/2006/math" xmlns:v="urn:schemas-microsoft-com:vml" xmlns:wp14="http://schemas.microsoft.com/office/word/2010/wordprocessingDrawing" xmlns:wp="http://schemas.openxmlformats.org/drawingml/2006/wordprocessingDrawing" xmlns:w10="urn:schemas-microsoft-com:office:word" xmlns:w="http://schemas.openxmlformats.org/wordprocessingml/2006/main" xmlns:w14="http://schemas.microsoft.com/office/word/2010/wordml" xmlns:w15="http://schemas.microsoft.com/office/word/2012/wordml" xmlns:w16cex="http://schemas.microsoft.com/office/word/2018/wordml/cex" xmlns:w16cid="http://schemas.microsoft.com/office/word/2016/wordml/cid" xmlns:w16="http://schemas.microsoft.com/office/word/2018/wordml" xmlns:w16du="http://schemas.microsoft.com/office/word/2023/wordml/word16du" xmlns:w16sdtdh="http://schemas.microsoft.com/office/word/2020/wordml/sdtdatahash" xmlns:w16se="http://schemas.microsoft.com/office/word/2015/wordml/symex" xmlns:wpg="http://schemas.microsoft.com/office/word/2010/wordprocessingGroup" xmlns:wpi="http://schemas.microsoft.com/office/word/2010/wordprocessingInk" xmlns:wne="http://schemas.microsoft.com/office/word/2006/wordml" xmlns:wps="http://schemas.microsoft.com/office/word/2010/wordprocessingShape" mc:Ignorable="w14 w15 w16se w16cid w16 w16cex w16sdtdh w16du wp14">
+<w:numbering xmlns:wpc="http://schemas.microsoft.com/office/word/2010/wordprocessingCanvas" xmlns:cx="http://schemas.microsoft.com/office/drawing/2014/chartex" xmlns:cx1="http://schemas.microsoft.com/office/drawing/2015/9/8/chartex" xmlns:cx2="http://schemas.microsoft.com/office/drawing/2015/10/21/chartex" xmlns:cx3="http://schemas.microsoft.com/office/drawing/2016/5/9/chartex" xmlns:cx4="http://schemas.microsoft.com/office/drawing/2016/5/10/chartex" xmlns:cx5="http://schemas.microsoft.com/office/drawing/2016/5/11/chartex" xmlns:cx6="http://schemas.microsoft.com/office/drawing/2016/5/12/chartex" xmlns:cx7="http://schemas.microsoft.com/office/drawing/2016/5/13/chartex" xmlns:cx8="http://schemas.microsoft.com/office/drawing/2016/5/14/chartex" xmlns:mc="http://schemas.openxmlformats.org/markup-compatibility/2006" xmlns:aink="http://schemas.microsoft.com/office/drawing/2016/ink" xmlns:am3d="http://schemas.microsoft.com/office/drawing/2017/model3d" xmlns:o="urn:schemas-microsoft-com:office:office" xmlns:oel="http://schemas.microsoft.com/office/2019/extlst" xmlns:r="http://schemas.openxmlformats.org/officeDocument/2006/relationships" xmlns:m="http://schemas.openxmlformats.org/officeDocument/2006/math" xmlns:v="urn:schemas-microsoft-com:vml" xmlns:wp14="http://schemas.microsoft.com/office/word/2010/wordprocessingDrawing" xmlns:wp="http://schemas.openxmlformats.org/drawingml/2006/wordprocessingDrawing" xmlns:w10="urn:schemas-microsoft-com:office:word" xmlns:w="http://schemas.openxmlformats.org/wordprocessingml/2006/main" xmlns:w14="http://schemas.microsoft.com/office/word/2010/wordml" xmlns:w15="http://schemas.microsoft.com/office/word/2012/wordml" xmlns:w16cex="http://schemas.microsoft.com/office/word/2018/wordml/cex" xmlns:w16cid="http://schemas.microsoft.com/office/word/2016/wordml/cid" xmlns:w16="http://schemas.microsoft.com/office/word/2018/wordml" xmlns:w16du="http://schemas.microsoft.com/office/word/2023/wordml/word16du" xmlns:w16sdtdh="http://schemas.microsoft.com/office/word/2020/wordml/sdtdatahash" xmlns:w16sdtfl="http://schemas.microsoft.com/office/word/2024/wordml/sdtformatlock" xmlns:w16se="http://schemas.microsoft.com/office/word/2015/wordml/symex" xmlns:wpg="http://schemas.microsoft.com/office/word/2010/wordprocessingGroup" xmlns:wpi="http://schemas.microsoft.com/office/word/2010/wordprocessingInk" xmlns:wne="http://schemas.microsoft.com/office/word/2006/wordml" xmlns:wps="http://schemas.microsoft.com/office/word/2010/wordprocessingShape" mc:Ignorable="w14 w15 w16se w16cid w16 w16cex w16sdtdh w16sdtfl w16du wp14">
   <w:abstractNum w:abstractNumId="0" w15:restartNumberingAfterBreak="0">
     <w:nsid w:val="5B365EDE"/>
     <w:multiLevelType w:val="multilevel"/>
@@ -14553,7 +14324,7 @@
 </file>
 
 <file path=word/styles.xml><?xml version="1.0" encoding="utf-8"?>
-<w:styles xmlns:mc="http://schemas.openxmlformats.org/markup-compatibility/2006" xmlns:r="http://schemas.openxmlformats.org/officeDocument/2006/relationships" xmlns:w="http://schemas.openxmlformats.org/wordprocessingml/2006/main" xmlns:w14="http://schemas.microsoft.com/office/word/2010/wordml" xmlns:w15="http://schemas.microsoft.com/office/word/2012/wordml" xmlns:w16cex="http://schemas.microsoft.com/office/word/2018/wordml/cex" xmlns:w16cid="http://schemas.microsoft.com/office/word/2016/wordml/cid" xmlns:w16="http://schemas.microsoft.com/office/word/2018/wordml" xmlns:w16du="http://schemas.microsoft.com/office/word/2023/wordml/word16du" xmlns:w16sdtdh="http://schemas.microsoft.com/office/word/2020/wordml/sdtdatahash" xmlns:w16se="http://schemas.microsoft.com/office/word/2015/wordml/symex" mc:Ignorable="w14 w15 w16se w16cid w16 w16cex w16sdtdh w16du">
+<w:styles xmlns:mc="http://schemas.openxmlformats.org/markup-compatibility/2006" xmlns:r="http://schemas.openxmlformats.org/officeDocument/2006/relationships" xmlns:w="http://schemas.openxmlformats.org/wordprocessingml/2006/main" xmlns:w14="http://schemas.microsoft.com/office/word/2010/wordml" xmlns:w15="http://schemas.microsoft.com/office/word/2012/wordml" xmlns:w16cex="http://schemas.microsoft.com/office/word/2018/wordml/cex" xmlns:w16cid="http://schemas.microsoft.com/office/word/2016/wordml/cid" xmlns:w16="http://schemas.microsoft.com/office/word/2018/wordml" xmlns:w16du="http://schemas.microsoft.com/office/word/2023/wordml/word16du" xmlns:w16sdtdh="http://schemas.microsoft.com/office/word/2020/wordml/sdtdatahash" xmlns:w16sdtfl="http://schemas.microsoft.com/office/word/2024/wordml/sdtformatlock" xmlns:w16se="http://schemas.microsoft.com/office/word/2015/wordml/symex" mc:Ignorable="w14 w15 w16se w16cid w16 w16cex w16sdtdh w16sdtfl w16du">
   <w:docDefaults>
     <w:rPrDefault>
       <w:rPr>
@@ -15045,6 +14816,7 @@
   <w:style w:type="character" w:default="1" w:styleId="a0">
     <w:name w:val="Default Paragraph Font"/>
     <w:uiPriority w:val="1"/>
+    <w:semiHidden/>
     <w:unhideWhenUsed/>
   </w:style>
   <w:style w:type="table" w:default="1" w:styleId="a1">
